--- a/rediseno_2026/4.5 Itinerarios formateados y corregidos/CPA-507 Auditoría de Proyectos Público y Privado.docx
+++ b/rediseno_2026/4.5 Itinerarios formateados y corregidos/CPA-507 Auditoría de Proyectos Público y Privado.docx
@@ -105,8 +105,10 @@
         </w:tblBorders>
         <w:tblLayout w:type="fixed"/>
         <w:tblCellMar>
-          <w:left w:w="10" w:type="dxa"/>
-          <w:right w:w="10" w:type="dxa"/>
+          <w:top w:w="40" w:type="dxa"/>
+          <w:left w:w="90" w:type="dxa"/>
+          <w:bottom w:w="40" w:type="dxa"/>
+          <w:right w:w="90" w:type="dxa"/>
         </w:tblCellMar>
         <w:tblLook w:val="0000" w:firstRow="0" w:lastRow="0" w:firstColumn="0" w:lastColumn="0" w:noHBand="0" w:noVBand="0"/>
       </w:tblPr>
@@ -138,12 +140,6 @@
               <w:right w:val="single" w:sz="6" w:space="0" w:color="1F3864"/>
             </w:tcBorders>
             <w:shd w:val="clear" w:color="auto" w:fill="4472C4"/>
-            <w:tcMar>
-              <w:top w:w="60" w:type="dxa"/>
-              <w:left w:w="90" w:type="dxa"/>
-              <w:bottom w:w="60" w:type="dxa"/>
-              <w:right w:w="90" w:type="dxa"/>
-            </w:tcMar>
           </w:tcPr>
           <w:p>
             <w:pPr>
@@ -181,12 +177,6 @@
               <w:right w:val="single" w:sz="6" w:space="0" w:color="1F3864"/>
             </w:tcBorders>
             <w:shd w:val="clear" w:color="auto" w:fill="4472C4"/>
-            <w:tcMar>
-              <w:top w:w="60" w:type="dxa"/>
-              <w:left w:w="90" w:type="dxa"/>
-              <w:bottom w:w="60" w:type="dxa"/>
-              <w:right w:w="90" w:type="dxa"/>
-            </w:tcMar>
           </w:tcPr>
           <w:p>
             <w:pPr>
@@ -224,12 +214,6 @@
               <w:right w:val="single" w:sz="6" w:space="0" w:color="1F3864"/>
             </w:tcBorders>
             <w:shd w:val="clear" w:color="auto" w:fill="4472C4"/>
-            <w:tcMar>
-              <w:top w:w="60" w:type="dxa"/>
-              <w:left w:w="90" w:type="dxa"/>
-              <w:bottom w:w="60" w:type="dxa"/>
-              <w:right w:w="90" w:type="dxa"/>
-            </w:tcMar>
           </w:tcPr>
           <w:p>
             <w:pPr>
@@ -267,12 +251,6 @@
               <w:right w:val="single" w:sz="6" w:space="0" w:color="1F3864"/>
             </w:tcBorders>
             <w:shd w:val="clear" w:color="auto" w:fill="4472C4"/>
-            <w:tcMar>
-              <w:top w:w="60" w:type="dxa"/>
-              <w:left w:w="90" w:type="dxa"/>
-              <w:bottom w:w="60" w:type="dxa"/>
-              <w:right w:w="90" w:type="dxa"/>
-            </w:tcMar>
           </w:tcPr>
           <w:p>
             <w:pPr>
@@ -312,12 +290,6 @@
               <w:right w:val="single" w:sz="6" w:space="0" w:color="1F3864"/>
             </w:tcBorders>
             <w:shd w:val="clear" w:color="auto" w:fill="D9E2F3"/>
-            <w:tcMar>
-              <w:top w:w="60" w:type="dxa"/>
-              <w:left w:w="90" w:type="dxa"/>
-              <w:bottom w:w="60" w:type="dxa"/>
-              <w:right w:w="90" w:type="dxa"/>
-            </w:tcMar>
             <w:vAlign w:val="center"/>
           </w:tcPr>
           <w:p>
@@ -351,12 +323,6 @@
               <w:right w:val="single" w:sz="6" w:space="0" w:color="1F3864"/>
             </w:tcBorders>
             <w:shd w:val="clear" w:color="auto" w:fill="D9E2F3"/>
-            <w:tcMar>
-              <w:top w:w="60" w:type="dxa"/>
-              <w:left w:w="90" w:type="dxa"/>
-              <w:bottom w:w="60" w:type="dxa"/>
-              <w:right w:w="90" w:type="dxa"/>
-            </w:tcMar>
             <w:vAlign w:val="center"/>
           </w:tcPr>
           <w:p>
@@ -390,12 +356,6 @@
               <w:right w:val="single" w:sz="6" w:space="0" w:color="1F3864"/>
             </w:tcBorders>
             <w:shd w:val="clear" w:color="auto" w:fill="D9E2F3"/>
-            <w:tcMar>
-              <w:top w:w="60" w:type="dxa"/>
-              <w:left w:w="90" w:type="dxa"/>
-              <w:bottom w:w="60" w:type="dxa"/>
-              <w:right w:w="90" w:type="dxa"/>
-            </w:tcMar>
             <w:vAlign w:val="center"/>
           </w:tcPr>
           <w:p>
@@ -429,12 +389,6 @@
               <w:right w:val="single" w:sz="6" w:space="0" w:color="1F3864"/>
             </w:tcBorders>
             <w:shd w:val="clear" w:color="auto" w:fill="D9E2F3"/>
-            <w:tcMar>
-              <w:top w:w="60" w:type="dxa"/>
-              <w:left w:w="90" w:type="dxa"/>
-              <w:bottom w:w="60" w:type="dxa"/>
-              <w:right w:w="90" w:type="dxa"/>
-            </w:tcMar>
             <w:vAlign w:val="center"/>
           </w:tcPr>
           <w:p>
@@ -470,12 +424,6 @@
               <w:right w:val="single" w:sz="6" w:space="0" w:color="1F3864"/>
             </w:tcBorders>
             <w:shd w:val="clear" w:color="auto" w:fill="4472C4"/>
-            <w:tcMar>
-              <w:top w:w="60" w:type="dxa"/>
-              <w:left w:w="90" w:type="dxa"/>
-              <w:bottom w:w="60" w:type="dxa"/>
-              <w:right w:w="90" w:type="dxa"/>
-            </w:tcMar>
           </w:tcPr>
           <w:p>
             <w:pPr>
@@ -513,12 +461,6 @@
               <w:right w:val="single" w:sz="6" w:space="0" w:color="1F3864"/>
             </w:tcBorders>
             <w:shd w:val="clear" w:color="auto" w:fill="4472C4"/>
-            <w:tcMar>
-              <w:top w:w="60" w:type="dxa"/>
-              <w:left w:w="90" w:type="dxa"/>
-              <w:bottom w:w="60" w:type="dxa"/>
-              <w:right w:w="90" w:type="dxa"/>
-            </w:tcMar>
           </w:tcPr>
           <w:p>
             <w:pPr>
@@ -557,12 +499,6 @@
               <w:right w:val="single" w:sz="6" w:space="0" w:color="1F3864"/>
             </w:tcBorders>
             <w:shd w:val="clear" w:color="auto" w:fill="4472C4"/>
-            <w:tcMar>
-              <w:top w:w="60" w:type="dxa"/>
-              <w:left w:w="90" w:type="dxa"/>
-              <w:bottom w:w="60" w:type="dxa"/>
-              <w:right w:w="90" w:type="dxa"/>
-            </w:tcMar>
           </w:tcPr>
           <w:p>
             <w:pPr>
@@ -599,12 +535,6 @@
               <w:right w:val="single" w:sz="6" w:space="0" w:color="1F3864"/>
             </w:tcBorders>
             <w:shd w:val="clear" w:color="auto" w:fill="4472C4"/>
-            <w:tcMar>
-              <w:top w:w="60" w:type="dxa"/>
-              <w:left w:w="90" w:type="dxa"/>
-              <w:bottom w:w="60" w:type="dxa"/>
-              <w:right w:w="90" w:type="dxa"/>
-            </w:tcMar>
           </w:tcPr>
           <w:p>
             <w:pPr>
@@ -641,12 +571,6 @@
               <w:right w:val="single" w:sz="6" w:space="0" w:color="1F3864"/>
             </w:tcBorders>
             <w:shd w:val="clear" w:color="auto" w:fill="4472C4"/>
-            <w:tcMar>
-              <w:top w:w="60" w:type="dxa"/>
-              <w:left w:w="90" w:type="dxa"/>
-              <w:bottom w:w="60" w:type="dxa"/>
-              <w:right w:w="90" w:type="dxa"/>
-            </w:tcMar>
           </w:tcPr>
           <w:p>
             <w:pPr>
@@ -683,12 +607,6 @@
               <w:right w:val="single" w:sz="6" w:space="0" w:color="1F3864"/>
             </w:tcBorders>
             <w:shd w:val="clear" w:color="auto" w:fill="4472C4"/>
-            <w:tcMar>
-              <w:top w:w="60" w:type="dxa"/>
-              <w:left w:w="90" w:type="dxa"/>
-              <w:bottom w:w="60" w:type="dxa"/>
-              <w:right w:w="90" w:type="dxa"/>
-            </w:tcMar>
           </w:tcPr>
           <w:p>
             <w:pPr>
@@ -725,12 +643,6 @@
               <w:right w:val="single" w:sz="6" w:space="0" w:color="1F3864"/>
             </w:tcBorders>
             <w:shd w:val="clear" w:color="auto" w:fill="4472C4"/>
-            <w:tcMar>
-              <w:top w:w="60" w:type="dxa"/>
-              <w:left w:w="90" w:type="dxa"/>
-              <w:bottom w:w="60" w:type="dxa"/>
-              <w:right w:w="90" w:type="dxa"/>
-            </w:tcMar>
           </w:tcPr>
           <w:p>
             <w:pPr>
@@ -767,12 +679,6 @@
               <w:right w:val="single" w:sz="6" w:space="0" w:color="1F3864"/>
             </w:tcBorders>
             <w:shd w:val="clear" w:color="auto" w:fill="4472C4"/>
-            <w:tcMar>
-              <w:top w:w="60" w:type="dxa"/>
-              <w:left w:w="90" w:type="dxa"/>
-              <w:bottom w:w="60" w:type="dxa"/>
-              <w:right w:w="90" w:type="dxa"/>
-            </w:tcMar>
           </w:tcPr>
           <w:p>
             <w:pPr>
@@ -809,12 +715,6 @@
               <w:right w:val="single" w:sz="6" w:space="0" w:color="1F3864"/>
             </w:tcBorders>
             <w:shd w:val="clear" w:color="auto" w:fill="D9E2F3"/>
-            <w:tcMar>
-              <w:top w:w="60" w:type="dxa"/>
-              <w:left w:w="90" w:type="dxa"/>
-              <w:bottom w:w="60" w:type="dxa"/>
-              <w:right w:w="90" w:type="dxa"/>
-            </w:tcMar>
           </w:tcPr>
           <w:p>
             <w:pPr>
@@ -839,12 +739,6 @@
               <w:right w:val="single" w:sz="6" w:space="0" w:color="1F3864"/>
             </w:tcBorders>
             <w:shd w:val="clear" w:color="auto" w:fill="D9E2F3"/>
-            <w:tcMar>
-              <w:top w:w="60" w:type="dxa"/>
-              <w:left w:w="90" w:type="dxa"/>
-              <w:bottom w:w="60" w:type="dxa"/>
-              <w:right w:w="90" w:type="dxa"/>
-            </w:tcMar>
           </w:tcPr>
           <w:p>
             <w:pPr>
@@ -877,12 +771,6 @@
               <w:right w:val="single" w:sz="6" w:space="0" w:color="1F3864"/>
             </w:tcBorders>
             <w:shd w:val="clear" w:color="auto" w:fill="D9E2F3"/>
-            <w:tcMar>
-              <w:top w:w="60" w:type="dxa"/>
-              <w:left w:w="90" w:type="dxa"/>
-              <w:bottom w:w="60" w:type="dxa"/>
-              <w:right w:w="90" w:type="dxa"/>
-            </w:tcMar>
           </w:tcPr>
           <w:p>
             <w:pPr>
@@ -915,12 +803,6 @@
               <w:right w:val="single" w:sz="6" w:space="0" w:color="1F3864"/>
             </w:tcBorders>
             <w:shd w:val="clear" w:color="auto" w:fill="D9E2F3"/>
-            <w:tcMar>
-              <w:top w:w="60" w:type="dxa"/>
-              <w:left w:w="90" w:type="dxa"/>
-              <w:bottom w:w="60" w:type="dxa"/>
-              <w:right w:w="90" w:type="dxa"/>
-            </w:tcMar>
           </w:tcPr>
           <w:p>
             <w:pPr>
@@ -953,12 +835,6 @@
               <w:right w:val="single" w:sz="6" w:space="0" w:color="1F3864"/>
             </w:tcBorders>
             <w:shd w:val="clear" w:color="auto" w:fill="D9E2F3"/>
-            <w:tcMar>
-              <w:top w:w="60" w:type="dxa"/>
-              <w:left w:w="90" w:type="dxa"/>
-              <w:bottom w:w="60" w:type="dxa"/>
-              <w:right w:w="90" w:type="dxa"/>
-            </w:tcMar>
           </w:tcPr>
           <w:p>
             <w:pPr>
@@ -991,12 +867,6 @@
               <w:right w:val="single" w:sz="6" w:space="0" w:color="1F3864"/>
             </w:tcBorders>
             <w:shd w:val="clear" w:color="auto" w:fill="D9E2F3"/>
-            <w:tcMar>
-              <w:top w:w="60" w:type="dxa"/>
-              <w:left w:w="90" w:type="dxa"/>
-              <w:bottom w:w="60" w:type="dxa"/>
-              <w:right w:w="90" w:type="dxa"/>
-            </w:tcMar>
           </w:tcPr>
           <w:p>
             <w:pPr>
@@ -1029,12 +899,6 @@
               <w:right w:val="single" w:sz="6" w:space="0" w:color="1F3864"/>
             </w:tcBorders>
             <w:shd w:val="clear" w:color="auto" w:fill="D9E2F3"/>
-            <w:tcMar>
-              <w:top w:w="60" w:type="dxa"/>
-              <w:left w:w="90" w:type="dxa"/>
-              <w:bottom w:w="60" w:type="dxa"/>
-              <w:right w:w="90" w:type="dxa"/>
-            </w:tcMar>
           </w:tcPr>
           <w:p>
             <w:pPr>
@@ -1066,12 +930,6 @@
               <w:right w:val="single" w:sz="6" w:space="0" w:color="1F3864"/>
             </w:tcBorders>
             <w:shd w:val="clear" w:color="auto" w:fill="D9E2F3"/>
-            <w:tcMar>
-              <w:top w:w="60" w:type="dxa"/>
-              <w:left w:w="90" w:type="dxa"/>
-              <w:bottom w:w="60" w:type="dxa"/>
-              <w:right w:w="90" w:type="dxa"/>
-            </w:tcMar>
           </w:tcPr>
           <w:p>
             <w:pPr>
@@ -1106,12 +964,6 @@
               <w:right w:val="single" w:sz="6" w:space="0" w:color="1F3864"/>
             </w:tcBorders>
             <w:shd w:val="clear" w:color="auto" w:fill="4472C4"/>
-            <w:tcMar>
-              <w:top w:w="60" w:type="dxa"/>
-              <w:left w:w="90" w:type="dxa"/>
-              <w:bottom w:w="60" w:type="dxa"/>
-              <w:right w:w="90" w:type="dxa"/>
-            </w:tcMar>
           </w:tcPr>
           <w:p>
             <w:pPr>
@@ -1151,12 +1003,6 @@
               <w:right w:val="single" w:sz="6" w:space="0" w:color="1F3864"/>
             </w:tcBorders>
             <w:shd w:val="clear" w:color="auto" w:fill="D9E2F3"/>
-            <w:tcMar>
-              <w:top w:w="60" w:type="dxa"/>
-              <w:left w:w="90" w:type="dxa"/>
-              <w:bottom w:w="60" w:type="dxa"/>
-              <w:right w:w="90" w:type="dxa"/>
-            </w:tcMar>
           </w:tcPr>
           <w:p>
             <w:pPr>
@@ -1199,12 +1045,6 @@
               <w:right w:val="single" w:sz="6" w:space="0" w:color="1F3864"/>
             </w:tcBorders>
             <w:shd w:val="clear" w:color="auto" w:fill="D9E2F3"/>
-            <w:tcMar>
-              <w:top w:w="60" w:type="dxa"/>
-              <w:left w:w="90" w:type="dxa"/>
-              <w:bottom w:w="60" w:type="dxa"/>
-              <w:right w:w="90" w:type="dxa"/>
-            </w:tcMar>
           </w:tcPr>
           <w:p>
             <w:pPr>
@@ -1249,12 +1089,6 @@
               <w:right w:val="single" w:sz="6" w:space="0" w:color="1F3864"/>
             </w:tcBorders>
             <w:shd w:val="clear" w:color="auto" w:fill="4472C4"/>
-            <w:tcMar>
-              <w:top w:w="60" w:type="dxa"/>
-              <w:left w:w="90" w:type="dxa"/>
-              <w:bottom w:w="60" w:type="dxa"/>
-              <w:right w:w="90" w:type="dxa"/>
-            </w:tcMar>
           </w:tcPr>
           <w:p>
             <w:pPr>
@@ -1292,12 +1126,6 @@
               <w:right w:val="single" w:sz="6" w:space="0" w:color="1F3864"/>
             </w:tcBorders>
             <w:shd w:val="clear" w:color="auto" w:fill="4472C4"/>
-            <w:tcMar>
-              <w:top w:w="60" w:type="dxa"/>
-              <w:left w:w="90" w:type="dxa"/>
-              <w:bottom w:w="60" w:type="dxa"/>
-              <w:right w:w="90" w:type="dxa"/>
-            </w:tcMar>
           </w:tcPr>
           <w:p>
             <w:pPr>
@@ -1335,12 +1163,6 @@
               <w:right w:val="single" w:sz="6" w:space="0" w:color="1F3864"/>
             </w:tcBorders>
             <w:shd w:val="clear" w:color="auto" w:fill="4472C4"/>
-            <w:tcMar>
-              <w:top w:w="60" w:type="dxa"/>
-              <w:left w:w="90" w:type="dxa"/>
-              <w:bottom w:w="60" w:type="dxa"/>
-              <w:right w:w="90" w:type="dxa"/>
-            </w:tcMar>
           </w:tcPr>
           <w:p>
             <w:pPr>
@@ -1381,12 +1203,6 @@
               <w:right w:val="single" w:sz="6" w:space="0" w:color="1F3864"/>
             </w:tcBorders>
             <w:shd w:val="clear" w:color="auto" w:fill="D9E2F3"/>
-            <w:tcMar>
-              <w:top w:w="60" w:type="dxa"/>
-              <w:left w:w="90" w:type="dxa"/>
-              <w:bottom w:w="60" w:type="dxa"/>
-              <w:right w:w="90" w:type="dxa"/>
-            </w:tcMar>
           </w:tcPr>
           <w:p>
             <w:pPr>
@@ -1418,12 +1234,6 @@
               <w:right w:val="single" w:sz="6" w:space="0" w:color="1F3864"/>
             </w:tcBorders>
             <w:shd w:val="clear" w:color="auto" w:fill="D9E2F3"/>
-            <w:tcMar>
-              <w:top w:w="60" w:type="dxa"/>
-              <w:left w:w="90" w:type="dxa"/>
-              <w:bottom w:w="60" w:type="dxa"/>
-              <w:right w:w="90" w:type="dxa"/>
-            </w:tcMar>
           </w:tcPr>
           <w:p>
             <w:pPr>
@@ -1455,12 +1265,6 @@
               <w:right w:val="single" w:sz="6" w:space="0" w:color="1F3864"/>
             </w:tcBorders>
             <w:shd w:val="clear" w:color="auto" w:fill="D9E2F3"/>
-            <w:tcMar>
-              <w:top w:w="60" w:type="dxa"/>
-              <w:left w:w="90" w:type="dxa"/>
-              <w:bottom w:w="60" w:type="dxa"/>
-              <w:right w:w="90" w:type="dxa"/>
-            </w:tcMar>
           </w:tcPr>
           <w:p>
             <w:pPr>
@@ -1505,12 +1309,6 @@
               <w:right w:val="single" w:sz="6" w:space="0" w:color="1F3864"/>
             </w:tcBorders>
             <w:shd w:val="clear" w:color="auto" w:fill="D9E2F3"/>
-            <w:tcMar>
-              <w:top w:w="60" w:type="dxa"/>
-              <w:left w:w="90" w:type="dxa"/>
-              <w:bottom w:w="60" w:type="dxa"/>
-              <w:right w:w="90" w:type="dxa"/>
-            </w:tcMar>
           </w:tcPr>
           <w:p>
             <w:pPr>
@@ -1534,12 +1332,6 @@
               <w:right w:val="single" w:sz="6" w:space="0" w:color="1F3864"/>
             </w:tcBorders>
             <w:shd w:val="clear" w:color="auto" w:fill="D9E2F3"/>
-            <w:tcMar>
-              <w:top w:w="60" w:type="dxa"/>
-              <w:left w:w="90" w:type="dxa"/>
-              <w:bottom w:w="60" w:type="dxa"/>
-              <w:right w:w="90" w:type="dxa"/>
-            </w:tcMar>
           </w:tcPr>
           <w:p>
             <w:pPr>
@@ -1571,12 +1363,6 @@
               <w:right w:val="single" w:sz="6" w:space="0" w:color="1F3864"/>
             </w:tcBorders>
             <w:shd w:val="clear" w:color="auto" w:fill="D9E2F3"/>
-            <w:tcMar>
-              <w:top w:w="60" w:type="dxa"/>
-              <w:left w:w="90" w:type="dxa"/>
-              <w:bottom w:w="60" w:type="dxa"/>
-              <w:right w:w="90" w:type="dxa"/>
-            </w:tcMar>
           </w:tcPr>
           <w:p>
             <w:pPr>
@@ -1621,12 +1407,6 @@
               <w:right w:val="single" w:sz="6" w:space="0" w:color="1F3864"/>
             </w:tcBorders>
             <w:shd w:val="clear" w:color="auto" w:fill="D9E2F3"/>
-            <w:tcMar>
-              <w:top w:w="60" w:type="dxa"/>
-              <w:left w:w="90" w:type="dxa"/>
-              <w:bottom w:w="60" w:type="dxa"/>
-              <w:right w:w="90" w:type="dxa"/>
-            </w:tcMar>
           </w:tcPr>
           <w:p>
             <w:pPr>
@@ -1658,12 +1438,6 @@
               <w:right w:val="single" w:sz="6" w:space="0" w:color="1F3864"/>
             </w:tcBorders>
             <w:shd w:val="clear" w:color="auto" w:fill="D9E2F3"/>
-            <w:tcMar>
-              <w:top w:w="60" w:type="dxa"/>
-              <w:left w:w="90" w:type="dxa"/>
-              <w:bottom w:w="60" w:type="dxa"/>
-              <w:right w:w="90" w:type="dxa"/>
-            </w:tcMar>
           </w:tcPr>
           <w:p>
             <w:pPr>
@@ -1695,12 +1469,6 @@
               <w:right w:val="single" w:sz="6" w:space="0" w:color="1F3864"/>
             </w:tcBorders>
             <w:shd w:val="clear" w:color="auto" w:fill="D9E2F3"/>
-            <w:tcMar>
-              <w:top w:w="60" w:type="dxa"/>
-              <w:left w:w="90" w:type="dxa"/>
-              <w:bottom w:w="60" w:type="dxa"/>
-              <w:right w:w="90" w:type="dxa"/>
-            </w:tcMar>
           </w:tcPr>
           <w:p>
             <w:pPr>
@@ -1745,12 +1513,6 @@
               <w:right w:val="single" w:sz="6" w:space="0" w:color="1F3864"/>
             </w:tcBorders>
             <w:shd w:val="clear" w:color="auto" w:fill="D9E2F3"/>
-            <w:tcMar>
-              <w:top w:w="60" w:type="dxa"/>
-              <w:left w:w="90" w:type="dxa"/>
-              <w:bottom w:w="60" w:type="dxa"/>
-              <w:right w:w="90" w:type="dxa"/>
-            </w:tcMar>
           </w:tcPr>
           <w:p>
             <w:pPr>
@@ -1774,12 +1536,6 @@
               <w:right w:val="single" w:sz="6" w:space="0" w:color="1F3864"/>
             </w:tcBorders>
             <w:shd w:val="clear" w:color="auto" w:fill="D9E2F3"/>
-            <w:tcMar>
-              <w:top w:w="60" w:type="dxa"/>
-              <w:left w:w="90" w:type="dxa"/>
-              <w:bottom w:w="60" w:type="dxa"/>
-              <w:right w:w="90" w:type="dxa"/>
-            </w:tcMar>
           </w:tcPr>
           <w:p>
             <w:pPr>
@@ -1811,12 +1567,6 @@
               <w:right w:val="single" w:sz="6" w:space="0" w:color="1F3864"/>
             </w:tcBorders>
             <w:shd w:val="clear" w:color="auto" w:fill="D9E2F3"/>
-            <w:tcMar>
-              <w:top w:w="60" w:type="dxa"/>
-              <w:left w:w="90" w:type="dxa"/>
-              <w:bottom w:w="60" w:type="dxa"/>
-              <w:right w:w="90" w:type="dxa"/>
-            </w:tcMar>
           </w:tcPr>
           <w:p>
             <w:pPr>
@@ -1860,12 +1610,6 @@
               <w:right w:val="single" w:sz="6" w:space="0" w:color="1F3864"/>
             </w:tcBorders>
             <w:shd w:val="clear" w:color="auto" w:fill="4472C4"/>
-            <w:tcMar>
-              <w:top w:w="60" w:type="dxa"/>
-              <w:left w:w="90" w:type="dxa"/>
-              <w:bottom w:w="60" w:type="dxa"/>
-              <w:right w:w="90" w:type="dxa"/>
-            </w:tcMar>
           </w:tcPr>
           <w:p>
             <w:pPr>
@@ -1905,12 +1649,6 @@
               <w:right w:val="single" w:sz="6" w:space="0" w:color="1F3864"/>
             </w:tcBorders>
             <w:shd w:val="clear" w:color="auto" w:fill="4472C4"/>
-            <w:tcMar>
-              <w:top w:w="60" w:type="dxa"/>
-              <w:left w:w="90" w:type="dxa"/>
-              <w:bottom w:w="60" w:type="dxa"/>
-              <w:right w:w="90" w:type="dxa"/>
-            </w:tcMar>
             <w:vAlign w:val="center"/>
           </w:tcPr>
           <w:p>
@@ -1948,12 +1686,6 @@
               <w:right w:val="single" w:sz="6" w:space="0" w:color="1F3864"/>
             </w:tcBorders>
             <w:shd w:val="clear" w:color="auto" w:fill="D9E2F3"/>
-            <w:tcMar>
-              <w:top w:w="60" w:type="dxa"/>
-              <w:left w:w="90" w:type="dxa"/>
-              <w:bottom w:w="60" w:type="dxa"/>
-              <w:right w:w="90" w:type="dxa"/>
-            </w:tcMar>
           </w:tcPr>
           <w:p>
             <w:pPr>
@@ -2007,12 +1739,6 @@
               <w:right w:val="single" w:sz="6" w:space="0" w:color="1F3864"/>
             </w:tcBorders>
             <w:shd w:val="clear" w:color="auto" w:fill="4472C4"/>
-            <w:tcMar>
-              <w:top w:w="60" w:type="dxa"/>
-              <w:left w:w="90" w:type="dxa"/>
-              <w:bottom w:w="60" w:type="dxa"/>
-              <w:right w:w="90" w:type="dxa"/>
-            </w:tcMar>
             <w:vAlign w:val="center"/>
           </w:tcPr>
           <w:p>
@@ -2052,12 +1778,6 @@
               <w:right w:val="single" w:sz="6" w:space="0" w:color="1F3864"/>
             </w:tcBorders>
             <w:shd w:val="clear" w:color="auto" w:fill="4472C4"/>
-            <w:tcMar>
-              <w:top w:w="60" w:type="dxa"/>
-              <w:left w:w="90" w:type="dxa"/>
-              <w:bottom w:w="60" w:type="dxa"/>
-              <w:right w:w="90" w:type="dxa"/>
-            </w:tcMar>
           </w:tcPr>
           <w:p>
             <w:pPr>
@@ -2093,12 +1813,6 @@
               <w:right w:val="single" w:sz="6" w:space="0" w:color="1F3864"/>
             </w:tcBorders>
             <w:shd w:val="clear" w:color="auto" w:fill="D9E2F3"/>
-            <w:tcMar>
-              <w:top w:w="60" w:type="dxa"/>
-              <w:left w:w="90" w:type="dxa"/>
-              <w:bottom w:w="60" w:type="dxa"/>
-              <w:right w:w="90" w:type="dxa"/>
-            </w:tcMar>
           </w:tcPr>
           <w:p>
             <w:pPr>
@@ -2326,12 +2040,6 @@
               <w:right w:val="single" w:sz="6" w:space="0" w:color="1F3864"/>
             </w:tcBorders>
             <w:shd w:val="clear" w:color="auto" w:fill="D9E2F3"/>
-            <w:tcMar>
-              <w:top w:w="60" w:type="dxa"/>
-              <w:left w:w="90" w:type="dxa"/>
-              <w:bottom w:w="60" w:type="dxa"/>
-              <w:right w:w="90" w:type="dxa"/>
-            </w:tcMar>
           </w:tcPr>
           <w:p>
             <w:pPr>
@@ -2393,12 +2101,6 @@
               <w:right w:val="single" w:sz="6" w:space="0" w:color="1F3864"/>
             </w:tcBorders>
             <w:shd w:val="clear" w:color="auto" w:fill="4472C4"/>
-            <w:tcMar>
-              <w:top w:w="60" w:type="dxa"/>
-              <w:left w:w="90" w:type="dxa"/>
-              <w:bottom w:w="60" w:type="dxa"/>
-              <w:right w:w="90" w:type="dxa"/>
-            </w:tcMar>
           </w:tcPr>
           <w:p>
             <w:pPr>
@@ -2434,12 +2136,6 @@
               <w:right w:val="single" w:sz="6" w:space="0" w:color="1F3864"/>
             </w:tcBorders>
             <w:shd w:val="clear" w:color="auto" w:fill="D9E2F3"/>
-            <w:tcMar>
-              <w:top w:w="60" w:type="dxa"/>
-              <w:left w:w="90" w:type="dxa"/>
-              <w:bottom w:w="60" w:type="dxa"/>
-              <w:right w:w="90" w:type="dxa"/>
-            </w:tcMar>
           </w:tcPr>
           <w:p>
             <w:pPr>
@@ -2651,12 +2347,6 @@
               <w:right w:val="single" w:sz="6" w:space="0" w:color="1F3864"/>
             </w:tcBorders>
             <w:shd w:val="clear" w:color="auto" w:fill="D9E2F3"/>
-            <w:tcMar>
-              <w:top w:w="60" w:type="dxa"/>
-              <w:left w:w="90" w:type="dxa"/>
-              <w:bottom w:w="60" w:type="dxa"/>
-              <w:right w:w="90" w:type="dxa"/>
-            </w:tcMar>
           </w:tcPr>
           <w:p>
             <w:pPr>
@@ -2749,12 +2439,6 @@
               <w:right w:val="single" w:sz="6" w:space="0" w:color="1F3864"/>
             </w:tcBorders>
             <w:shd w:val="clear" w:color="auto" w:fill="4472C4"/>
-            <w:tcMar>
-              <w:top w:w="60" w:type="dxa"/>
-              <w:left w:w="90" w:type="dxa"/>
-              <w:bottom w:w="60" w:type="dxa"/>
-              <w:right w:w="90" w:type="dxa"/>
-            </w:tcMar>
           </w:tcPr>
           <w:p>
             <w:pPr>
@@ -2790,12 +2474,6 @@
               <w:right w:val="single" w:sz="6" w:space="0" w:color="1F3864"/>
             </w:tcBorders>
             <w:shd w:val="clear" w:color="auto" w:fill="D9E2F3"/>
-            <w:tcMar>
-              <w:top w:w="60" w:type="dxa"/>
-              <w:left w:w="90" w:type="dxa"/>
-              <w:bottom w:w="60" w:type="dxa"/>
-              <w:right w:w="90" w:type="dxa"/>
-            </w:tcMar>
           </w:tcPr>
           <w:p>
             <w:pPr>
@@ -3071,12 +2749,6 @@
               <w:right w:val="single" w:sz="6" w:space="0" w:color="1F3864"/>
             </w:tcBorders>
             <w:shd w:val="clear" w:color="auto" w:fill="D9E2F3"/>
-            <w:tcMar>
-              <w:top w:w="60" w:type="dxa"/>
-              <w:left w:w="90" w:type="dxa"/>
-              <w:bottom w:w="60" w:type="dxa"/>
-              <w:right w:w="90" w:type="dxa"/>
-            </w:tcMar>
           </w:tcPr>
           <w:p>
             <w:pPr>
@@ -3161,12 +2833,6 @@
               <w:right w:val="single" w:sz="6" w:space="0" w:color="1F3864"/>
             </w:tcBorders>
             <w:shd w:val="clear" w:color="auto" w:fill="D9E2F3"/>
-            <w:tcMar>
-              <w:top w:w="60" w:type="dxa"/>
-              <w:left w:w="90" w:type="dxa"/>
-              <w:bottom w:w="60" w:type="dxa"/>
-              <w:right w:w="90" w:type="dxa"/>
-            </w:tcMar>
           </w:tcPr>
           <w:p>
             <w:pPr>
@@ -3211,12 +2877,6 @@
               <w:right w:val="single" w:sz="6" w:space="0" w:color="1F3864"/>
             </w:tcBorders>
             <w:shd w:val="clear" w:color="auto" w:fill="4472C4"/>
-            <w:tcMar>
-              <w:top w:w="60" w:type="dxa"/>
-              <w:left w:w="90" w:type="dxa"/>
-              <w:bottom w:w="60" w:type="dxa"/>
-              <w:right w:w="90" w:type="dxa"/>
-            </w:tcMar>
           </w:tcPr>
           <w:p>
             <w:pPr>
@@ -3254,12 +2914,6 @@
               <w:right w:val="single" w:sz="6" w:space="0" w:color="1F3864"/>
             </w:tcBorders>
             <w:shd w:val="clear" w:color="auto" w:fill="4472C4"/>
-            <w:tcMar>
-              <w:top w:w="60" w:type="dxa"/>
-              <w:left w:w="90" w:type="dxa"/>
-              <w:bottom w:w="60" w:type="dxa"/>
-              <w:right w:w="90" w:type="dxa"/>
-            </w:tcMar>
           </w:tcPr>
           <w:p>
             <w:pPr>
@@ -3297,12 +2951,6 @@
               <w:right w:val="single" w:sz="6" w:space="0" w:color="1F3864"/>
             </w:tcBorders>
             <w:shd w:val="clear" w:color="auto" w:fill="4472C4"/>
-            <w:tcMar>
-              <w:top w:w="60" w:type="dxa"/>
-              <w:left w:w="90" w:type="dxa"/>
-              <w:bottom w:w="60" w:type="dxa"/>
-              <w:right w:w="90" w:type="dxa"/>
-            </w:tcMar>
           </w:tcPr>
           <w:p>
             <w:pPr>
@@ -3343,12 +2991,6 @@
               <w:right w:val="single" w:sz="6" w:space="0" w:color="1F3864"/>
             </w:tcBorders>
             <w:shd w:val="clear" w:color="auto" w:fill="D9E2F3"/>
-            <w:tcMar>
-              <w:top w:w="60" w:type="dxa"/>
-              <w:left w:w="90" w:type="dxa"/>
-              <w:bottom w:w="60" w:type="dxa"/>
-              <w:right w:w="90" w:type="dxa"/>
-            </w:tcMar>
           </w:tcPr>
           <w:p>
             <w:pPr>
@@ -3388,12 +3030,6 @@
               <w:right w:val="single" w:sz="6" w:space="0" w:color="1F3864"/>
             </w:tcBorders>
             <w:shd w:val="clear" w:color="auto" w:fill="D9E2F3"/>
-            <w:tcMar>
-              <w:top w:w="60" w:type="dxa"/>
-              <w:left w:w="90" w:type="dxa"/>
-              <w:bottom w:w="60" w:type="dxa"/>
-              <w:right w:w="90" w:type="dxa"/>
-            </w:tcMar>
           </w:tcPr>
           <w:p>
             <w:pPr>
@@ -3425,12 +3061,6 @@
               <w:right w:val="single" w:sz="6" w:space="0" w:color="1F3864"/>
             </w:tcBorders>
             <w:shd w:val="clear" w:color="auto" w:fill="D9E2F3"/>
-            <w:tcMar>
-              <w:top w:w="60" w:type="dxa"/>
-              <w:left w:w="90" w:type="dxa"/>
-              <w:bottom w:w="60" w:type="dxa"/>
-              <w:right w:w="90" w:type="dxa"/>
-            </w:tcMar>
           </w:tcPr>
           <w:p>
             <w:pPr>
@@ -3483,12 +3113,6 @@
               <w:right w:val="single" w:sz="6" w:space="0" w:color="1F3864"/>
             </w:tcBorders>
             <w:shd w:val="clear" w:color="auto" w:fill="D9E2F3"/>
-            <w:tcMar>
-              <w:top w:w="60" w:type="dxa"/>
-              <w:left w:w="90" w:type="dxa"/>
-              <w:bottom w:w="60" w:type="dxa"/>
-              <w:right w:w="90" w:type="dxa"/>
-            </w:tcMar>
           </w:tcPr>
           <w:p>
             <w:pPr>
@@ -3512,12 +3136,6 @@
               <w:right w:val="single" w:sz="6" w:space="0" w:color="1F3864"/>
             </w:tcBorders>
             <w:shd w:val="clear" w:color="auto" w:fill="D9E2F3"/>
-            <w:tcMar>
-              <w:top w:w="60" w:type="dxa"/>
-              <w:left w:w="90" w:type="dxa"/>
-              <w:bottom w:w="60" w:type="dxa"/>
-              <w:right w:w="90" w:type="dxa"/>
-            </w:tcMar>
           </w:tcPr>
           <w:p>
             <w:pPr>
@@ -3549,12 +3167,6 @@
               <w:right w:val="single" w:sz="6" w:space="0" w:color="1F3864"/>
             </w:tcBorders>
             <w:shd w:val="clear" w:color="auto" w:fill="D9E2F3"/>
-            <w:tcMar>
-              <w:top w:w="60" w:type="dxa"/>
-              <w:left w:w="90" w:type="dxa"/>
-              <w:bottom w:w="60" w:type="dxa"/>
-              <w:right w:w="90" w:type="dxa"/>
-            </w:tcMar>
           </w:tcPr>
           <w:p>
             <w:pPr>
@@ -3599,12 +3211,6 @@
               <w:right w:val="single" w:sz="6" w:space="0" w:color="1F3864"/>
             </w:tcBorders>
             <w:shd w:val="clear" w:color="auto" w:fill="D9E2F3"/>
-            <w:tcMar>
-              <w:top w:w="60" w:type="dxa"/>
-              <w:left w:w="90" w:type="dxa"/>
-              <w:bottom w:w="60" w:type="dxa"/>
-              <w:right w:w="90" w:type="dxa"/>
-            </w:tcMar>
           </w:tcPr>
           <w:p>
             <w:pPr>
@@ -3636,12 +3242,6 @@
               <w:right w:val="single" w:sz="6" w:space="0" w:color="1F3864"/>
             </w:tcBorders>
             <w:shd w:val="clear" w:color="auto" w:fill="D9E2F3"/>
-            <w:tcMar>
-              <w:top w:w="60" w:type="dxa"/>
-              <w:left w:w="90" w:type="dxa"/>
-              <w:bottom w:w="60" w:type="dxa"/>
-              <w:right w:w="90" w:type="dxa"/>
-            </w:tcMar>
           </w:tcPr>
           <w:p>
             <w:pPr>
@@ -3673,12 +3273,6 @@
               <w:right w:val="single" w:sz="6" w:space="0" w:color="1F3864"/>
             </w:tcBorders>
             <w:shd w:val="clear" w:color="auto" w:fill="D9E2F3"/>
-            <w:tcMar>
-              <w:top w:w="60" w:type="dxa"/>
-              <w:left w:w="90" w:type="dxa"/>
-              <w:bottom w:w="60" w:type="dxa"/>
-              <w:right w:w="90" w:type="dxa"/>
-            </w:tcMar>
           </w:tcPr>
           <w:p>
             <w:pPr>
@@ -3723,12 +3317,6 @@
               <w:right w:val="single" w:sz="6" w:space="0" w:color="1F3864"/>
             </w:tcBorders>
             <w:shd w:val="clear" w:color="auto" w:fill="D9E2F3"/>
-            <w:tcMar>
-              <w:top w:w="60" w:type="dxa"/>
-              <w:left w:w="90" w:type="dxa"/>
-              <w:bottom w:w="60" w:type="dxa"/>
-              <w:right w:w="90" w:type="dxa"/>
-            </w:tcMar>
           </w:tcPr>
           <w:p>
             <w:pPr>
@@ -3752,12 +3340,6 @@
               <w:right w:val="single" w:sz="6" w:space="0" w:color="1F3864"/>
             </w:tcBorders>
             <w:shd w:val="clear" w:color="auto" w:fill="D9E2F3"/>
-            <w:tcMar>
-              <w:top w:w="60" w:type="dxa"/>
-              <w:left w:w="90" w:type="dxa"/>
-              <w:bottom w:w="60" w:type="dxa"/>
-              <w:right w:w="90" w:type="dxa"/>
-            </w:tcMar>
           </w:tcPr>
           <w:p>
             <w:pPr>
@@ -3789,12 +3371,6 @@
               <w:right w:val="single" w:sz="6" w:space="0" w:color="1F3864"/>
             </w:tcBorders>
             <w:shd w:val="clear" w:color="auto" w:fill="D9E2F3"/>
-            <w:tcMar>
-              <w:top w:w="60" w:type="dxa"/>
-              <w:left w:w="90" w:type="dxa"/>
-              <w:bottom w:w="60" w:type="dxa"/>
-              <w:right w:w="90" w:type="dxa"/>
-            </w:tcMar>
           </w:tcPr>
           <w:p>
             <w:pPr>
@@ -3838,12 +3414,6 @@
               <w:right w:val="single" w:sz="6" w:space="0" w:color="1F3864"/>
             </w:tcBorders>
             <w:shd w:val="clear" w:color="auto" w:fill="4472C4"/>
-            <w:tcMar>
-              <w:top w:w="60" w:type="dxa"/>
-              <w:left w:w="90" w:type="dxa"/>
-              <w:bottom w:w="60" w:type="dxa"/>
-              <w:right w:w="90" w:type="dxa"/>
-            </w:tcMar>
           </w:tcPr>
           <w:p>
             <w:pPr>
@@ -3883,12 +3453,6 @@
               <w:right w:val="single" w:sz="6" w:space="0" w:color="1F3864"/>
             </w:tcBorders>
             <w:shd w:val="clear" w:color="auto" w:fill="4472C4"/>
-            <w:tcMar>
-              <w:top w:w="60" w:type="dxa"/>
-              <w:left w:w="90" w:type="dxa"/>
-              <w:bottom w:w="60" w:type="dxa"/>
-              <w:right w:w="90" w:type="dxa"/>
-            </w:tcMar>
             <w:vAlign w:val="center"/>
           </w:tcPr>
           <w:p>
@@ -3926,12 +3490,6 @@
               <w:right w:val="single" w:sz="6" w:space="0" w:color="1F3864"/>
             </w:tcBorders>
             <w:shd w:val="clear" w:color="auto" w:fill="D9E2F3"/>
-            <w:tcMar>
-              <w:top w:w="60" w:type="dxa"/>
-              <w:left w:w="90" w:type="dxa"/>
-              <w:bottom w:w="60" w:type="dxa"/>
-              <w:right w:w="90" w:type="dxa"/>
-            </w:tcMar>
           </w:tcPr>
           <w:p>
             <w:pPr>
@@ -3985,12 +3543,6 @@
               <w:right w:val="single" w:sz="6" w:space="0" w:color="1F3864"/>
             </w:tcBorders>
             <w:shd w:val="clear" w:color="auto" w:fill="4472C4"/>
-            <w:tcMar>
-              <w:top w:w="60" w:type="dxa"/>
-              <w:left w:w="90" w:type="dxa"/>
-              <w:bottom w:w="60" w:type="dxa"/>
-              <w:right w:w="90" w:type="dxa"/>
-            </w:tcMar>
             <w:vAlign w:val="center"/>
           </w:tcPr>
           <w:p>
@@ -4030,12 +3582,6 @@
               <w:right w:val="single" w:sz="6" w:space="0" w:color="1F3864"/>
             </w:tcBorders>
             <w:shd w:val="clear" w:color="auto" w:fill="4472C4"/>
-            <w:tcMar>
-              <w:top w:w="60" w:type="dxa"/>
-              <w:left w:w="90" w:type="dxa"/>
-              <w:bottom w:w="60" w:type="dxa"/>
-              <w:right w:w="90" w:type="dxa"/>
-            </w:tcMar>
           </w:tcPr>
           <w:p>
             <w:pPr>
@@ -4071,12 +3617,6 @@
               <w:right w:val="single" w:sz="6" w:space="0" w:color="1F3864"/>
             </w:tcBorders>
             <w:shd w:val="clear" w:color="auto" w:fill="D9E2F3"/>
-            <w:tcMar>
-              <w:top w:w="60" w:type="dxa"/>
-              <w:left w:w="90" w:type="dxa"/>
-              <w:bottom w:w="60" w:type="dxa"/>
-              <w:right w:w="90" w:type="dxa"/>
-            </w:tcMar>
           </w:tcPr>
           <w:p>
             <w:pPr>
@@ -4245,12 +3785,6 @@
               <w:right w:val="single" w:sz="6" w:space="0" w:color="1F3864"/>
             </w:tcBorders>
             <w:shd w:val="clear" w:color="auto" w:fill="D9E2F3"/>
-            <w:tcMar>
-              <w:top w:w="60" w:type="dxa"/>
-              <w:left w:w="90" w:type="dxa"/>
-              <w:bottom w:w="60" w:type="dxa"/>
-              <w:right w:w="90" w:type="dxa"/>
-            </w:tcMar>
           </w:tcPr>
           <w:p>
             <w:pPr>
@@ -4312,12 +3846,6 @@
               <w:right w:val="single" w:sz="6" w:space="0" w:color="1F3864"/>
             </w:tcBorders>
             <w:shd w:val="clear" w:color="auto" w:fill="4472C4"/>
-            <w:tcMar>
-              <w:top w:w="60" w:type="dxa"/>
-              <w:left w:w="90" w:type="dxa"/>
-              <w:bottom w:w="60" w:type="dxa"/>
-              <w:right w:w="90" w:type="dxa"/>
-            </w:tcMar>
           </w:tcPr>
           <w:p>
             <w:pPr>
@@ -4353,12 +3881,6 @@
               <w:right w:val="single" w:sz="6" w:space="0" w:color="1F3864"/>
             </w:tcBorders>
             <w:shd w:val="clear" w:color="auto" w:fill="D9E2F3"/>
-            <w:tcMar>
-              <w:top w:w="60" w:type="dxa"/>
-              <w:left w:w="90" w:type="dxa"/>
-              <w:bottom w:w="60" w:type="dxa"/>
-              <w:right w:w="90" w:type="dxa"/>
-            </w:tcMar>
           </w:tcPr>
           <w:p>
             <w:pPr>
@@ -4636,12 +4158,6 @@
               <w:right w:val="single" w:sz="6" w:space="0" w:color="1F3864"/>
             </w:tcBorders>
             <w:shd w:val="clear" w:color="auto" w:fill="D9E2F3"/>
-            <w:tcMar>
-              <w:top w:w="60" w:type="dxa"/>
-              <w:left w:w="90" w:type="dxa"/>
-              <w:bottom w:w="60" w:type="dxa"/>
-              <w:right w:w="90" w:type="dxa"/>
-            </w:tcMar>
           </w:tcPr>
           <w:p>
             <w:pPr>
@@ -4703,12 +4219,6 @@
               <w:right w:val="single" w:sz="6" w:space="0" w:color="1F3864"/>
             </w:tcBorders>
             <w:shd w:val="clear" w:color="auto" w:fill="4472C4"/>
-            <w:tcMar>
-              <w:top w:w="60" w:type="dxa"/>
-              <w:left w:w="90" w:type="dxa"/>
-              <w:bottom w:w="60" w:type="dxa"/>
-              <w:right w:w="90" w:type="dxa"/>
-            </w:tcMar>
           </w:tcPr>
           <w:p>
             <w:pPr>
@@ -4744,12 +4254,6 @@
               <w:right w:val="single" w:sz="6" w:space="0" w:color="1F3864"/>
             </w:tcBorders>
             <w:shd w:val="clear" w:color="auto" w:fill="D9E2F3"/>
-            <w:tcMar>
-              <w:top w:w="60" w:type="dxa"/>
-              <w:left w:w="90" w:type="dxa"/>
-              <w:bottom w:w="60" w:type="dxa"/>
-              <w:right w:w="90" w:type="dxa"/>
-            </w:tcMar>
           </w:tcPr>
           <w:p>
             <w:pPr>
@@ -4961,12 +4465,6 @@
               <w:right w:val="single" w:sz="6" w:space="0" w:color="1F3864"/>
             </w:tcBorders>
             <w:shd w:val="clear" w:color="auto" w:fill="D9E2F3"/>
-            <w:tcMar>
-              <w:top w:w="60" w:type="dxa"/>
-              <w:left w:w="90" w:type="dxa"/>
-              <w:bottom w:w="60" w:type="dxa"/>
-              <w:right w:w="90" w:type="dxa"/>
-            </w:tcMar>
           </w:tcPr>
           <w:p>
             <w:pPr>
@@ -5028,12 +4526,6 @@
               <w:right w:val="single" w:sz="6" w:space="0" w:color="1F3864"/>
             </w:tcBorders>
             <w:shd w:val="clear" w:color="auto" w:fill="4472C4"/>
-            <w:tcMar>
-              <w:top w:w="60" w:type="dxa"/>
-              <w:left w:w="90" w:type="dxa"/>
-              <w:bottom w:w="60" w:type="dxa"/>
-              <w:right w:w="90" w:type="dxa"/>
-            </w:tcMar>
           </w:tcPr>
           <w:p>
             <w:pPr>
@@ -5069,12 +4561,6 @@
               <w:right w:val="single" w:sz="6" w:space="0" w:color="1F3864"/>
             </w:tcBorders>
             <w:shd w:val="clear" w:color="auto" w:fill="D9E2F3"/>
-            <w:tcMar>
-              <w:top w:w="60" w:type="dxa"/>
-              <w:left w:w="90" w:type="dxa"/>
-              <w:bottom w:w="60" w:type="dxa"/>
-              <w:right w:w="90" w:type="dxa"/>
-            </w:tcMar>
           </w:tcPr>
           <w:p>
             <w:pPr>
@@ -5269,12 +4755,6 @@
               <w:right w:val="single" w:sz="6" w:space="0" w:color="1F3864"/>
             </w:tcBorders>
             <w:shd w:val="clear" w:color="auto" w:fill="D9E2F3"/>
-            <w:tcMar>
-              <w:top w:w="60" w:type="dxa"/>
-              <w:left w:w="90" w:type="dxa"/>
-              <w:bottom w:w="60" w:type="dxa"/>
-              <w:right w:w="90" w:type="dxa"/>
-            </w:tcMar>
           </w:tcPr>
           <w:p>
             <w:pPr>
@@ -5359,12 +4839,6 @@
               <w:right w:val="single" w:sz="6" w:space="0" w:color="1F3864"/>
             </w:tcBorders>
             <w:shd w:val="clear" w:color="auto" w:fill="D9E2F3"/>
-            <w:tcMar>
-              <w:top w:w="60" w:type="dxa"/>
-              <w:left w:w="90" w:type="dxa"/>
-              <w:bottom w:w="60" w:type="dxa"/>
-              <w:right w:w="90" w:type="dxa"/>
-            </w:tcMar>
           </w:tcPr>
           <w:p>
             <w:pPr>
@@ -5409,12 +4883,6 @@
               <w:right w:val="single" w:sz="6" w:space="0" w:color="1F3864"/>
             </w:tcBorders>
             <w:shd w:val="clear" w:color="auto" w:fill="4472C4"/>
-            <w:tcMar>
-              <w:top w:w="60" w:type="dxa"/>
-              <w:left w:w="90" w:type="dxa"/>
-              <w:bottom w:w="60" w:type="dxa"/>
-              <w:right w:w="90" w:type="dxa"/>
-            </w:tcMar>
           </w:tcPr>
           <w:p>
             <w:pPr>
@@ -5452,12 +4920,6 @@
               <w:right w:val="single" w:sz="6" w:space="0" w:color="1F3864"/>
             </w:tcBorders>
             <w:shd w:val="clear" w:color="auto" w:fill="4472C4"/>
-            <w:tcMar>
-              <w:top w:w="60" w:type="dxa"/>
-              <w:left w:w="90" w:type="dxa"/>
-              <w:bottom w:w="60" w:type="dxa"/>
-              <w:right w:w="90" w:type="dxa"/>
-            </w:tcMar>
           </w:tcPr>
           <w:p>
             <w:pPr>
@@ -5495,12 +4957,6 @@
               <w:right w:val="single" w:sz="6" w:space="0" w:color="1F3864"/>
             </w:tcBorders>
             <w:shd w:val="clear" w:color="auto" w:fill="4472C4"/>
-            <w:tcMar>
-              <w:top w:w="60" w:type="dxa"/>
-              <w:left w:w="90" w:type="dxa"/>
-              <w:bottom w:w="60" w:type="dxa"/>
-              <w:right w:w="90" w:type="dxa"/>
-            </w:tcMar>
           </w:tcPr>
           <w:p>
             <w:pPr>
@@ -5541,12 +4997,6 @@
               <w:right w:val="single" w:sz="6" w:space="0" w:color="1F3864"/>
             </w:tcBorders>
             <w:shd w:val="clear" w:color="auto" w:fill="D9E2F3"/>
-            <w:tcMar>
-              <w:top w:w="60" w:type="dxa"/>
-              <w:left w:w="90" w:type="dxa"/>
-              <w:bottom w:w="60" w:type="dxa"/>
-              <w:right w:w="90" w:type="dxa"/>
-            </w:tcMar>
           </w:tcPr>
           <w:p>
             <w:pPr>
@@ -5594,12 +5044,6 @@
               <w:right w:val="single" w:sz="6" w:space="0" w:color="1F3864"/>
             </w:tcBorders>
             <w:shd w:val="clear" w:color="auto" w:fill="D9E2F3"/>
-            <w:tcMar>
-              <w:top w:w="60" w:type="dxa"/>
-              <w:left w:w="90" w:type="dxa"/>
-              <w:bottom w:w="60" w:type="dxa"/>
-              <w:right w:w="90" w:type="dxa"/>
-            </w:tcMar>
           </w:tcPr>
           <w:p>
             <w:pPr>
@@ -5631,12 +5075,6 @@
               <w:right w:val="single" w:sz="6" w:space="0" w:color="1F3864"/>
             </w:tcBorders>
             <w:shd w:val="clear" w:color="auto" w:fill="D9E2F3"/>
-            <w:tcMar>
-              <w:top w:w="60" w:type="dxa"/>
-              <w:left w:w="90" w:type="dxa"/>
-              <w:bottom w:w="60" w:type="dxa"/>
-              <w:right w:w="90" w:type="dxa"/>
-            </w:tcMar>
           </w:tcPr>
           <w:p>
             <w:pPr>
@@ -5681,12 +5119,6 @@
               <w:right w:val="single" w:sz="6" w:space="0" w:color="1F3864"/>
             </w:tcBorders>
             <w:shd w:val="clear" w:color="auto" w:fill="D9E2F3"/>
-            <w:tcMar>
-              <w:top w:w="60" w:type="dxa"/>
-              <w:left w:w="90" w:type="dxa"/>
-              <w:bottom w:w="60" w:type="dxa"/>
-              <w:right w:w="90" w:type="dxa"/>
-            </w:tcMar>
           </w:tcPr>
           <w:p>
             <w:pPr>
@@ -5710,12 +5142,6 @@
               <w:right w:val="single" w:sz="6" w:space="0" w:color="1F3864"/>
             </w:tcBorders>
             <w:shd w:val="clear" w:color="auto" w:fill="D9E2F3"/>
-            <w:tcMar>
-              <w:top w:w="60" w:type="dxa"/>
-              <w:left w:w="90" w:type="dxa"/>
-              <w:bottom w:w="60" w:type="dxa"/>
-              <w:right w:w="90" w:type="dxa"/>
-            </w:tcMar>
           </w:tcPr>
           <w:p>
             <w:pPr>
@@ -5747,12 +5173,6 @@
               <w:right w:val="single" w:sz="6" w:space="0" w:color="1F3864"/>
             </w:tcBorders>
             <w:shd w:val="clear" w:color="auto" w:fill="D9E2F3"/>
-            <w:tcMar>
-              <w:top w:w="60" w:type="dxa"/>
-              <w:left w:w="90" w:type="dxa"/>
-              <w:bottom w:w="60" w:type="dxa"/>
-              <w:right w:w="90" w:type="dxa"/>
-            </w:tcMar>
           </w:tcPr>
           <w:p>
             <w:pPr>
@@ -5797,12 +5217,6 @@
               <w:right w:val="single" w:sz="6" w:space="0" w:color="1F3864"/>
             </w:tcBorders>
             <w:shd w:val="clear" w:color="auto" w:fill="D9E2F3"/>
-            <w:tcMar>
-              <w:top w:w="60" w:type="dxa"/>
-              <w:left w:w="90" w:type="dxa"/>
-              <w:bottom w:w="60" w:type="dxa"/>
-              <w:right w:w="90" w:type="dxa"/>
-            </w:tcMar>
           </w:tcPr>
           <w:p>
             <w:pPr>
@@ -5834,12 +5248,6 @@
               <w:right w:val="single" w:sz="6" w:space="0" w:color="1F3864"/>
             </w:tcBorders>
             <w:shd w:val="clear" w:color="auto" w:fill="D9E2F3"/>
-            <w:tcMar>
-              <w:top w:w="60" w:type="dxa"/>
-              <w:left w:w="90" w:type="dxa"/>
-              <w:bottom w:w="60" w:type="dxa"/>
-              <w:right w:w="90" w:type="dxa"/>
-            </w:tcMar>
           </w:tcPr>
           <w:p>
             <w:pPr>
@@ -5871,12 +5279,6 @@
               <w:right w:val="single" w:sz="6" w:space="0" w:color="1F3864"/>
             </w:tcBorders>
             <w:shd w:val="clear" w:color="auto" w:fill="D9E2F3"/>
-            <w:tcMar>
-              <w:top w:w="60" w:type="dxa"/>
-              <w:left w:w="90" w:type="dxa"/>
-              <w:bottom w:w="60" w:type="dxa"/>
-              <w:right w:w="90" w:type="dxa"/>
-            </w:tcMar>
           </w:tcPr>
           <w:p>
             <w:pPr>
@@ -5921,12 +5323,6 @@
               <w:right w:val="single" w:sz="6" w:space="0" w:color="1F3864"/>
             </w:tcBorders>
             <w:shd w:val="clear" w:color="auto" w:fill="D9E2F3"/>
-            <w:tcMar>
-              <w:top w:w="60" w:type="dxa"/>
-              <w:left w:w="90" w:type="dxa"/>
-              <w:bottom w:w="60" w:type="dxa"/>
-              <w:right w:w="90" w:type="dxa"/>
-            </w:tcMar>
           </w:tcPr>
           <w:p>
             <w:pPr>
@@ -5950,12 +5346,6 @@
               <w:right w:val="single" w:sz="6" w:space="0" w:color="1F3864"/>
             </w:tcBorders>
             <w:shd w:val="clear" w:color="auto" w:fill="D9E2F3"/>
-            <w:tcMar>
-              <w:top w:w="60" w:type="dxa"/>
-              <w:left w:w="90" w:type="dxa"/>
-              <w:bottom w:w="60" w:type="dxa"/>
-              <w:right w:w="90" w:type="dxa"/>
-            </w:tcMar>
           </w:tcPr>
           <w:p>
             <w:pPr>
@@ -5987,12 +5377,6 @@
               <w:right w:val="single" w:sz="6" w:space="0" w:color="1F3864"/>
             </w:tcBorders>
             <w:shd w:val="clear" w:color="auto" w:fill="D9E2F3"/>
-            <w:tcMar>
-              <w:top w:w="60" w:type="dxa"/>
-              <w:left w:w="90" w:type="dxa"/>
-              <w:bottom w:w="60" w:type="dxa"/>
-              <w:right w:w="90" w:type="dxa"/>
-            </w:tcMar>
           </w:tcPr>
           <w:p>
             <w:pPr>
@@ -6036,12 +5420,6 @@
               <w:right w:val="single" w:sz="6" w:space="0" w:color="1F3864"/>
             </w:tcBorders>
             <w:shd w:val="clear" w:color="auto" w:fill="4472C4"/>
-            <w:tcMar>
-              <w:top w:w="60" w:type="dxa"/>
-              <w:left w:w="90" w:type="dxa"/>
-              <w:bottom w:w="60" w:type="dxa"/>
-              <w:right w:w="90" w:type="dxa"/>
-            </w:tcMar>
           </w:tcPr>
           <w:p>
             <w:pPr>
@@ -6081,12 +5459,6 @@
               <w:right w:val="single" w:sz="6" w:space="0" w:color="1F3864"/>
             </w:tcBorders>
             <w:shd w:val="clear" w:color="auto" w:fill="4472C4"/>
-            <w:tcMar>
-              <w:top w:w="60" w:type="dxa"/>
-              <w:left w:w="90" w:type="dxa"/>
-              <w:bottom w:w="60" w:type="dxa"/>
-              <w:right w:w="90" w:type="dxa"/>
-            </w:tcMar>
             <w:vAlign w:val="center"/>
           </w:tcPr>
           <w:p>
@@ -6124,12 +5496,6 @@
               <w:right w:val="single" w:sz="6" w:space="0" w:color="1F3864"/>
             </w:tcBorders>
             <w:shd w:val="clear" w:color="auto" w:fill="D9E2F3"/>
-            <w:tcMar>
-              <w:top w:w="60" w:type="dxa"/>
-              <w:left w:w="90" w:type="dxa"/>
-              <w:bottom w:w="60" w:type="dxa"/>
-              <w:right w:w="90" w:type="dxa"/>
-            </w:tcMar>
           </w:tcPr>
           <w:p>
             <w:pPr>
@@ -6183,12 +5549,6 @@
               <w:right w:val="single" w:sz="6" w:space="0" w:color="1F3864"/>
             </w:tcBorders>
             <w:shd w:val="clear" w:color="auto" w:fill="4472C4"/>
-            <w:tcMar>
-              <w:top w:w="60" w:type="dxa"/>
-              <w:left w:w="90" w:type="dxa"/>
-              <w:bottom w:w="60" w:type="dxa"/>
-              <w:right w:w="90" w:type="dxa"/>
-            </w:tcMar>
             <w:vAlign w:val="center"/>
           </w:tcPr>
           <w:p>
@@ -6228,12 +5588,6 @@
               <w:right w:val="single" w:sz="6" w:space="0" w:color="1F3864"/>
             </w:tcBorders>
             <w:shd w:val="clear" w:color="auto" w:fill="4472C4"/>
-            <w:tcMar>
-              <w:top w:w="60" w:type="dxa"/>
-              <w:left w:w="90" w:type="dxa"/>
-              <w:bottom w:w="60" w:type="dxa"/>
-              <w:right w:w="90" w:type="dxa"/>
-            </w:tcMar>
           </w:tcPr>
           <w:p>
             <w:pPr>
@@ -6269,12 +5623,6 @@
               <w:right w:val="single" w:sz="6" w:space="0" w:color="1F3864"/>
             </w:tcBorders>
             <w:shd w:val="clear" w:color="auto" w:fill="D9E2F3"/>
-            <w:tcMar>
-              <w:top w:w="60" w:type="dxa"/>
-              <w:left w:w="90" w:type="dxa"/>
-              <w:bottom w:w="60" w:type="dxa"/>
-              <w:right w:w="90" w:type="dxa"/>
-            </w:tcMar>
           </w:tcPr>
           <w:p>
             <w:pPr>
@@ -6543,12 +5891,6 @@
               <w:right w:val="single" w:sz="6" w:space="0" w:color="1F3864"/>
             </w:tcBorders>
             <w:shd w:val="clear" w:color="auto" w:fill="D9E2F3"/>
-            <w:tcMar>
-              <w:top w:w="60" w:type="dxa"/>
-              <w:left w:w="90" w:type="dxa"/>
-              <w:bottom w:w="60" w:type="dxa"/>
-              <w:right w:w="90" w:type="dxa"/>
-            </w:tcMar>
           </w:tcPr>
           <w:p>
             <w:pPr>
@@ -6610,12 +5952,6 @@
               <w:right w:val="single" w:sz="6" w:space="0" w:color="1F3864"/>
             </w:tcBorders>
             <w:shd w:val="clear" w:color="auto" w:fill="4472C4"/>
-            <w:tcMar>
-              <w:top w:w="60" w:type="dxa"/>
-              <w:left w:w="90" w:type="dxa"/>
-              <w:bottom w:w="60" w:type="dxa"/>
-              <w:right w:w="90" w:type="dxa"/>
-            </w:tcMar>
           </w:tcPr>
           <w:p>
             <w:pPr>
@@ -6651,12 +5987,6 @@
               <w:right w:val="single" w:sz="6" w:space="0" w:color="1F3864"/>
             </w:tcBorders>
             <w:shd w:val="clear" w:color="auto" w:fill="D9E2F3"/>
-            <w:tcMar>
-              <w:top w:w="60" w:type="dxa"/>
-              <w:left w:w="90" w:type="dxa"/>
-              <w:bottom w:w="60" w:type="dxa"/>
-              <w:right w:w="90" w:type="dxa"/>
-            </w:tcMar>
           </w:tcPr>
           <w:p>
             <w:pPr>
@@ -6849,12 +6179,6 @@
               <w:right w:val="single" w:sz="6" w:space="0" w:color="1F3864"/>
             </w:tcBorders>
             <w:shd w:val="clear" w:color="auto" w:fill="D9E2F3"/>
-            <w:tcMar>
-              <w:top w:w="60" w:type="dxa"/>
-              <w:left w:w="90" w:type="dxa"/>
-              <w:bottom w:w="60" w:type="dxa"/>
-              <w:right w:w="90" w:type="dxa"/>
-            </w:tcMar>
           </w:tcPr>
           <w:p>
             <w:pPr>
@@ -6916,12 +6240,6 @@
               <w:right w:val="single" w:sz="6" w:space="0" w:color="1F3864"/>
             </w:tcBorders>
             <w:shd w:val="clear" w:color="auto" w:fill="4472C4"/>
-            <w:tcMar>
-              <w:top w:w="60" w:type="dxa"/>
-              <w:left w:w="90" w:type="dxa"/>
-              <w:bottom w:w="60" w:type="dxa"/>
-              <w:right w:w="90" w:type="dxa"/>
-            </w:tcMar>
           </w:tcPr>
           <w:p>
             <w:pPr>
@@ -6957,12 +6275,6 @@
               <w:right w:val="single" w:sz="6" w:space="0" w:color="1F3864"/>
             </w:tcBorders>
             <w:shd w:val="clear" w:color="auto" w:fill="D9E2F3"/>
-            <w:tcMar>
-              <w:top w:w="60" w:type="dxa"/>
-              <w:left w:w="90" w:type="dxa"/>
-              <w:bottom w:w="60" w:type="dxa"/>
-              <w:right w:w="90" w:type="dxa"/>
-            </w:tcMar>
           </w:tcPr>
           <w:p>
             <w:pPr>
@@ -7240,12 +6552,6 @@
               <w:right w:val="single" w:sz="6" w:space="0" w:color="1F3864"/>
             </w:tcBorders>
             <w:shd w:val="clear" w:color="auto" w:fill="D9E2F3"/>
-            <w:tcMar>
-              <w:top w:w="60" w:type="dxa"/>
-              <w:left w:w="90" w:type="dxa"/>
-              <w:bottom w:w="60" w:type="dxa"/>
-              <w:right w:w="90" w:type="dxa"/>
-            </w:tcMar>
           </w:tcPr>
           <w:p>
             <w:pPr>
@@ -7307,12 +6613,6 @@
               <w:right w:val="single" w:sz="6" w:space="0" w:color="1F3864"/>
             </w:tcBorders>
             <w:shd w:val="clear" w:color="auto" w:fill="D9E2F3"/>
-            <w:tcMar>
-              <w:top w:w="60" w:type="dxa"/>
-              <w:left w:w="90" w:type="dxa"/>
-              <w:bottom w:w="60" w:type="dxa"/>
-              <w:right w:w="90" w:type="dxa"/>
-            </w:tcMar>
           </w:tcPr>
           <w:p>
             <w:pPr>
@@ -7357,12 +6657,6 @@
               <w:right w:val="single" w:sz="6" w:space="0" w:color="1F3864"/>
             </w:tcBorders>
             <w:shd w:val="clear" w:color="auto" w:fill="4472C4"/>
-            <w:tcMar>
-              <w:top w:w="60" w:type="dxa"/>
-              <w:left w:w="90" w:type="dxa"/>
-              <w:bottom w:w="60" w:type="dxa"/>
-              <w:right w:w="90" w:type="dxa"/>
-            </w:tcMar>
           </w:tcPr>
           <w:p>
             <w:pPr>
@@ -7400,12 +6694,6 @@
               <w:right w:val="single" w:sz="6" w:space="0" w:color="1F3864"/>
             </w:tcBorders>
             <w:shd w:val="clear" w:color="auto" w:fill="4472C4"/>
-            <w:tcMar>
-              <w:top w:w="60" w:type="dxa"/>
-              <w:left w:w="90" w:type="dxa"/>
-              <w:bottom w:w="60" w:type="dxa"/>
-              <w:right w:w="90" w:type="dxa"/>
-            </w:tcMar>
           </w:tcPr>
           <w:p>
             <w:pPr>
@@ -7443,12 +6731,6 @@
               <w:right w:val="single" w:sz="6" w:space="0" w:color="1F3864"/>
             </w:tcBorders>
             <w:shd w:val="clear" w:color="auto" w:fill="4472C4"/>
-            <w:tcMar>
-              <w:top w:w="60" w:type="dxa"/>
-              <w:left w:w="90" w:type="dxa"/>
-              <w:bottom w:w="60" w:type="dxa"/>
-              <w:right w:w="90" w:type="dxa"/>
-            </w:tcMar>
           </w:tcPr>
           <w:p>
             <w:pPr>
@@ -7489,12 +6771,6 @@
               <w:right w:val="single" w:sz="6" w:space="0" w:color="1F3864"/>
             </w:tcBorders>
             <w:shd w:val="clear" w:color="auto" w:fill="D9E2F3"/>
-            <w:tcMar>
-              <w:top w:w="60" w:type="dxa"/>
-              <w:left w:w="90" w:type="dxa"/>
-              <w:bottom w:w="60" w:type="dxa"/>
-              <w:right w:w="90" w:type="dxa"/>
-            </w:tcMar>
           </w:tcPr>
           <w:p>
             <w:pPr>
@@ -7526,12 +6802,6 @@
               <w:right w:val="single" w:sz="6" w:space="0" w:color="1F3864"/>
             </w:tcBorders>
             <w:shd w:val="clear" w:color="auto" w:fill="D9E2F3"/>
-            <w:tcMar>
-              <w:top w:w="60" w:type="dxa"/>
-              <w:left w:w="90" w:type="dxa"/>
-              <w:bottom w:w="60" w:type="dxa"/>
-              <w:right w:w="90" w:type="dxa"/>
-            </w:tcMar>
           </w:tcPr>
           <w:p>
             <w:pPr>
@@ -7563,12 +6833,6 @@
               <w:right w:val="single" w:sz="6" w:space="0" w:color="1F3864"/>
             </w:tcBorders>
             <w:shd w:val="clear" w:color="auto" w:fill="D9E2F3"/>
-            <w:tcMar>
-              <w:top w:w="60" w:type="dxa"/>
-              <w:left w:w="90" w:type="dxa"/>
-              <w:bottom w:w="60" w:type="dxa"/>
-              <w:right w:w="90" w:type="dxa"/>
-            </w:tcMar>
           </w:tcPr>
           <w:p>
             <w:pPr>
@@ -7613,12 +6877,6 @@
               <w:right w:val="single" w:sz="6" w:space="0" w:color="1F3864"/>
             </w:tcBorders>
             <w:shd w:val="clear" w:color="auto" w:fill="D9E2F3"/>
-            <w:tcMar>
-              <w:top w:w="60" w:type="dxa"/>
-              <w:left w:w="90" w:type="dxa"/>
-              <w:bottom w:w="60" w:type="dxa"/>
-              <w:right w:w="90" w:type="dxa"/>
-            </w:tcMar>
           </w:tcPr>
           <w:p>
             <w:pPr>
@@ -7642,12 +6900,6 @@
               <w:right w:val="single" w:sz="6" w:space="0" w:color="1F3864"/>
             </w:tcBorders>
             <w:shd w:val="clear" w:color="auto" w:fill="D9E2F3"/>
-            <w:tcMar>
-              <w:top w:w="60" w:type="dxa"/>
-              <w:left w:w="90" w:type="dxa"/>
-              <w:bottom w:w="60" w:type="dxa"/>
-              <w:right w:w="90" w:type="dxa"/>
-            </w:tcMar>
           </w:tcPr>
           <w:p>
             <w:pPr>
@@ -7679,12 +6931,6 @@
               <w:right w:val="single" w:sz="6" w:space="0" w:color="1F3864"/>
             </w:tcBorders>
             <w:shd w:val="clear" w:color="auto" w:fill="D9E2F3"/>
-            <w:tcMar>
-              <w:top w:w="60" w:type="dxa"/>
-              <w:left w:w="90" w:type="dxa"/>
-              <w:bottom w:w="60" w:type="dxa"/>
-              <w:right w:w="90" w:type="dxa"/>
-            </w:tcMar>
           </w:tcPr>
           <w:p>
             <w:pPr>
@@ -7729,12 +6975,6 @@
               <w:right w:val="single" w:sz="6" w:space="0" w:color="1F3864"/>
             </w:tcBorders>
             <w:shd w:val="clear" w:color="auto" w:fill="D9E2F3"/>
-            <w:tcMar>
-              <w:top w:w="60" w:type="dxa"/>
-              <w:left w:w="90" w:type="dxa"/>
-              <w:bottom w:w="60" w:type="dxa"/>
-              <w:right w:w="90" w:type="dxa"/>
-            </w:tcMar>
           </w:tcPr>
           <w:p>
             <w:pPr>
@@ -7798,12 +7038,6 @@
               <w:right w:val="single" w:sz="6" w:space="0" w:color="1F3864"/>
             </w:tcBorders>
             <w:shd w:val="clear" w:color="auto" w:fill="D9E2F3"/>
-            <w:tcMar>
-              <w:top w:w="60" w:type="dxa"/>
-              <w:left w:w="90" w:type="dxa"/>
-              <w:bottom w:w="60" w:type="dxa"/>
-              <w:right w:w="90" w:type="dxa"/>
-            </w:tcMar>
           </w:tcPr>
           <w:p>
             <w:pPr>
@@ -7835,12 +7069,6 @@
               <w:right w:val="single" w:sz="6" w:space="0" w:color="1F3864"/>
             </w:tcBorders>
             <w:shd w:val="clear" w:color="auto" w:fill="D9E2F3"/>
-            <w:tcMar>
-              <w:top w:w="60" w:type="dxa"/>
-              <w:left w:w="90" w:type="dxa"/>
-              <w:bottom w:w="60" w:type="dxa"/>
-              <w:right w:w="90" w:type="dxa"/>
-            </w:tcMar>
           </w:tcPr>
           <w:p>
             <w:pPr>
@@ -7885,12 +7113,6 @@
               <w:right w:val="single" w:sz="6" w:space="0" w:color="1F3864"/>
             </w:tcBorders>
             <w:shd w:val="clear" w:color="auto" w:fill="D9E2F3"/>
-            <w:tcMar>
-              <w:top w:w="60" w:type="dxa"/>
-              <w:left w:w="90" w:type="dxa"/>
-              <w:bottom w:w="60" w:type="dxa"/>
-              <w:right w:w="90" w:type="dxa"/>
-            </w:tcMar>
           </w:tcPr>
           <w:p>
             <w:pPr>
@@ -7914,12 +7136,6 @@
               <w:right w:val="single" w:sz="6" w:space="0" w:color="1F3864"/>
             </w:tcBorders>
             <w:shd w:val="clear" w:color="auto" w:fill="D9E2F3"/>
-            <w:tcMar>
-              <w:top w:w="60" w:type="dxa"/>
-              <w:left w:w="90" w:type="dxa"/>
-              <w:bottom w:w="60" w:type="dxa"/>
-              <w:right w:w="90" w:type="dxa"/>
-            </w:tcMar>
           </w:tcPr>
           <w:p>
             <w:pPr>
@@ -7951,12 +7167,6 @@
               <w:right w:val="single" w:sz="6" w:space="0" w:color="1F3864"/>
             </w:tcBorders>
             <w:shd w:val="clear" w:color="auto" w:fill="D9E2F3"/>
-            <w:tcMar>
-              <w:top w:w="60" w:type="dxa"/>
-              <w:left w:w="90" w:type="dxa"/>
-              <w:bottom w:w="60" w:type="dxa"/>
-              <w:right w:w="90" w:type="dxa"/>
-            </w:tcMar>
           </w:tcPr>
           <w:p>
             <w:pPr>
@@ -8000,12 +7210,6 @@
               <w:right w:val="single" w:sz="6" w:space="0" w:color="1F3864"/>
             </w:tcBorders>
             <w:shd w:val="clear" w:color="auto" w:fill="4472C4"/>
-            <w:tcMar>
-              <w:top w:w="60" w:type="dxa"/>
-              <w:left w:w="90" w:type="dxa"/>
-              <w:bottom w:w="60" w:type="dxa"/>
-              <w:right w:w="90" w:type="dxa"/>
-            </w:tcMar>
           </w:tcPr>
           <w:p>
             <w:pPr>
@@ -8045,12 +7249,6 @@
               <w:right w:val="single" w:sz="6" w:space="0" w:color="1F3864"/>
             </w:tcBorders>
             <w:shd w:val="clear" w:color="auto" w:fill="4472C4"/>
-            <w:tcMar>
-              <w:top w:w="60" w:type="dxa"/>
-              <w:left w:w="90" w:type="dxa"/>
-              <w:bottom w:w="60" w:type="dxa"/>
-              <w:right w:w="90" w:type="dxa"/>
-            </w:tcMar>
             <w:vAlign w:val="center"/>
           </w:tcPr>
           <w:p>
@@ -8088,12 +7286,6 @@
               <w:right w:val="single" w:sz="6" w:space="0" w:color="1F3864"/>
             </w:tcBorders>
             <w:shd w:val="clear" w:color="auto" w:fill="D9E2F3"/>
-            <w:tcMar>
-              <w:top w:w="60" w:type="dxa"/>
-              <w:left w:w="90" w:type="dxa"/>
-              <w:bottom w:w="60" w:type="dxa"/>
-              <w:right w:w="90" w:type="dxa"/>
-            </w:tcMar>
           </w:tcPr>
           <w:p>
             <w:pPr>
@@ -8147,12 +7339,6 @@
               <w:right w:val="single" w:sz="6" w:space="0" w:color="1F3864"/>
             </w:tcBorders>
             <w:shd w:val="clear" w:color="auto" w:fill="4472C4"/>
-            <w:tcMar>
-              <w:top w:w="60" w:type="dxa"/>
-              <w:left w:w="90" w:type="dxa"/>
-              <w:bottom w:w="60" w:type="dxa"/>
-              <w:right w:w="90" w:type="dxa"/>
-            </w:tcMar>
             <w:vAlign w:val="center"/>
           </w:tcPr>
           <w:p>
@@ -8192,12 +7378,6 @@
               <w:right w:val="single" w:sz="6" w:space="0" w:color="1F3864"/>
             </w:tcBorders>
             <w:shd w:val="clear" w:color="auto" w:fill="4472C4"/>
-            <w:tcMar>
-              <w:top w:w="60" w:type="dxa"/>
-              <w:left w:w="90" w:type="dxa"/>
-              <w:bottom w:w="60" w:type="dxa"/>
-              <w:right w:w="90" w:type="dxa"/>
-            </w:tcMar>
           </w:tcPr>
           <w:p>
             <w:pPr>
@@ -8233,12 +7413,6 @@
               <w:right w:val="single" w:sz="6" w:space="0" w:color="1F3864"/>
             </w:tcBorders>
             <w:shd w:val="clear" w:color="auto" w:fill="D9E2F3"/>
-            <w:tcMar>
-              <w:top w:w="60" w:type="dxa"/>
-              <w:left w:w="90" w:type="dxa"/>
-              <w:bottom w:w="60" w:type="dxa"/>
-              <w:right w:w="90" w:type="dxa"/>
-            </w:tcMar>
           </w:tcPr>
           <w:p>
             <w:pPr>
@@ -8384,12 +7558,6 @@
               <w:right w:val="single" w:sz="6" w:space="0" w:color="1F3864"/>
             </w:tcBorders>
             <w:shd w:val="clear" w:color="auto" w:fill="D9E2F3"/>
-            <w:tcMar>
-              <w:top w:w="60" w:type="dxa"/>
-              <w:left w:w="90" w:type="dxa"/>
-              <w:bottom w:w="60" w:type="dxa"/>
-              <w:right w:w="90" w:type="dxa"/>
-            </w:tcMar>
           </w:tcPr>
           <w:p>
             <w:pPr>
@@ -8428,12 +7596,6 @@
               <w:right w:val="single" w:sz="6" w:space="0" w:color="1F3864"/>
             </w:tcBorders>
             <w:shd w:val="clear" w:color="auto" w:fill="4472C4"/>
-            <w:tcMar>
-              <w:top w:w="60" w:type="dxa"/>
-              <w:left w:w="90" w:type="dxa"/>
-              <w:bottom w:w="60" w:type="dxa"/>
-              <w:right w:w="90" w:type="dxa"/>
-            </w:tcMar>
           </w:tcPr>
           <w:p>
             <w:pPr>
@@ -8469,12 +7631,6 @@
               <w:right w:val="single" w:sz="6" w:space="0" w:color="1F3864"/>
             </w:tcBorders>
             <w:shd w:val="clear" w:color="auto" w:fill="D9E2F3"/>
-            <w:tcMar>
-              <w:top w:w="60" w:type="dxa"/>
-              <w:left w:w="90" w:type="dxa"/>
-              <w:bottom w:w="60" w:type="dxa"/>
-              <w:right w:w="90" w:type="dxa"/>
-            </w:tcMar>
           </w:tcPr>
           <w:p>
             <w:pPr>
@@ -8620,12 +7776,6 @@
               <w:right w:val="single" w:sz="6" w:space="0" w:color="1F3864"/>
             </w:tcBorders>
             <w:shd w:val="clear" w:color="auto" w:fill="D9E2F3"/>
-            <w:tcMar>
-              <w:top w:w="60" w:type="dxa"/>
-              <w:left w:w="90" w:type="dxa"/>
-              <w:bottom w:w="60" w:type="dxa"/>
-              <w:right w:w="90" w:type="dxa"/>
-            </w:tcMar>
           </w:tcPr>
           <w:p>
             <w:pPr>
@@ -8664,12 +7814,6 @@
               <w:right w:val="single" w:sz="6" w:space="0" w:color="1F3864"/>
             </w:tcBorders>
             <w:shd w:val="clear" w:color="auto" w:fill="4472C4"/>
-            <w:tcMar>
-              <w:top w:w="60" w:type="dxa"/>
-              <w:left w:w="90" w:type="dxa"/>
-              <w:bottom w:w="60" w:type="dxa"/>
-              <w:right w:w="90" w:type="dxa"/>
-            </w:tcMar>
           </w:tcPr>
           <w:p>
             <w:pPr>
@@ -8705,12 +7849,6 @@
               <w:right w:val="single" w:sz="6" w:space="0" w:color="1F3864"/>
             </w:tcBorders>
             <w:shd w:val="clear" w:color="auto" w:fill="D9E2F3"/>
-            <w:tcMar>
-              <w:top w:w="60" w:type="dxa"/>
-              <w:left w:w="90" w:type="dxa"/>
-              <w:bottom w:w="60" w:type="dxa"/>
-              <w:right w:w="90" w:type="dxa"/>
-            </w:tcMar>
           </w:tcPr>
           <w:p>
             <w:pPr>
@@ -8856,12 +7994,6 @@
               <w:right w:val="single" w:sz="6" w:space="0" w:color="1F3864"/>
             </w:tcBorders>
             <w:shd w:val="clear" w:color="auto" w:fill="D9E2F3"/>
-            <w:tcMar>
-              <w:top w:w="60" w:type="dxa"/>
-              <w:left w:w="90" w:type="dxa"/>
-              <w:bottom w:w="60" w:type="dxa"/>
-              <w:right w:w="90" w:type="dxa"/>
-            </w:tcMar>
           </w:tcPr>
           <w:p>
             <w:pPr>
@@ -8900,12 +8032,6 @@
               <w:right w:val="single" w:sz="6" w:space="0" w:color="1F3864"/>
             </w:tcBorders>
             <w:shd w:val="clear" w:color="auto" w:fill="4472C4"/>
-            <w:tcMar>
-              <w:top w:w="60" w:type="dxa"/>
-              <w:left w:w="90" w:type="dxa"/>
-              <w:bottom w:w="60" w:type="dxa"/>
-              <w:right w:w="90" w:type="dxa"/>
-            </w:tcMar>
           </w:tcPr>
           <w:p>
             <w:pPr>
@@ -8941,12 +8067,6 @@
               <w:right w:val="single" w:sz="6" w:space="0" w:color="1F3864"/>
             </w:tcBorders>
             <w:shd w:val="clear" w:color="auto" w:fill="D9E2F3"/>
-            <w:tcMar>
-              <w:top w:w="60" w:type="dxa"/>
-              <w:left w:w="90" w:type="dxa"/>
-              <w:bottom w:w="60" w:type="dxa"/>
-              <w:right w:w="90" w:type="dxa"/>
-            </w:tcMar>
           </w:tcPr>
           <w:p>
             <w:pPr>
@@ -9158,12 +8278,6 @@
               <w:right w:val="single" w:sz="6" w:space="0" w:color="1F3864"/>
             </w:tcBorders>
             <w:shd w:val="clear" w:color="auto" w:fill="D9E2F3"/>
-            <w:tcMar>
-              <w:top w:w="60" w:type="dxa"/>
-              <w:left w:w="90" w:type="dxa"/>
-              <w:bottom w:w="60" w:type="dxa"/>
-              <w:right w:w="90" w:type="dxa"/>
-            </w:tcMar>
           </w:tcPr>
           <w:p>
             <w:pPr>
@@ -9202,12 +8316,6 @@
               <w:right w:val="single" w:sz="6" w:space="0" w:color="1F3864"/>
             </w:tcBorders>
             <w:shd w:val="clear" w:color="auto" w:fill="4472C4"/>
-            <w:tcMar>
-              <w:top w:w="60" w:type="dxa"/>
-              <w:left w:w="90" w:type="dxa"/>
-              <w:bottom w:w="60" w:type="dxa"/>
-              <w:right w:w="90" w:type="dxa"/>
-            </w:tcMar>
           </w:tcPr>
           <w:p>
             <w:pPr>
@@ -9243,12 +8351,6 @@
               <w:right w:val="single" w:sz="6" w:space="0" w:color="1F3864"/>
             </w:tcBorders>
             <w:shd w:val="clear" w:color="auto" w:fill="D9E2F3"/>
-            <w:tcMar>
-              <w:top w:w="60" w:type="dxa"/>
-              <w:left w:w="90" w:type="dxa"/>
-              <w:bottom w:w="60" w:type="dxa"/>
-              <w:right w:w="90" w:type="dxa"/>
-            </w:tcMar>
           </w:tcPr>
           <w:p>
             <w:pPr>
@@ -9427,12 +8529,6 @@
               <w:right w:val="single" w:sz="6" w:space="0" w:color="1F3864"/>
             </w:tcBorders>
             <w:shd w:val="clear" w:color="auto" w:fill="D9E2F3"/>
-            <w:tcMar>
-              <w:top w:w="60" w:type="dxa"/>
-              <w:left w:w="90" w:type="dxa"/>
-              <w:bottom w:w="60" w:type="dxa"/>
-              <w:right w:w="90" w:type="dxa"/>
-            </w:tcMar>
           </w:tcPr>
           <w:p>
             <w:pPr>
@@ -9471,12 +8567,6 @@
               <w:right w:val="single" w:sz="6" w:space="0" w:color="1F3864"/>
             </w:tcBorders>
             <w:shd w:val="clear" w:color="auto" w:fill="4472C4"/>
-            <w:tcMar>
-              <w:top w:w="60" w:type="dxa"/>
-              <w:left w:w="90" w:type="dxa"/>
-              <w:bottom w:w="60" w:type="dxa"/>
-              <w:right w:w="90" w:type="dxa"/>
-            </w:tcMar>
           </w:tcPr>
           <w:p>
             <w:pPr>
@@ -9512,12 +8602,6 @@
               <w:right w:val="single" w:sz="6" w:space="0" w:color="1F3864"/>
             </w:tcBorders>
             <w:shd w:val="clear" w:color="auto" w:fill="D9E2F3"/>
-            <w:tcMar>
-              <w:top w:w="60" w:type="dxa"/>
-              <w:left w:w="90" w:type="dxa"/>
-              <w:bottom w:w="60" w:type="dxa"/>
-              <w:right w:w="90" w:type="dxa"/>
-            </w:tcMar>
           </w:tcPr>
           <w:p>
             <w:pPr>
@@ -9752,12 +8836,6 @@
               <w:right w:val="single" w:sz="6" w:space="0" w:color="1F3864"/>
             </w:tcBorders>
             <w:shd w:val="clear" w:color="auto" w:fill="D9E2F3"/>
-            <w:tcMar>
-              <w:top w:w="60" w:type="dxa"/>
-              <w:left w:w="90" w:type="dxa"/>
-              <w:bottom w:w="60" w:type="dxa"/>
-              <w:right w:w="90" w:type="dxa"/>
-            </w:tcMar>
           </w:tcPr>
           <w:p>
             <w:pPr>
@@ -9796,12 +8874,6 @@
               <w:right w:val="single" w:sz="6" w:space="0" w:color="1F3864"/>
             </w:tcBorders>
             <w:shd w:val="clear" w:color="auto" w:fill="4472C4"/>
-            <w:tcMar>
-              <w:top w:w="60" w:type="dxa"/>
-              <w:left w:w="90" w:type="dxa"/>
-              <w:bottom w:w="60" w:type="dxa"/>
-              <w:right w:w="90" w:type="dxa"/>
-            </w:tcMar>
           </w:tcPr>
           <w:p>
             <w:pPr>
@@ -9837,12 +8909,6 @@
               <w:right w:val="single" w:sz="6" w:space="0" w:color="1F3864"/>
             </w:tcBorders>
             <w:shd w:val="clear" w:color="auto" w:fill="D9E2F3"/>
-            <w:tcMar>
-              <w:top w:w="60" w:type="dxa"/>
-              <w:left w:w="90" w:type="dxa"/>
-              <w:bottom w:w="60" w:type="dxa"/>
-              <w:right w:w="90" w:type="dxa"/>
-            </w:tcMar>
           </w:tcPr>
           <w:p>
             <w:pPr>
@@ -10029,12 +9095,6 @@
               <w:right w:val="single" w:sz="6" w:space="0" w:color="1F3864"/>
             </w:tcBorders>
             <w:shd w:val="clear" w:color="auto" w:fill="D9E2F3"/>
-            <w:tcMar>
-              <w:top w:w="60" w:type="dxa"/>
-              <w:left w:w="90" w:type="dxa"/>
-              <w:bottom w:w="60" w:type="dxa"/>
-              <w:right w:w="90" w:type="dxa"/>
-            </w:tcMar>
           </w:tcPr>
           <w:p>
             <w:pPr>
@@ -10096,12 +9156,6 @@
               <w:right w:val="single" w:sz="6" w:space="0" w:color="1F3864"/>
             </w:tcBorders>
             <w:shd w:val="clear" w:color="auto" w:fill="4472C4"/>
-            <w:tcMar>
-              <w:top w:w="60" w:type="dxa"/>
-              <w:left w:w="90" w:type="dxa"/>
-              <w:bottom w:w="60" w:type="dxa"/>
-              <w:right w:w="90" w:type="dxa"/>
-            </w:tcMar>
           </w:tcPr>
           <w:p>
             <w:pPr>
@@ -10137,12 +9191,6 @@
               <w:right w:val="single" w:sz="6" w:space="0" w:color="1F3864"/>
             </w:tcBorders>
             <w:shd w:val="clear" w:color="auto" w:fill="D9E2F3"/>
-            <w:tcMar>
-              <w:top w:w="60" w:type="dxa"/>
-              <w:left w:w="90" w:type="dxa"/>
-              <w:bottom w:w="60" w:type="dxa"/>
-              <w:right w:w="90" w:type="dxa"/>
-            </w:tcMar>
           </w:tcPr>
           <w:p>
             <w:pPr>
@@ -10410,12 +9458,6 @@
               <w:right w:val="single" w:sz="6" w:space="0" w:color="1F3864"/>
             </w:tcBorders>
             <w:shd w:val="clear" w:color="auto" w:fill="D9E2F3"/>
-            <w:tcMar>
-              <w:top w:w="60" w:type="dxa"/>
-              <w:left w:w="90" w:type="dxa"/>
-              <w:bottom w:w="60" w:type="dxa"/>
-              <w:right w:w="90" w:type="dxa"/>
-            </w:tcMar>
           </w:tcPr>
           <w:p>
             <w:pPr>
@@ -10521,8 +9563,10 @@
         </w:tblBorders>
         <w:tblLayout w:type="fixed"/>
         <w:tblCellMar>
-          <w:left w:w="10" w:type="dxa"/>
-          <w:right w:w="10" w:type="dxa"/>
+          <w:top w:w="40" w:type="dxa"/>
+          <w:left w:w="90" w:type="dxa"/>
+          <w:bottom w:w="40" w:type="dxa"/>
+          <w:right w:w="90" w:type="dxa"/>
         </w:tblCellMar>
         <w:tblLook w:val="0000" w:firstRow="0" w:lastRow="0" w:firstColumn="0" w:lastColumn="0" w:noHBand="0" w:noVBand="0"/>
       </w:tblPr>
@@ -10545,12 +9589,6 @@
               <w:right w:val="single" w:sz="6" w:space="0" w:color="1F3864"/>
             </w:tcBorders>
             <w:shd w:val="clear" w:color="auto" w:fill="4472C4"/>
-            <w:tcMar>
-              <w:top w:w="60" w:type="dxa"/>
-              <w:left w:w="90" w:type="dxa"/>
-              <w:bottom w:w="60" w:type="dxa"/>
-              <w:right w:w="90" w:type="dxa"/>
-            </w:tcMar>
           </w:tcPr>
           <w:p>
             <w:pPr>
@@ -10592,12 +9630,6 @@
               <w:right w:val="single" w:sz="6" w:space="0" w:color="1F3864"/>
             </w:tcBorders>
             <w:shd w:val="clear" w:color="auto" w:fill="4472C4"/>
-            <w:tcMar>
-              <w:top w:w="60" w:type="dxa"/>
-              <w:left w:w="90" w:type="dxa"/>
-              <w:bottom w:w="60" w:type="dxa"/>
-              <w:right w:w="90" w:type="dxa"/>
-            </w:tcMar>
           </w:tcPr>
           <w:p>
             <w:pPr>
@@ -10634,12 +9666,6 @@
               <w:right w:val="single" w:sz="6" w:space="0" w:color="1F3864"/>
             </w:tcBorders>
             <w:shd w:val="clear" w:color="auto" w:fill="4472C4"/>
-            <w:tcMar>
-              <w:top w:w="60" w:type="dxa"/>
-              <w:left w:w="90" w:type="dxa"/>
-              <w:bottom w:w="60" w:type="dxa"/>
-              <w:right w:w="90" w:type="dxa"/>
-            </w:tcMar>
           </w:tcPr>
           <w:p>
             <w:pPr>
@@ -10676,12 +9702,6 @@
               <w:right w:val="single" w:sz="6" w:space="0" w:color="1F3864"/>
             </w:tcBorders>
             <w:shd w:val="clear" w:color="auto" w:fill="4472C4"/>
-            <w:tcMar>
-              <w:top w:w="60" w:type="dxa"/>
-              <w:left w:w="90" w:type="dxa"/>
-              <w:bottom w:w="60" w:type="dxa"/>
-              <w:right w:w="90" w:type="dxa"/>
-            </w:tcMar>
           </w:tcPr>
           <w:p>
             <w:pPr>
@@ -10718,12 +9738,6 @@
               <w:right w:val="single" w:sz="6" w:space="0" w:color="1F3864"/>
             </w:tcBorders>
             <w:shd w:val="clear" w:color="auto" w:fill="4472C4"/>
-            <w:tcMar>
-              <w:top w:w="60" w:type="dxa"/>
-              <w:left w:w="90" w:type="dxa"/>
-              <w:bottom w:w="60" w:type="dxa"/>
-              <w:right w:w="90" w:type="dxa"/>
-            </w:tcMar>
           </w:tcPr>
           <w:p>
             <w:pPr>
@@ -10760,12 +9774,6 @@
               <w:right w:val="single" w:sz="6" w:space="0" w:color="1F3864"/>
             </w:tcBorders>
             <w:shd w:val="clear" w:color="auto" w:fill="4472C4"/>
-            <w:tcMar>
-              <w:top w:w="60" w:type="dxa"/>
-              <w:left w:w="90" w:type="dxa"/>
-              <w:bottom w:w="60" w:type="dxa"/>
-              <w:right w:w="90" w:type="dxa"/>
-            </w:tcMar>
           </w:tcPr>
           <w:p>
             <w:pPr>
@@ -10804,12 +9812,6 @@
               <w:right w:val="single" w:sz="6" w:space="0" w:color="1F3864"/>
             </w:tcBorders>
             <w:shd w:val="clear" w:color="auto" w:fill="D9E2F3"/>
-            <w:tcMar>
-              <w:top w:w="60" w:type="dxa"/>
-              <w:left w:w="90" w:type="dxa"/>
-              <w:bottom w:w="60" w:type="dxa"/>
-              <w:right w:w="90" w:type="dxa"/>
-            </w:tcMar>
           </w:tcPr>
           <w:p>
             <w:pPr>
@@ -10968,12 +9970,6 @@
               <w:right w:val="single" w:sz="6" w:space="0" w:color="1F3864"/>
             </w:tcBorders>
             <w:shd w:val="clear" w:color="auto" w:fill="D9E2F3"/>
-            <w:tcMar>
-              <w:top w:w="60" w:type="dxa"/>
-              <w:left w:w="90" w:type="dxa"/>
-              <w:bottom w:w="60" w:type="dxa"/>
-              <w:right w:w="90" w:type="dxa"/>
-            </w:tcMar>
           </w:tcPr>
           <w:p>
             <w:pPr>
@@ -11124,12 +10120,6 @@
               <w:right w:val="single" w:sz="6" w:space="0" w:color="1F3864"/>
             </w:tcBorders>
             <w:shd w:val="clear" w:color="auto" w:fill="D9E2F3"/>
-            <w:tcMar>
-              <w:top w:w="60" w:type="dxa"/>
-              <w:left w:w="90" w:type="dxa"/>
-              <w:bottom w:w="60" w:type="dxa"/>
-              <w:right w:w="90" w:type="dxa"/>
-            </w:tcMar>
           </w:tcPr>
           <w:p>
             <w:pPr>
@@ -11280,12 +10270,6 @@
               <w:right w:val="single" w:sz="6" w:space="0" w:color="1F3864"/>
             </w:tcBorders>
             <w:shd w:val="clear" w:color="auto" w:fill="D9E2F3"/>
-            <w:tcMar>
-              <w:top w:w="60" w:type="dxa"/>
-              <w:left w:w="90" w:type="dxa"/>
-              <w:bottom w:w="60" w:type="dxa"/>
-              <w:right w:w="90" w:type="dxa"/>
-            </w:tcMar>
           </w:tcPr>
           <w:p>
             <w:pPr>
@@ -11436,12 +10420,6 @@
               <w:right w:val="single" w:sz="6" w:space="0" w:color="1F3864"/>
             </w:tcBorders>
             <w:shd w:val="clear" w:color="auto" w:fill="D9E2F3"/>
-            <w:tcMar>
-              <w:top w:w="60" w:type="dxa"/>
-              <w:left w:w="90" w:type="dxa"/>
-              <w:bottom w:w="60" w:type="dxa"/>
-              <w:right w:w="90" w:type="dxa"/>
-            </w:tcMar>
           </w:tcPr>
           <w:p>
             <w:pPr>
@@ -11645,8 +10623,10 @@
         </w:tblBorders>
         <w:tblLayout w:type="fixed"/>
         <w:tblCellMar>
-          <w:left w:w="10" w:type="dxa"/>
-          <w:right w:w="10" w:type="dxa"/>
+          <w:top w:w="40" w:type="dxa"/>
+          <w:left w:w="90" w:type="dxa"/>
+          <w:bottom w:w="40" w:type="dxa"/>
+          <w:right w:w="90" w:type="dxa"/>
         </w:tblCellMar>
         <w:tblLook w:val="0000" w:firstRow="0" w:lastRow="0" w:firstColumn="0" w:lastColumn="0" w:noHBand="0" w:noVBand="0"/>
       </w:tblPr>
@@ -11665,12 +10645,6 @@
               <w:right w:val="single" w:sz="6" w:space="0" w:color="1F3864"/>
             </w:tcBorders>
             <w:shd w:val="clear" w:color="auto" w:fill="4472C4"/>
-            <w:tcMar>
-              <w:top w:w="60" w:type="dxa"/>
-              <w:left w:w="90" w:type="dxa"/>
-              <w:bottom w:w="60" w:type="dxa"/>
-              <w:right w:w="90" w:type="dxa"/>
-            </w:tcMar>
           </w:tcPr>
           <w:p>
             <w:pPr>
@@ -11705,12 +10679,6 @@
               <w:right w:val="single" w:sz="6" w:space="0" w:color="1F3864"/>
             </w:tcBorders>
             <w:shd w:val="clear" w:color="auto" w:fill="D9E2F3"/>
-            <w:tcMar>
-              <w:top w:w="60" w:type="dxa"/>
-              <w:left w:w="90" w:type="dxa"/>
-              <w:bottom w:w="60" w:type="dxa"/>
-              <w:right w:w="90" w:type="dxa"/>
-            </w:tcMar>
           </w:tcPr>
           <w:p>
             <w:pPr>
@@ -11980,12 +10948,6 @@
               <w:right w:val="single" w:sz="6" w:space="0" w:color="1F3864"/>
             </w:tcBorders>
             <w:shd w:val="clear" w:color="auto" w:fill="4472C4"/>
-            <w:tcMar>
-              <w:top w:w="60" w:type="dxa"/>
-              <w:left w:w="90" w:type="dxa"/>
-              <w:bottom w:w="60" w:type="dxa"/>
-              <w:right w:w="90" w:type="dxa"/>
-            </w:tcMar>
           </w:tcPr>
           <w:p>
             <w:pPr>
@@ -12020,12 +10982,6 @@
               <w:right w:val="single" w:sz="6" w:space="0" w:color="1F3864"/>
             </w:tcBorders>
             <w:shd w:val="clear" w:color="auto" w:fill="D9E2F3"/>
-            <w:tcMar>
-              <w:top w:w="60" w:type="dxa"/>
-              <w:left w:w="90" w:type="dxa"/>
-              <w:bottom w:w="60" w:type="dxa"/>
-              <w:right w:w="90" w:type="dxa"/>
-            </w:tcMar>
           </w:tcPr>
           <w:p>
             <w:pPr>
@@ -12225,12 +11181,6 @@
               <w:right w:val="single" w:sz="6" w:space="0" w:color="1F3864"/>
             </w:tcBorders>
             <w:shd w:val="clear" w:color="auto" w:fill="4472C4"/>
-            <w:tcMar>
-              <w:top w:w="60" w:type="dxa"/>
-              <w:left w:w="90" w:type="dxa"/>
-              <w:bottom w:w="60" w:type="dxa"/>
-              <w:right w:w="90" w:type="dxa"/>
-            </w:tcMar>
           </w:tcPr>
           <w:p>
             <w:pPr>
@@ -12265,12 +11215,6 @@
               <w:right w:val="single" w:sz="6" w:space="0" w:color="1F3864"/>
             </w:tcBorders>
             <w:shd w:val="clear" w:color="auto" w:fill="D9E2F3"/>
-            <w:tcMar>
-              <w:top w:w="60" w:type="dxa"/>
-              <w:left w:w="90" w:type="dxa"/>
-              <w:bottom w:w="60" w:type="dxa"/>
-              <w:right w:w="90" w:type="dxa"/>
-            </w:tcMar>
           </w:tcPr>
           <w:p>
             <w:pPr>
@@ -12385,12 +11329,6 @@
               <w:right w:val="single" w:sz="6" w:space="0" w:color="1F3864"/>
             </w:tcBorders>
             <w:shd w:val="clear" w:color="auto" w:fill="4472C4"/>
-            <w:tcMar>
-              <w:top w:w="60" w:type="dxa"/>
-              <w:left w:w="90" w:type="dxa"/>
-              <w:bottom w:w="60" w:type="dxa"/>
-              <w:right w:w="90" w:type="dxa"/>
-            </w:tcMar>
           </w:tcPr>
           <w:p>
             <w:pPr>
@@ -12425,12 +11363,6 @@
               <w:right w:val="single" w:sz="6" w:space="0" w:color="1F3864"/>
             </w:tcBorders>
             <w:shd w:val="clear" w:color="auto" w:fill="D9E2F3"/>
-            <w:tcMar>
-              <w:top w:w="60" w:type="dxa"/>
-              <w:left w:w="90" w:type="dxa"/>
-              <w:bottom w:w="60" w:type="dxa"/>
-              <w:right w:w="90" w:type="dxa"/>
-            </w:tcMar>
           </w:tcPr>
           <w:p>
             <w:pPr>
@@ -12679,8 +11611,10 @@
         </w:tblBorders>
         <w:tblLayout w:type="fixed"/>
         <w:tblCellMar>
-          <w:left w:w="10" w:type="dxa"/>
-          <w:right w:w="10" w:type="dxa"/>
+          <w:top w:w="40" w:type="dxa"/>
+          <w:left w:w="90" w:type="dxa"/>
+          <w:bottom w:w="40" w:type="dxa"/>
+          <w:right w:w="90" w:type="dxa"/>
         </w:tblCellMar>
         <w:tblLook w:val="0000" w:firstRow="0" w:lastRow="0" w:firstColumn="0" w:lastColumn="0" w:noHBand="0" w:noVBand="0"/>
       </w:tblPr>
@@ -12702,12 +11636,6 @@
               <w:right w:val="single" w:sz="6" w:space="0" w:color="1F3864"/>
             </w:tcBorders>
             <w:shd w:val="clear" w:color="auto" w:fill="4472C4"/>
-            <w:tcMar>
-              <w:top w:w="60" w:type="dxa"/>
-              <w:left w:w="90" w:type="dxa"/>
-              <w:bottom w:w="60" w:type="dxa"/>
-              <w:right w:w="90" w:type="dxa"/>
-            </w:tcMar>
           </w:tcPr>
           <w:p>
             <w:pPr>
@@ -12748,12 +11676,6 @@
               <w:right w:val="single" w:sz="6" w:space="0" w:color="1F3864"/>
             </w:tcBorders>
             <w:shd w:val="clear" w:color="auto" w:fill="4472C4"/>
-            <w:tcMar>
-              <w:top w:w="60" w:type="dxa"/>
-              <w:left w:w="90" w:type="dxa"/>
-              <w:bottom w:w="60" w:type="dxa"/>
-              <w:right w:w="90" w:type="dxa"/>
-            </w:tcMar>
           </w:tcPr>
           <w:p>
             <w:pPr>
@@ -12789,12 +11711,6 @@
               <w:right w:val="single" w:sz="6" w:space="0" w:color="1F3864"/>
             </w:tcBorders>
             <w:shd w:val="clear" w:color="auto" w:fill="4472C4"/>
-            <w:tcMar>
-              <w:top w:w="60" w:type="dxa"/>
-              <w:left w:w="90" w:type="dxa"/>
-              <w:bottom w:w="60" w:type="dxa"/>
-              <w:right w:w="90" w:type="dxa"/>
-            </w:tcMar>
           </w:tcPr>
           <w:p>
             <w:pPr>
@@ -12835,12 +11751,6 @@
               <w:right w:val="single" w:sz="6" w:space="0" w:color="1F3864"/>
             </w:tcBorders>
             <w:shd w:val="clear" w:color="auto" w:fill="4472C4"/>
-            <w:tcMar>
-              <w:top w:w="60" w:type="dxa"/>
-              <w:left w:w="90" w:type="dxa"/>
-              <w:bottom w:w="60" w:type="dxa"/>
-              <w:right w:w="90" w:type="dxa"/>
-            </w:tcMar>
           </w:tcPr>
           <w:p>
             <w:pPr>
@@ -12876,12 +11786,6 @@
               <w:right w:val="single" w:sz="6" w:space="0" w:color="1F3864"/>
             </w:tcBorders>
             <w:shd w:val="clear" w:color="auto" w:fill="4472C4"/>
-            <w:tcMar>
-              <w:top w:w="60" w:type="dxa"/>
-              <w:left w:w="90" w:type="dxa"/>
-              <w:bottom w:w="60" w:type="dxa"/>
-              <w:right w:w="90" w:type="dxa"/>
-            </w:tcMar>
           </w:tcPr>
           <w:p>
             <w:pPr>
@@ -12921,12 +11825,6 @@
               <w:right w:val="single" w:sz="6" w:space="0" w:color="1F3864"/>
             </w:tcBorders>
             <w:shd w:val="clear" w:color="auto" w:fill="4472C4"/>
-            <w:tcMar>
-              <w:top w:w="60" w:type="dxa"/>
-              <w:left w:w="90" w:type="dxa"/>
-              <w:bottom w:w="60" w:type="dxa"/>
-              <w:right w:w="90" w:type="dxa"/>
-            </w:tcMar>
           </w:tcPr>
           <w:p>
             <w:pPr>
@@ -12963,12 +11861,6 @@
               <w:right w:val="single" w:sz="6" w:space="0" w:color="1F3864"/>
             </w:tcBorders>
             <w:shd w:val="clear" w:color="auto" w:fill="4472C4"/>
-            <w:tcMar>
-              <w:top w:w="60" w:type="dxa"/>
-              <w:left w:w="90" w:type="dxa"/>
-              <w:bottom w:w="60" w:type="dxa"/>
-              <w:right w:w="90" w:type="dxa"/>
-            </w:tcMar>
           </w:tcPr>
           <w:p>
             <w:pPr>
@@ -13005,12 +11897,6 @@
               <w:right w:val="single" w:sz="6" w:space="0" w:color="1F3864"/>
             </w:tcBorders>
             <w:shd w:val="clear" w:color="auto" w:fill="4472C4"/>
-            <w:tcMar>
-              <w:top w:w="60" w:type="dxa"/>
-              <w:left w:w="90" w:type="dxa"/>
-              <w:bottom w:w="60" w:type="dxa"/>
-              <w:right w:w="90" w:type="dxa"/>
-            </w:tcMar>
           </w:tcPr>
           <w:p>
             <w:pPr>
@@ -13047,12 +11933,6 @@
               <w:right w:val="single" w:sz="6" w:space="0" w:color="1F3864"/>
             </w:tcBorders>
             <w:shd w:val="clear" w:color="auto" w:fill="4472C4"/>
-            <w:tcMar>
-              <w:top w:w="60" w:type="dxa"/>
-              <w:left w:w="90" w:type="dxa"/>
-              <w:bottom w:w="60" w:type="dxa"/>
-              <w:right w:w="90" w:type="dxa"/>
-            </w:tcMar>
           </w:tcPr>
           <w:p>
             <w:pPr>
@@ -13092,12 +11972,6 @@
               <w:right w:val="single" w:sz="6" w:space="0" w:color="1F3864"/>
             </w:tcBorders>
             <w:shd w:val="clear" w:color="auto" w:fill="4472C4"/>
-            <w:tcMar>
-              <w:top w:w="60" w:type="dxa"/>
-              <w:left w:w="90" w:type="dxa"/>
-              <w:bottom w:w="60" w:type="dxa"/>
-              <w:right w:w="90" w:type="dxa"/>
-            </w:tcMar>
           </w:tcPr>
           <w:p>
             <w:pPr>
@@ -13132,12 +12006,6 @@
               <w:right w:val="single" w:sz="6" w:space="0" w:color="1F3864"/>
             </w:tcBorders>
             <w:shd w:val="clear" w:color="auto" w:fill="D9E2F3"/>
-            <w:tcMar>
-              <w:top w:w="60" w:type="dxa"/>
-              <w:left w:w="90" w:type="dxa"/>
-              <w:bottom w:w="60" w:type="dxa"/>
-              <w:right w:w="90" w:type="dxa"/>
-            </w:tcMar>
           </w:tcPr>
           <w:p>
             <w:pPr>
@@ -13168,12 +12036,6 @@
               <w:right w:val="single" w:sz="6" w:space="0" w:color="1F3864"/>
             </w:tcBorders>
             <w:shd w:val="clear" w:color="auto" w:fill="D9E2F3"/>
-            <w:tcMar>
-              <w:top w:w="60" w:type="dxa"/>
-              <w:left w:w="90" w:type="dxa"/>
-              <w:bottom w:w="60" w:type="dxa"/>
-              <w:right w:w="90" w:type="dxa"/>
-            </w:tcMar>
           </w:tcPr>
           <w:p>
             <w:pPr>
@@ -13204,12 +12066,6 @@
               <w:right w:val="single" w:sz="6" w:space="0" w:color="1F3864"/>
             </w:tcBorders>
             <w:shd w:val="clear" w:color="auto" w:fill="D9E2F3"/>
-            <w:tcMar>
-              <w:top w:w="60" w:type="dxa"/>
-              <w:left w:w="90" w:type="dxa"/>
-              <w:bottom w:w="60" w:type="dxa"/>
-              <w:right w:w="90" w:type="dxa"/>
-            </w:tcMar>
           </w:tcPr>
           <w:p>
             <w:pPr>
@@ -13243,12 +12099,6 @@
               <w:right w:val="single" w:sz="6" w:space="0" w:color="1F3864"/>
             </w:tcBorders>
             <w:shd w:val="clear" w:color="auto" w:fill="4472C4"/>
-            <w:tcMar>
-              <w:top w:w="60" w:type="dxa"/>
-              <w:left w:w="90" w:type="dxa"/>
-              <w:bottom w:w="60" w:type="dxa"/>
-              <w:right w:w="90" w:type="dxa"/>
-            </w:tcMar>
           </w:tcPr>
           <w:p>
             <w:pPr>
@@ -13283,12 +12133,6 @@
               <w:right w:val="single" w:sz="6" w:space="0" w:color="1F3864"/>
             </w:tcBorders>
             <w:shd w:val="clear" w:color="auto" w:fill="D9E2F3"/>
-            <w:tcMar>
-              <w:top w:w="60" w:type="dxa"/>
-              <w:left w:w="90" w:type="dxa"/>
-              <w:bottom w:w="60" w:type="dxa"/>
-              <w:right w:w="90" w:type="dxa"/>
-            </w:tcMar>
           </w:tcPr>
           <w:p>
             <w:pPr>
@@ -13319,12 +12163,6 @@
               <w:right w:val="single" w:sz="6" w:space="0" w:color="1F3864"/>
             </w:tcBorders>
             <w:shd w:val="clear" w:color="auto" w:fill="D9E2F3"/>
-            <w:tcMar>
-              <w:top w:w="60" w:type="dxa"/>
-              <w:left w:w="90" w:type="dxa"/>
-              <w:bottom w:w="60" w:type="dxa"/>
-              <w:right w:w="90" w:type="dxa"/>
-            </w:tcMar>
           </w:tcPr>
           <w:p>
             <w:pPr>
@@ -13355,12 +12193,6 @@
               <w:right w:val="single" w:sz="6" w:space="0" w:color="1F3864"/>
             </w:tcBorders>
             <w:shd w:val="clear" w:color="auto" w:fill="D9E2F3"/>
-            <w:tcMar>
-              <w:top w:w="60" w:type="dxa"/>
-              <w:left w:w="90" w:type="dxa"/>
-              <w:bottom w:w="60" w:type="dxa"/>
-              <w:right w:w="90" w:type="dxa"/>
-            </w:tcMar>
           </w:tcPr>
           <w:p>
             <w:pPr>
@@ -13394,12 +12226,6 @@
               <w:right w:val="single" w:sz="6" w:space="0" w:color="1F3864"/>
             </w:tcBorders>
             <w:shd w:val="clear" w:color="auto" w:fill="4472C4"/>
-            <w:tcMar>
-              <w:top w:w="60" w:type="dxa"/>
-              <w:left w:w="90" w:type="dxa"/>
-              <w:bottom w:w="60" w:type="dxa"/>
-              <w:right w:w="90" w:type="dxa"/>
-            </w:tcMar>
           </w:tcPr>
           <w:p>
             <w:pPr>
@@ -13434,12 +12260,6 @@
               <w:right w:val="single" w:sz="6" w:space="0" w:color="1F3864"/>
             </w:tcBorders>
             <w:shd w:val="clear" w:color="auto" w:fill="D9E2F3"/>
-            <w:tcMar>
-              <w:top w:w="60" w:type="dxa"/>
-              <w:left w:w="90" w:type="dxa"/>
-              <w:bottom w:w="60" w:type="dxa"/>
-              <w:right w:w="90" w:type="dxa"/>
-            </w:tcMar>
           </w:tcPr>
           <w:p>
             <w:pPr>
@@ -13470,12 +12290,6 @@
               <w:right w:val="single" w:sz="6" w:space="0" w:color="1F3864"/>
             </w:tcBorders>
             <w:shd w:val="clear" w:color="auto" w:fill="D9E2F3"/>
-            <w:tcMar>
-              <w:top w:w="60" w:type="dxa"/>
-              <w:left w:w="90" w:type="dxa"/>
-              <w:bottom w:w="60" w:type="dxa"/>
-              <w:right w:w="90" w:type="dxa"/>
-            </w:tcMar>
           </w:tcPr>
           <w:p>
             <w:pPr>
@@ -13506,12 +12320,6 @@
               <w:right w:val="single" w:sz="6" w:space="0" w:color="1F3864"/>
             </w:tcBorders>
             <w:shd w:val="clear" w:color="auto" w:fill="D9E2F3"/>
-            <w:tcMar>
-              <w:top w:w="60" w:type="dxa"/>
-              <w:left w:w="90" w:type="dxa"/>
-              <w:bottom w:w="60" w:type="dxa"/>
-              <w:right w:w="90" w:type="dxa"/>
-            </w:tcMar>
           </w:tcPr>
           <w:p>
             <w:pPr>
@@ -13546,12 +12354,6 @@
               <w:right w:val="single" w:sz="6" w:space="0" w:color="1F3864"/>
             </w:tcBorders>
             <w:shd w:val="clear" w:color="auto" w:fill="4472C4"/>
-            <w:tcMar>
-              <w:top w:w="60" w:type="dxa"/>
-              <w:left w:w="90" w:type="dxa"/>
-              <w:bottom w:w="60" w:type="dxa"/>
-              <w:right w:w="90" w:type="dxa"/>
-            </w:tcMar>
           </w:tcPr>
           <w:p>
             <w:pPr>
@@ -13587,12 +12389,6 @@
               <w:right w:val="single" w:sz="6" w:space="0" w:color="1F3864"/>
             </w:tcBorders>
             <w:shd w:val="clear" w:color="auto" w:fill="4472C4"/>
-            <w:tcMar>
-              <w:top w:w="60" w:type="dxa"/>
-              <w:left w:w="90" w:type="dxa"/>
-              <w:bottom w:w="60" w:type="dxa"/>
-              <w:right w:w="90" w:type="dxa"/>
-            </w:tcMar>
           </w:tcPr>
           <w:p>
             <w:pPr>
@@ -13632,12 +12428,6 @@
               <w:right w:val="single" w:sz="6" w:space="0" w:color="1F3864"/>
             </w:tcBorders>
             <w:shd w:val="clear" w:color="auto" w:fill="4472C4"/>
-            <w:tcMar>
-              <w:top w:w="60" w:type="dxa"/>
-              <w:left w:w="90" w:type="dxa"/>
-              <w:bottom w:w="60" w:type="dxa"/>
-              <w:right w:w="90" w:type="dxa"/>
-            </w:tcMar>
           </w:tcPr>
           <w:p>
             <w:pPr>
@@ -13674,12 +12464,6 @@
               <w:right w:val="single" w:sz="6" w:space="0" w:color="1F3864"/>
             </w:tcBorders>
             <w:shd w:val="clear" w:color="auto" w:fill="4472C4"/>
-            <w:tcMar>
-              <w:top w:w="60" w:type="dxa"/>
-              <w:left w:w="90" w:type="dxa"/>
-              <w:bottom w:w="60" w:type="dxa"/>
-              <w:right w:w="90" w:type="dxa"/>
-            </w:tcMar>
           </w:tcPr>
           <w:p>
             <w:pPr>
@@ -13716,12 +12500,6 @@
               <w:right w:val="single" w:sz="6" w:space="0" w:color="1F3864"/>
             </w:tcBorders>
             <w:shd w:val="clear" w:color="auto" w:fill="4472C4"/>
-            <w:tcMar>
-              <w:top w:w="60" w:type="dxa"/>
-              <w:left w:w="90" w:type="dxa"/>
-              <w:bottom w:w="60" w:type="dxa"/>
-              <w:right w:w="90" w:type="dxa"/>
-            </w:tcMar>
           </w:tcPr>
           <w:p>
             <w:pPr>
@@ -13758,12 +12536,6 @@
               <w:right w:val="single" w:sz="6" w:space="0" w:color="1F3864"/>
             </w:tcBorders>
             <w:shd w:val="clear" w:color="auto" w:fill="4472C4"/>
-            <w:tcMar>
-              <w:top w:w="60" w:type="dxa"/>
-              <w:left w:w="90" w:type="dxa"/>
-              <w:bottom w:w="60" w:type="dxa"/>
-              <w:right w:w="90" w:type="dxa"/>
-            </w:tcMar>
           </w:tcPr>
           <w:p>
             <w:pPr>
@@ -13803,12 +12575,6 @@
               <w:right w:val="single" w:sz="6" w:space="0" w:color="1F3864"/>
             </w:tcBorders>
             <w:shd w:val="clear" w:color="auto" w:fill="4472C4"/>
-            <w:tcMar>
-              <w:top w:w="60" w:type="dxa"/>
-              <w:left w:w="90" w:type="dxa"/>
-              <w:bottom w:w="60" w:type="dxa"/>
-              <w:right w:w="90" w:type="dxa"/>
-            </w:tcMar>
           </w:tcPr>
           <w:p>
             <w:pPr>
@@ -13843,12 +12609,6 @@
               <w:right w:val="single" w:sz="6" w:space="0" w:color="1F3864"/>
             </w:tcBorders>
             <w:shd w:val="clear" w:color="auto" w:fill="D9E2F3"/>
-            <w:tcMar>
-              <w:top w:w="60" w:type="dxa"/>
-              <w:left w:w="90" w:type="dxa"/>
-              <w:bottom w:w="60" w:type="dxa"/>
-              <w:right w:w="90" w:type="dxa"/>
-            </w:tcMar>
           </w:tcPr>
           <w:p>
             <w:pPr>
@@ -13879,12 +12639,6 @@
               <w:right w:val="single" w:sz="6" w:space="0" w:color="1F3864"/>
             </w:tcBorders>
             <w:shd w:val="clear" w:color="auto" w:fill="D9E2F3"/>
-            <w:tcMar>
-              <w:top w:w="60" w:type="dxa"/>
-              <w:left w:w="90" w:type="dxa"/>
-              <w:bottom w:w="60" w:type="dxa"/>
-              <w:right w:w="90" w:type="dxa"/>
-            </w:tcMar>
           </w:tcPr>
           <w:p>
             <w:pPr>
@@ -13915,12 +12669,6 @@
               <w:right w:val="single" w:sz="6" w:space="0" w:color="1F3864"/>
             </w:tcBorders>
             <w:shd w:val="clear" w:color="auto" w:fill="D9E2F3"/>
-            <w:tcMar>
-              <w:top w:w="60" w:type="dxa"/>
-              <w:left w:w="90" w:type="dxa"/>
-              <w:bottom w:w="60" w:type="dxa"/>
-              <w:right w:w="90" w:type="dxa"/>
-            </w:tcMar>
           </w:tcPr>
           <w:p>
             <w:pPr>
@@ -13954,12 +12702,6 @@
               <w:right w:val="single" w:sz="6" w:space="0" w:color="1F3864"/>
             </w:tcBorders>
             <w:shd w:val="clear" w:color="auto" w:fill="4472C4"/>
-            <w:tcMar>
-              <w:top w:w="60" w:type="dxa"/>
-              <w:left w:w="90" w:type="dxa"/>
-              <w:bottom w:w="60" w:type="dxa"/>
-              <w:right w:w="90" w:type="dxa"/>
-            </w:tcMar>
           </w:tcPr>
           <w:p>
             <w:pPr>
@@ -13994,12 +12736,6 @@
               <w:right w:val="single" w:sz="6" w:space="0" w:color="1F3864"/>
             </w:tcBorders>
             <w:shd w:val="clear" w:color="auto" w:fill="D9E2F3"/>
-            <w:tcMar>
-              <w:top w:w="60" w:type="dxa"/>
-              <w:left w:w="90" w:type="dxa"/>
-              <w:bottom w:w="60" w:type="dxa"/>
-              <w:right w:w="90" w:type="dxa"/>
-            </w:tcMar>
           </w:tcPr>
           <w:p>
             <w:pPr>
@@ -14030,12 +12766,6 @@
               <w:right w:val="single" w:sz="6" w:space="0" w:color="1F3864"/>
             </w:tcBorders>
             <w:shd w:val="clear" w:color="auto" w:fill="D9E2F3"/>
-            <w:tcMar>
-              <w:top w:w="60" w:type="dxa"/>
-              <w:left w:w="90" w:type="dxa"/>
-              <w:bottom w:w="60" w:type="dxa"/>
-              <w:right w:w="90" w:type="dxa"/>
-            </w:tcMar>
           </w:tcPr>
           <w:p>
             <w:pPr>
@@ -14066,12 +12796,6 @@
               <w:right w:val="single" w:sz="6" w:space="0" w:color="1F3864"/>
             </w:tcBorders>
             <w:shd w:val="clear" w:color="auto" w:fill="D9E2F3"/>
-            <w:tcMar>
-              <w:top w:w="60" w:type="dxa"/>
-              <w:left w:w="90" w:type="dxa"/>
-              <w:bottom w:w="60" w:type="dxa"/>
-              <w:right w:w="90" w:type="dxa"/>
-            </w:tcMar>
           </w:tcPr>
           <w:p>
             <w:pPr>
@@ -14105,12 +12829,6 @@
               <w:right w:val="single" w:sz="6" w:space="0" w:color="1F3864"/>
             </w:tcBorders>
             <w:shd w:val="clear" w:color="auto" w:fill="4472C4"/>
-            <w:tcMar>
-              <w:top w:w="60" w:type="dxa"/>
-              <w:left w:w="90" w:type="dxa"/>
-              <w:bottom w:w="60" w:type="dxa"/>
-              <w:right w:w="90" w:type="dxa"/>
-            </w:tcMar>
           </w:tcPr>
           <w:p>
             <w:pPr>
@@ -14145,12 +12863,6 @@
               <w:right w:val="single" w:sz="6" w:space="0" w:color="1F3864"/>
             </w:tcBorders>
             <w:shd w:val="clear" w:color="auto" w:fill="D9E2F3"/>
-            <w:tcMar>
-              <w:top w:w="60" w:type="dxa"/>
-              <w:left w:w="90" w:type="dxa"/>
-              <w:bottom w:w="60" w:type="dxa"/>
-              <w:right w:w="90" w:type="dxa"/>
-            </w:tcMar>
           </w:tcPr>
           <w:p>
             <w:pPr>
@@ -14181,12 +12893,6 @@
               <w:right w:val="single" w:sz="6" w:space="0" w:color="1F3864"/>
             </w:tcBorders>
             <w:shd w:val="clear" w:color="auto" w:fill="D9E2F3"/>
-            <w:tcMar>
-              <w:top w:w="60" w:type="dxa"/>
-              <w:left w:w="90" w:type="dxa"/>
-              <w:bottom w:w="60" w:type="dxa"/>
-              <w:right w:w="90" w:type="dxa"/>
-            </w:tcMar>
           </w:tcPr>
           <w:p>
             <w:pPr>
@@ -14217,12 +12923,6 @@
               <w:right w:val="single" w:sz="6" w:space="0" w:color="1F3864"/>
             </w:tcBorders>
             <w:shd w:val="clear" w:color="auto" w:fill="D9E2F3"/>
-            <w:tcMar>
-              <w:top w:w="60" w:type="dxa"/>
-              <w:left w:w="90" w:type="dxa"/>
-              <w:bottom w:w="60" w:type="dxa"/>
-              <w:right w:w="90" w:type="dxa"/>
-            </w:tcMar>
           </w:tcPr>
           <w:p>
             <w:pPr>
@@ -14257,12 +12957,6 @@
               <w:right w:val="single" w:sz="6" w:space="0" w:color="1F3864"/>
             </w:tcBorders>
             <w:shd w:val="clear" w:color="auto" w:fill="4472C4"/>
-            <w:tcMar>
-              <w:top w:w="60" w:type="dxa"/>
-              <w:left w:w="90" w:type="dxa"/>
-              <w:bottom w:w="60" w:type="dxa"/>
-              <w:right w:w="90" w:type="dxa"/>
-            </w:tcMar>
           </w:tcPr>
           <w:p>
             <w:pPr>
@@ -14298,12 +12992,6 @@
               <w:right w:val="single" w:sz="6" w:space="0" w:color="1F3864"/>
             </w:tcBorders>
             <w:shd w:val="clear" w:color="auto" w:fill="4472C4"/>
-            <w:tcMar>
-              <w:top w:w="60" w:type="dxa"/>
-              <w:left w:w="90" w:type="dxa"/>
-              <w:bottom w:w="60" w:type="dxa"/>
-              <w:right w:w="90" w:type="dxa"/>
-            </w:tcMar>
           </w:tcPr>
           <w:p>
             <w:pPr>
@@ -14343,12 +13031,6 @@
               <w:right w:val="single" w:sz="6" w:space="0" w:color="1F3864"/>
             </w:tcBorders>
             <w:shd w:val="clear" w:color="auto" w:fill="4472C4"/>
-            <w:tcMar>
-              <w:top w:w="60" w:type="dxa"/>
-              <w:left w:w="90" w:type="dxa"/>
-              <w:bottom w:w="60" w:type="dxa"/>
-              <w:right w:w="90" w:type="dxa"/>
-            </w:tcMar>
           </w:tcPr>
           <w:p>
             <w:pPr>
@@ -14385,12 +13067,6 @@
               <w:right w:val="single" w:sz="6" w:space="0" w:color="1F3864"/>
             </w:tcBorders>
             <w:shd w:val="clear" w:color="auto" w:fill="4472C4"/>
-            <w:tcMar>
-              <w:top w:w="60" w:type="dxa"/>
-              <w:left w:w="90" w:type="dxa"/>
-              <w:bottom w:w="60" w:type="dxa"/>
-              <w:right w:w="90" w:type="dxa"/>
-            </w:tcMar>
           </w:tcPr>
           <w:p>
             <w:pPr>
@@ -14427,12 +13103,6 @@
               <w:right w:val="single" w:sz="6" w:space="0" w:color="1F3864"/>
             </w:tcBorders>
             <w:shd w:val="clear" w:color="auto" w:fill="4472C4"/>
-            <w:tcMar>
-              <w:top w:w="60" w:type="dxa"/>
-              <w:left w:w="90" w:type="dxa"/>
-              <w:bottom w:w="60" w:type="dxa"/>
-              <w:right w:w="90" w:type="dxa"/>
-            </w:tcMar>
           </w:tcPr>
           <w:p>
             <w:pPr>
@@ -14469,12 +13139,6 @@
               <w:right w:val="single" w:sz="6" w:space="0" w:color="1F3864"/>
             </w:tcBorders>
             <w:shd w:val="clear" w:color="auto" w:fill="4472C4"/>
-            <w:tcMar>
-              <w:top w:w="60" w:type="dxa"/>
-              <w:left w:w="90" w:type="dxa"/>
-              <w:bottom w:w="60" w:type="dxa"/>
-              <w:right w:w="90" w:type="dxa"/>
-            </w:tcMar>
           </w:tcPr>
           <w:p>
             <w:pPr>
@@ -14514,12 +13178,6 @@
               <w:right w:val="single" w:sz="6" w:space="0" w:color="1F3864"/>
             </w:tcBorders>
             <w:shd w:val="clear" w:color="auto" w:fill="4472C4"/>
-            <w:tcMar>
-              <w:top w:w="60" w:type="dxa"/>
-              <w:left w:w="90" w:type="dxa"/>
-              <w:bottom w:w="60" w:type="dxa"/>
-              <w:right w:w="90" w:type="dxa"/>
-            </w:tcMar>
           </w:tcPr>
           <w:p>
             <w:pPr>
@@ -14554,12 +13212,6 @@
               <w:right w:val="single" w:sz="6" w:space="0" w:color="1F3864"/>
             </w:tcBorders>
             <w:shd w:val="clear" w:color="auto" w:fill="D9E2F3"/>
-            <w:tcMar>
-              <w:top w:w="60" w:type="dxa"/>
-              <w:left w:w="90" w:type="dxa"/>
-              <w:bottom w:w="60" w:type="dxa"/>
-              <w:right w:w="90" w:type="dxa"/>
-            </w:tcMar>
           </w:tcPr>
           <w:p>
             <w:pPr>
@@ -14590,12 +13242,6 @@
               <w:right w:val="single" w:sz="6" w:space="0" w:color="1F3864"/>
             </w:tcBorders>
             <w:shd w:val="clear" w:color="auto" w:fill="D9E2F3"/>
-            <w:tcMar>
-              <w:top w:w="60" w:type="dxa"/>
-              <w:left w:w="90" w:type="dxa"/>
-              <w:bottom w:w="60" w:type="dxa"/>
-              <w:right w:w="90" w:type="dxa"/>
-            </w:tcMar>
           </w:tcPr>
           <w:p>
             <w:pPr>
@@ -14626,12 +13272,6 @@
               <w:right w:val="single" w:sz="6" w:space="0" w:color="1F3864"/>
             </w:tcBorders>
             <w:shd w:val="clear" w:color="auto" w:fill="D9E2F3"/>
-            <w:tcMar>
-              <w:top w:w="60" w:type="dxa"/>
-              <w:left w:w="90" w:type="dxa"/>
-              <w:bottom w:w="60" w:type="dxa"/>
-              <w:right w:w="90" w:type="dxa"/>
-            </w:tcMar>
           </w:tcPr>
           <w:p>
             <w:pPr>
@@ -14665,12 +13305,6 @@
               <w:right w:val="single" w:sz="6" w:space="0" w:color="1F3864"/>
             </w:tcBorders>
             <w:shd w:val="clear" w:color="auto" w:fill="4472C4"/>
-            <w:tcMar>
-              <w:top w:w="60" w:type="dxa"/>
-              <w:left w:w="90" w:type="dxa"/>
-              <w:bottom w:w="60" w:type="dxa"/>
-              <w:right w:w="90" w:type="dxa"/>
-            </w:tcMar>
           </w:tcPr>
           <w:p>
             <w:pPr>
@@ -14705,12 +13339,6 @@
               <w:right w:val="single" w:sz="6" w:space="0" w:color="1F3864"/>
             </w:tcBorders>
             <w:shd w:val="clear" w:color="auto" w:fill="D9E2F3"/>
-            <w:tcMar>
-              <w:top w:w="60" w:type="dxa"/>
-              <w:left w:w="90" w:type="dxa"/>
-              <w:bottom w:w="60" w:type="dxa"/>
-              <w:right w:w="90" w:type="dxa"/>
-            </w:tcMar>
           </w:tcPr>
           <w:p>
             <w:pPr>
@@ -14741,12 +13369,6 @@
               <w:right w:val="single" w:sz="6" w:space="0" w:color="1F3864"/>
             </w:tcBorders>
             <w:shd w:val="clear" w:color="auto" w:fill="D9E2F3"/>
-            <w:tcMar>
-              <w:top w:w="60" w:type="dxa"/>
-              <w:left w:w="90" w:type="dxa"/>
-              <w:bottom w:w="60" w:type="dxa"/>
-              <w:right w:w="90" w:type="dxa"/>
-            </w:tcMar>
           </w:tcPr>
           <w:p>
             <w:pPr>
@@ -14777,12 +13399,6 @@
               <w:right w:val="single" w:sz="6" w:space="0" w:color="1F3864"/>
             </w:tcBorders>
             <w:shd w:val="clear" w:color="auto" w:fill="D9E2F3"/>
-            <w:tcMar>
-              <w:top w:w="60" w:type="dxa"/>
-              <w:left w:w="90" w:type="dxa"/>
-              <w:bottom w:w="60" w:type="dxa"/>
-              <w:right w:w="90" w:type="dxa"/>
-            </w:tcMar>
           </w:tcPr>
           <w:p>
             <w:pPr>
@@ -14816,12 +13432,6 @@
               <w:right w:val="single" w:sz="6" w:space="0" w:color="1F3864"/>
             </w:tcBorders>
             <w:shd w:val="clear" w:color="auto" w:fill="4472C4"/>
-            <w:tcMar>
-              <w:top w:w="60" w:type="dxa"/>
-              <w:left w:w="90" w:type="dxa"/>
-              <w:bottom w:w="60" w:type="dxa"/>
-              <w:right w:w="90" w:type="dxa"/>
-            </w:tcMar>
           </w:tcPr>
           <w:p>
             <w:pPr>
@@ -14856,12 +13466,6 @@
               <w:right w:val="single" w:sz="6" w:space="0" w:color="1F3864"/>
             </w:tcBorders>
             <w:shd w:val="clear" w:color="auto" w:fill="D9E2F3"/>
-            <w:tcMar>
-              <w:top w:w="60" w:type="dxa"/>
-              <w:left w:w="90" w:type="dxa"/>
-              <w:bottom w:w="60" w:type="dxa"/>
-              <w:right w:w="90" w:type="dxa"/>
-            </w:tcMar>
           </w:tcPr>
           <w:p>
             <w:pPr>
@@ -14892,12 +13496,6 @@
               <w:right w:val="single" w:sz="6" w:space="0" w:color="1F3864"/>
             </w:tcBorders>
             <w:shd w:val="clear" w:color="auto" w:fill="D9E2F3"/>
-            <w:tcMar>
-              <w:top w:w="60" w:type="dxa"/>
-              <w:left w:w="90" w:type="dxa"/>
-              <w:bottom w:w="60" w:type="dxa"/>
-              <w:right w:w="90" w:type="dxa"/>
-            </w:tcMar>
           </w:tcPr>
           <w:p>
             <w:pPr>
@@ -14928,12 +13526,6 @@
               <w:right w:val="single" w:sz="6" w:space="0" w:color="1F3864"/>
             </w:tcBorders>
             <w:shd w:val="clear" w:color="auto" w:fill="D9E2F3"/>
-            <w:tcMar>
-              <w:top w:w="60" w:type="dxa"/>
-              <w:left w:w="90" w:type="dxa"/>
-              <w:bottom w:w="60" w:type="dxa"/>
-              <w:right w:w="90" w:type="dxa"/>
-            </w:tcMar>
           </w:tcPr>
           <w:p>
             <w:pPr>
@@ -14968,12 +13560,6 @@
               <w:right w:val="single" w:sz="6" w:space="0" w:color="1F3864"/>
             </w:tcBorders>
             <w:shd w:val="clear" w:color="auto" w:fill="4472C4"/>
-            <w:tcMar>
-              <w:top w:w="60" w:type="dxa"/>
-              <w:left w:w="90" w:type="dxa"/>
-              <w:bottom w:w="60" w:type="dxa"/>
-              <w:right w:w="90" w:type="dxa"/>
-            </w:tcMar>
           </w:tcPr>
           <w:p>
             <w:pPr>
@@ -15009,12 +13595,6 @@
               <w:right w:val="single" w:sz="6" w:space="0" w:color="1F3864"/>
             </w:tcBorders>
             <w:shd w:val="clear" w:color="auto" w:fill="4472C4"/>
-            <w:tcMar>
-              <w:top w:w="60" w:type="dxa"/>
-              <w:left w:w="90" w:type="dxa"/>
-              <w:bottom w:w="60" w:type="dxa"/>
-              <w:right w:w="90" w:type="dxa"/>
-            </w:tcMar>
           </w:tcPr>
           <w:p>
             <w:pPr>
@@ -15054,12 +13634,6 @@
               <w:right w:val="single" w:sz="6" w:space="0" w:color="1F3864"/>
             </w:tcBorders>
             <w:shd w:val="clear" w:color="auto" w:fill="4472C4"/>
-            <w:tcMar>
-              <w:top w:w="60" w:type="dxa"/>
-              <w:left w:w="90" w:type="dxa"/>
-              <w:bottom w:w="60" w:type="dxa"/>
-              <w:right w:w="90" w:type="dxa"/>
-            </w:tcMar>
           </w:tcPr>
           <w:p>
             <w:pPr>
@@ -15096,12 +13670,6 @@
               <w:right w:val="single" w:sz="6" w:space="0" w:color="1F3864"/>
             </w:tcBorders>
             <w:shd w:val="clear" w:color="auto" w:fill="4472C4"/>
-            <w:tcMar>
-              <w:top w:w="60" w:type="dxa"/>
-              <w:left w:w="90" w:type="dxa"/>
-              <w:bottom w:w="60" w:type="dxa"/>
-              <w:right w:w="90" w:type="dxa"/>
-            </w:tcMar>
           </w:tcPr>
           <w:p>
             <w:pPr>
@@ -15138,12 +13706,6 @@
               <w:right w:val="single" w:sz="6" w:space="0" w:color="1F3864"/>
             </w:tcBorders>
             <w:shd w:val="clear" w:color="auto" w:fill="4472C4"/>
-            <w:tcMar>
-              <w:top w:w="60" w:type="dxa"/>
-              <w:left w:w="90" w:type="dxa"/>
-              <w:bottom w:w="60" w:type="dxa"/>
-              <w:right w:w="90" w:type="dxa"/>
-            </w:tcMar>
           </w:tcPr>
           <w:p>
             <w:pPr>
@@ -15180,12 +13742,6 @@
               <w:right w:val="single" w:sz="6" w:space="0" w:color="1F3864"/>
             </w:tcBorders>
             <w:shd w:val="clear" w:color="auto" w:fill="4472C4"/>
-            <w:tcMar>
-              <w:top w:w="60" w:type="dxa"/>
-              <w:left w:w="90" w:type="dxa"/>
-              <w:bottom w:w="60" w:type="dxa"/>
-              <w:right w:w="90" w:type="dxa"/>
-            </w:tcMar>
           </w:tcPr>
           <w:p>
             <w:pPr>
@@ -15225,12 +13781,6 @@
               <w:right w:val="single" w:sz="6" w:space="0" w:color="1F3864"/>
             </w:tcBorders>
             <w:shd w:val="clear" w:color="auto" w:fill="4472C4"/>
-            <w:tcMar>
-              <w:top w:w="60" w:type="dxa"/>
-              <w:left w:w="90" w:type="dxa"/>
-              <w:bottom w:w="60" w:type="dxa"/>
-              <w:right w:w="90" w:type="dxa"/>
-            </w:tcMar>
           </w:tcPr>
           <w:p>
             <w:pPr>
@@ -15265,12 +13815,6 @@
               <w:right w:val="single" w:sz="6" w:space="0" w:color="1F3864"/>
             </w:tcBorders>
             <w:shd w:val="clear" w:color="auto" w:fill="D9E2F3"/>
-            <w:tcMar>
-              <w:top w:w="60" w:type="dxa"/>
-              <w:left w:w="90" w:type="dxa"/>
-              <w:bottom w:w="60" w:type="dxa"/>
-              <w:right w:w="90" w:type="dxa"/>
-            </w:tcMar>
           </w:tcPr>
           <w:p>
             <w:pPr>
@@ -15301,12 +13845,6 @@
               <w:right w:val="single" w:sz="6" w:space="0" w:color="1F3864"/>
             </w:tcBorders>
             <w:shd w:val="clear" w:color="auto" w:fill="D9E2F3"/>
-            <w:tcMar>
-              <w:top w:w="60" w:type="dxa"/>
-              <w:left w:w="90" w:type="dxa"/>
-              <w:bottom w:w="60" w:type="dxa"/>
-              <w:right w:w="90" w:type="dxa"/>
-            </w:tcMar>
           </w:tcPr>
           <w:p>
             <w:pPr>
@@ -15337,12 +13875,6 @@
               <w:right w:val="single" w:sz="6" w:space="0" w:color="1F3864"/>
             </w:tcBorders>
             <w:shd w:val="clear" w:color="auto" w:fill="D9E2F3"/>
-            <w:tcMar>
-              <w:top w:w="60" w:type="dxa"/>
-              <w:left w:w="90" w:type="dxa"/>
-              <w:bottom w:w="60" w:type="dxa"/>
-              <w:right w:w="90" w:type="dxa"/>
-            </w:tcMar>
           </w:tcPr>
           <w:p>
             <w:pPr>
@@ -15376,12 +13908,6 @@
               <w:right w:val="single" w:sz="6" w:space="0" w:color="1F3864"/>
             </w:tcBorders>
             <w:shd w:val="clear" w:color="auto" w:fill="4472C4"/>
-            <w:tcMar>
-              <w:top w:w="60" w:type="dxa"/>
-              <w:left w:w="90" w:type="dxa"/>
-              <w:bottom w:w="60" w:type="dxa"/>
-              <w:right w:w="90" w:type="dxa"/>
-            </w:tcMar>
           </w:tcPr>
           <w:p>
             <w:pPr>
@@ -15416,12 +13942,6 @@
               <w:right w:val="single" w:sz="6" w:space="0" w:color="1F3864"/>
             </w:tcBorders>
             <w:shd w:val="clear" w:color="auto" w:fill="D9E2F3"/>
-            <w:tcMar>
-              <w:top w:w="60" w:type="dxa"/>
-              <w:left w:w="90" w:type="dxa"/>
-              <w:bottom w:w="60" w:type="dxa"/>
-              <w:right w:w="90" w:type="dxa"/>
-            </w:tcMar>
           </w:tcPr>
           <w:p>
             <w:pPr>
@@ -15452,12 +13972,6 @@
               <w:right w:val="single" w:sz="6" w:space="0" w:color="1F3864"/>
             </w:tcBorders>
             <w:shd w:val="clear" w:color="auto" w:fill="D9E2F3"/>
-            <w:tcMar>
-              <w:top w:w="60" w:type="dxa"/>
-              <w:left w:w="90" w:type="dxa"/>
-              <w:bottom w:w="60" w:type="dxa"/>
-              <w:right w:w="90" w:type="dxa"/>
-            </w:tcMar>
           </w:tcPr>
           <w:p>
             <w:pPr>
@@ -15488,12 +14002,6 @@
               <w:right w:val="single" w:sz="6" w:space="0" w:color="1F3864"/>
             </w:tcBorders>
             <w:shd w:val="clear" w:color="auto" w:fill="D9E2F3"/>
-            <w:tcMar>
-              <w:top w:w="60" w:type="dxa"/>
-              <w:left w:w="90" w:type="dxa"/>
-              <w:bottom w:w="60" w:type="dxa"/>
-              <w:right w:w="90" w:type="dxa"/>
-            </w:tcMar>
           </w:tcPr>
           <w:p>
             <w:pPr>
@@ -15527,12 +14035,6 @@
               <w:right w:val="single" w:sz="6" w:space="0" w:color="1F3864"/>
             </w:tcBorders>
             <w:shd w:val="clear" w:color="auto" w:fill="4472C4"/>
-            <w:tcMar>
-              <w:top w:w="60" w:type="dxa"/>
-              <w:left w:w="90" w:type="dxa"/>
-              <w:bottom w:w="60" w:type="dxa"/>
-              <w:right w:w="90" w:type="dxa"/>
-            </w:tcMar>
           </w:tcPr>
           <w:p>
             <w:pPr>
@@ -15567,12 +14069,6 @@
               <w:right w:val="single" w:sz="6" w:space="0" w:color="1F3864"/>
             </w:tcBorders>
             <w:shd w:val="clear" w:color="auto" w:fill="D9E2F3"/>
-            <w:tcMar>
-              <w:top w:w="60" w:type="dxa"/>
-              <w:left w:w="90" w:type="dxa"/>
-              <w:bottom w:w="60" w:type="dxa"/>
-              <w:right w:w="90" w:type="dxa"/>
-            </w:tcMar>
           </w:tcPr>
           <w:p>
             <w:pPr>
@@ -15603,12 +14099,6 @@
               <w:right w:val="single" w:sz="6" w:space="0" w:color="1F3864"/>
             </w:tcBorders>
             <w:shd w:val="clear" w:color="auto" w:fill="D9E2F3"/>
-            <w:tcMar>
-              <w:top w:w="60" w:type="dxa"/>
-              <w:left w:w="90" w:type="dxa"/>
-              <w:bottom w:w="60" w:type="dxa"/>
-              <w:right w:w="90" w:type="dxa"/>
-            </w:tcMar>
           </w:tcPr>
           <w:p>
             <w:pPr>
@@ -15639,12 +14129,6 @@
               <w:right w:val="single" w:sz="6" w:space="0" w:color="1F3864"/>
             </w:tcBorders>
             <w:shd w:val="clear" w:color="auto" w:fill="D9E2F3"/>
-            <w:tcMar>
-              <w:top w:w="60" w:type="dxa"/>
-              <w:left w:w="90" w:type="dxa"/>
-              <w:bottom w:w="60" w:type="dxa"/>
-              <w:right w:w="90" w:type="dxa"/>
-            </w:tcMar>
           </w:tcPr>
           <w:p>
             <w:pPr>
@@ -15679,12 +14163,6 @@
               <w:right w:val="single" w:sz="6" w:space="0" w:color="1F3864"/>
             </w:tcBorders>
             <w:shd w:val="clear" w:color="auto" w:fill="4472C4"/>
-            <w:tcMar>
-              <w:top w:w="60" w:type="dxa"/>
-              <w:left w:w="90" w:type="dxa"/>
-              <w:bottom w:w="60" w:type="dxa"/>
-              <w:right w:w="90" w:type="dxa"/>
-            </w:tcMar>
           </w:tcPr>
           <w:p>
             <w:pPr>
@@ -15720,12 +14198,6 @@
               <w:right w:val="single" w:sz="6" w:space="0" w:color="1F3864"/>
             </w:tcBorders>
             <w:shd w:val="clear" w:color="auto" w:fill="4472C4"/>
-            <w:tcMar>
-              <w:top w:w="60" w:type="dxa"/>
-              <w:left w:w="90" w:type="dxa"/>
-              <w:bottom w:w="60" w:type="dxa"/>
-              <w:right w:w="90" w:type="dxa"/>
-            </w:tcMar>
           </w:tcPr>
           <w:p>
             <w:pPr>
@@ -15766,12 +14238,6 @@
               <w:right w:val="single" w:sz="6" w:space="0" w:color="1F3864"/>
             </w:tcBorders>
             <w:shd w:val="clear" w:color="auto" w:fill="4472C4"/>
-            <w:tcMar>
-              <w:top w:w="60" w:type="dxa"/>
-              <w:left w:w="90" w:type="dxa"/>
-              <w:bottom w:w="60" w:type="dxa"/>
-              <w:right w:w="90" w:type="dxa"/>
-            </w:tcMar>
           </w:tcPr>
           <w:p>
             <w:pPr>
@@ -15807,12 +14273,6 @@
               <w:right w:val="single" w:sz="6" w:space="0" w:color="1F3864"/>
             </w:tcBorders>
             <w:shd w:val="clear" w:color="auto" w:fill="4472C4"/>
-            <w:tcMar>
-              <w:top w:w="60" w:type="dxa"/>
-              <w:left w:w="90" w:type="dxa"/>
-              <w:bottom w:w="60" w:type="dxa"/>
-              <w:right w:w="90" w:type="dxa"/>
-            </w:tcMar>
           </w:tcPr>
           <w:p>
             <w:pPr>
@@ -15852,12 +14312,6 @@
               <w:right w:val="single" w:sz="6" w:space="0" w:color="1F3864"/>
             </w:tcBorders>
             <w:shd w:val="clear" w:color="auto" w:fill="4472C4"/>
-            <w:tcMar>
-              <w:top w:w="60" w:type="dxa"/>
-              <w:left w:w="90" w:type="dxa"/>
-              <w:bottom w:w="60" w:type="dxa"/>
-              <w:right w:w="90" w:type="dxa"/>
-            </w:tcMar>
           </w:tcPr>
           <w:p>
             <w:pPr>
@@ -15894,12 +14348,6 @@
               <w:right w:val="single" w:sz="6" w:space="0" w:color="1F3864"/>
             </w:tcBorders>
             <w:shd w:val="clear" w:color="auto" w:fill="4472C4"/>
-            <w:tcMar>
-              <w:top w:w="60" w:type="dxa"/>
-              <w:left w:w="90" w:type="dxa"/>
-              <w:bottom w:w="60" w:type="dxa"/>
-              <w:right w:w="90" w:type="dxa"/>
-            </w:tcMar>
           </w:tcPr>
           <w:p>
             <w:pPr>
@@ -15936,12 +14384,6 @@
               <w:right w:val="single" w:sz="6" w:space="0" w:color="1F3864"/>
             </w:tcBorders>
             <w:shd w:val="clear" w:color="auto" w:fill="4472C4"/>
-            <w:tcMar>
-              <w:top w:w="60" w:type="dxa"/>
-              <w:left w:w="90" w:type="dxa"/>
-              <w:bottom w:w="60" w:type="dxa"/>
-              <w:right w:w="90" w:type="dxa"/>
-            </w:tcMar>
           </w:tcPr>
           <w:p>
             <w:pPr>
@@ -15978,12 +14420,6 @@
               <w:right w:val="single" w:sz="6" w:space="0" w:color="1F3864"/>
             </w:tcBorders>
             <w:shd w:val="clear" w:color="auto" w:fill="4472C4"/>
-            <w:tcMar>
-              <w:top w:w="60" w:type="dxa"/>
-              <w:left w:w="90" w:type="dxa"/>
-              <w:bottom w:w="60" w:type="dxa"/>
-              <w:right w:w="90" w:type="dxa"/>
-            </w:tcMar>
           </w:tcPr>
           <w:p>
             <w:pPr>
@@ -16023,12 +14459,6 @@
               <w:right w:val="single" w:sz="6" w:space="0" w:color="1F3864"/>
             </w:tcBorders>
             <w:shd w:val="clear" w:color="auto" w:fill="4472C4"/>
-            <w:tcMar>
-              <w:top w:w="60" w:type="dxa"/>
-              <w:left w:w="90" w:type="dxa"/>
-              <w:bottom w:w="60" w:type="dxa"/>
-              <w:right w:w="90" w:type="dxa"/>
-            </w:tcMar>
           </w:tcPr>
           <w:p>
             <w:pPr>
@@ -16063,12 +14493,6 @@
               <w:right w:val="single" w:sz="6" w:space="0" w:color="1F3864"/>
             </w:tcBorders>
             <w:shd w:val="clear" w:color="auto" w:fill="D9E2F3"/>
-            <w:tcMar>
-              <w:top w:w="60" w:type="dxa"/>
-              <w:left w:w="90" w:type="dxa"/>
-              <w:bottom w:w="60" w:type="dxa"/>
-              <w:right w:w="90" w:type="dxa"/>
-            </w:tcMar>
           </w:tcPr>
           <w:p>
             <w:pPr>
@@ -16099,12 +14523,6 @@
               <w:right w:val="single" w:sz="6" w:space="0" w:color="1F3864"/>
             </w:tcBorders>
             <w:shd w:val="clear" w:color="auto" w:fill="D9E2F3"/>
-            <w:tcMar>
-              <w:top w:w="60" w:type="dxa"/>
-              <w:left w:w="90" w:type="dxa"/>
-              <w:bottom w:w="60" w:type="dxa"/>
-              <w:right w:w="90" w:type="dxa"/>
-            </w:tcMar>
           </w:tcPr>
           <w:p>
             <w:pPr>
@@ -16135,12 +14553,6 @@
               <w:right w:val="single" w:sz="6" w:space="0" w:color="1F3864"/>
             </w:tcBorders>
             <w:shd w:val="clear" w:color="auto" w:fill="D9E2F3"/>
-            <w:tcMar>
-              <w:top w:w="60" w:type="dxa"/>
-              <w:left w:w="90" w:type="dxa"/>
-              <w:bottom w:w="60" w:type="dxa"/>
-              <w:right w:w="90" w:type="dxa"/>
-            </w:tcMar>
           </w:tcPr>
           <w:p>
             <w:pPr>
@@ -16174,12 +14586,6 @@
               <w:right w:val="single" w:sz="6" w:space="0" w:color="1F3864"/>
             </w:tcBorders>
             <w:shd w:val="clear" w:color="auto" w:fill="4472C4"/>
-            <w:tcMar>
-              <w:top w:w="60" w:type="dxa"/>
-              <w:left w:w="90" w:type="dxa"/>
-              <w:bottom w:w="60" w:type="dxa"/>
-              <w:right w:w="90" w:type="dxa"/>
-            </w:tcMar>
           </w:tcPr>
           <w:p>
             <w:pPr>
@@ -16214,12 +14620,6 @@
               <w:right w:val="single" w:sz="6" w:space="0" w:color="1F3864"/>
             </w:tcBorders>
             <w:shd w:val="clear" w:color="auto" w:fill="D9E2F3"/>
-            <w:tcMar>
-              <w:top w:w="60" w:type="dxa"/>
-              <w:left w:w="90" w:type="dxa"/>
-              <w:bottom w:w="60" w:type="dxa"/>
-              <w:right w:w="90" w:type="dxa"/>
-            </w:tcMar>
           </w:tcPr>
           <w:p>
             <w:pPr>
@@ -16250,12 +14650,6 @@
               <w:right w:val="single" w:sz="6" w:space="0" w:color="1F3864"/>
             </w:tcBorders>
             <w:shd w:val="clear" w:color="auto" w:fill="D9E2F3"/>
-            <w:tcMar>
-              <w:top w:w="60" w:type="dxa"/>
-              <w:left w:w="90" w:type="dxa"/>
-              <w:bottom w:w="60" w:type="dxa"/>
-              <w:right w:w="90" w:type="dxa"/>
-            </w:tcMar>
           </w:tcPr>
           <w:p>
             <w:pPr>
@@ -16286,12 +14680,6 @@
               <w:right w:val="single" w:sz="6" w:space="0" w:color="1F3864"/>
             </w:tcBorders>
             <w:shd w:val="clear" w:color="auto" w:fill="D9E2F3"/>
-            <w:tcMar>
-              <w:top w:w="60" w:type="dxa"/>
-              <w:left w:w="90" w:type="dxa"/>
-              <w:bottom w:w="60" w:type="dxa"/>
-              <w:right w:w="90" w:type="dxa"/>
-            </w:tcMar>
           </w:tcPr>
           <w:p>
             <w:pPr>
@@ -16325,12 +14713,6 @@
               <w:right w:val="single" w:sz="6" w:space="0" w:color="1F3864"/>
             </w:tcBorders>
             <w:shd w:val="clear" w:color="auto" w:fill="4472C4"/>
-            <w:tcMar>
-              <w:top w:w="60" w:type="dxa"/>
-              <w:left w:w="90" w:type="dxa"/>
-              <w:bottom w:w="60" w:type="dxa"/>
-              <w:right w:w="90" w:type="dxa"/>
-            </w:tcMar>
           </w:tcPr>
           <w:p>
             <w:pPr>
@@ -16365,12 +14747,6 @@
               <w:right w:val="single" w:sz="6" w:space="0" w:color="1F3864"/>
             </w:tcBorders>
             <w:shd w:val="clear" w:color="auto" w:fill="D9E2F3"/>
-            <w:tcMar>
-              <w:top w:w="60" w:type="dxa"/>
-              <w:left w:w="90" w:type="dxa"/>
-              <w:bottom w:w="60" w:type="dxa"/>
-              <w:right w:w="90" w:type="dxa"/>
-            </w:tcMar>
           </w:tcPr>
           <w:p>
             <w:pPr>
@@ -16401,12 +14777,6 @@
               <w:right w:val="single" w:sz="6" w:space="0" w:color="1F3864"/>
             </w:tcBorders>
             <w:shd w:val="clear" w:color="auto" w:fill="D9E2F3"/>
-            <w:tcMar>
-              <w:top w:w="60" w:type="dxa"/>
-              <w:left w:w="90" w:type="dxa"/>
-              <w:bottom w:w="60" w:type="dxa"/>
-              <w:right w:w="90" w:type="dxa"/>
-            </w:tcMar>
           </w:tcPr>
           <w:p>
             <w:pPr>
@@ -16437,12 +14807,6 @@
               <w:right w:val="single" w:sz="6" w:space="0" w:color="1F3864"/>
             </w:tcBorders>
             <w:shd w:val="clear" w:color="auto" w:fill="D9E2F3"/>
-            <w:tcMar>
-              <w:top w:w="60" w:type="dxa"/>
-              <w:left w:w="90" w:type="dxa"/>
-              <w:bottom w:w="60" w:type="dxa"/>
-              <w:right w:w="90" w:type="dxa"/>
-            </w:tcMar>
           </w:tcPr>
           <w:p>
             <w:pPr>
@@ -16477,12 +14841,6 @@
               <w:right w:val="single" w:sz="6" w:space="0" w:color="1F3864"/>
             </w:tcBorders>
             <w:shd w:val="clear" w:color="auto" w:fill="4472C4"/>
-            <w:tcMar>
-              <w:top w:w="60" w:type="dxa"/>
-              <w:left w:w="90" w:type="dxa"/>
-              <w:bottom w:w="60" w:type="dxa"/>
-              <w:right w:w="90" w:type="dxa"/>
-            </w:tcMar>
           </w:tcPr>
           <w:p>
             <w:pPr>
@@ -16518,12 +14876,6 @@
               <w:right w:val="single" w:sz="6" w:space="0" w:color="1F3864"/>
             </w:tcBorders>
             <w:shd w:val="clear" w:color="auto" w:fill="4472C4"/>
-            <w:tcMar>
-              <w:top w:w="60" w:type="dxa"/>
-              <w:left w:w="90" w:type="dxa"/>
-              <w:bottom w:w="60" w:type="dxa"/>
-              <w:right w:w="90" w:type="dxa"/>
-            </w:tcMar>
           </w:tcPr>
           <w:p>
             <w:pPr>
@@ -16563,12 +14915,6 @@
               <w:right w:val="single" w:sz="6" w:space="0" w:color="1F3864"/>
             </w:tcBorders>
             <w:shd w:val="clear" w:color="auto" w:fill="4472C4"/>
-            <w:tcMar>
-              <w:top w:w="60" w:type="dxa"/>
-              <w:left w:w="90" w:type="dxa"/>
-              <w:bottom w:w="60" w:type="dxa"/>
-              <w:right w:w="90" w:type="dxa"/>
-            </w:tcMar>
           </w:tcPr>
           <w:p>
             <w:pPr>
@@ -16605,12 +14951,6 @@
               <w:right w:val="single" w:sz="6" w:space="0" w:color="1F3864"/>
             </w:tcBorders>
             <w:shd w:val="clear" w:color="auto" w:fill="4472C4"/>
-            <w:tcMar>
-              <w:top w:w="60" w:type="dxa"/>
-              <w:left w:w="90" w:type="dxa"/>
-              <w:bottom w:w="60" w:type="dxa"/>
-              <w:right w:w="90" w:type="dxa"/>
-            </w:tcMar>
           </w:tcPr>
           <w:p>
             <w:pPr>
@@ -16647,12 +14987,6 @@
               <w:right w:val="single" w:sz="6" w:space="0" w:color="1F3864"/>
             </w:tcBorders>
             <w:shd w:val="clear" w:color="auto" w:fill="4472C4"/>
-            <w:tcMar>
-              <w:top w:w="60" w:type="dxa"/>
-              <w:left w:w="90" w:type="dxa"/>
-              <w:bottom w:w="60" w:type="dxa"/>
-              <w:right w:w="90" w:type="dxa"/>
-            </w:tcMar>
           </w:tcPr>
           <w:p>
             <w:pPr>
@@ -16689,12 +15023,6 @@
               <w:right w:val="single" w:sz="6" w:space="0" w:color="1F3864"/>
             </w:tcBorders>
             <w:shd w:val="clear" w:color="auto" w:fill="4472C4"/>
-            <w:tcMar>
-              <w:top w:w="60" w:type="dxa"/>
-              <w:left w:w="90" w:type="dxa"/>
-              <w:bottom w:w="60" w:type="dxa"/>
-              <w:right w:w="90" w:type="dxa"/>
-            </w:tcMar>
           </w:tcPr>
           <w:p>
             <w:pPr>
@@ -16734,12 +15062,6 @@
               <w:right w:val="single" w:sz="6" w:space="0" w:color="1F3864"/>
             </w:tcBorders>
             <w:shd w:val="clear" w:color="auto" w:fill="4472C4"/>
-            <w:tcMar>
-              <w:top w:w="60" w:type="dxa"/>
-              <w:left w:w="90" w:type="dxa"/>
-              <w:bottom w:w="60" w:type="dxa"/>
-              <w:right w:w="90" w:type="dxa"/>
-            </w:tcMar>
           </w:tcPr>
           <w:p>
             <w:pPr>
@@ -16774,12 +15096,6 @@
               <w:right w:val="single" w:sz="6" w:space="0" w:color="1F3864"/>
             </w:tcBorders>
             <w:shd w:val="clear" w:color="auto" w:fill="D9E2F3"/>
-            <w:tcMar>
-              <w:top w:w="60" w:type="dxa"/>
-              <w:left w:w="90" w:type="dxa"/>
-              <w:bottom w:w="60" w:type="dxa"/>
-              <w:right w:w="90" w:type="dxa"/>
-            </w:tcMar>
           </w:tcPr>
           <w:p>
             <w:pPr>
@@ -16810,12 +15126,6 @@
               <w:right w:val="single" w:sz="6" w:space="0" w:color="1F3864"/>
             </w:tcBorders>
             <w:shd w:val="clear" w:color="auto" w:fill="D9E2F3"/>
-            <w:tcMar>
-              <w:top w:w="60" w:type="dxa"/>
-              <w:left w:w="90" w:type="dxa"/>
-              <w:bottom w:w="60" w:type="dxa"/>
-              <w:right w:w="90" w:type="dxa"/>
-            </w:tcMar>
           </w:tcPr>
           <w:p>
             <w:pPr>
@@ -16846,12 +15156,6 @@
               <w:right w:val="single" w:sz="6" w:space="0" w:color="1F3864"/>
             </w:tcBorders>
             <w:shd w:val="clear" w:color="auto" w:fill="D9E2F3"/>
-            <w:tcMar>
-              <w:top w:w="60" w:type="dxa"/>
-              <w:left w:w="90" w:type="dxa"/>
-              <w:bottom w:w="60" w:type="dxa"/>
-              <w:right w:w="90" w:type="dxa"/>
-            </w:tcMar>
           </w:tcPr>
           <w:p>
             <w:pPr>
@@ -16885,12 +15189,6 @@
               <w:right w:val="single" w:sz="6" w:space="0" w:color="1F3864"/>
             </w:tcBorders>
             <w:shd w:val="clear" w:color="auto" w:fill="4472C4"/>
-            <w:tcMar>
-              <w:top w:w="60" w:type="dxa"/>
-              <w:left w:w="90" w:type="dxa"/>
-              <w:bottom w:w="60" w:type="dxa"/>
-              <w:right w:w="90" w:type="dxa"/>
-            </w:tcMar>
           </w:tcPr>
           <w:p>
             <w:pPr>
@@ -16925,12 +15223,6 @@
               <w:right w:val="single" w:sz="6" w:space="0" w:color="1F3864"/>
             </w:tcBorders>
             <w:shd w:val="clear" w:color="auto" w:fill="D9E2F3"/>
-            <w:tcMar>
-              <w:top w:w="60" w:type="dxa"/>
-              <w:left w:w="90" w:type="dxa"/>
-              <w:bottom w:w="60" w:type="dxa"/>
-              <w:right w:w="90" w:type="dxa"/>
-            </w:tcMar>
           </w:tcPr>
           <w:p>
             <w:pPr>
@@ -16961,12 +15253,6 @@
               <w:right w:val="single" w:sz="6" w:space="0" w:color="1F3864"/>
             </w:tcBorders>
             <w:shd w:val="clear" w:color="auto" w:fill="D9E2F3"/>
-            <w:tcMar>
-              <w:top w:w="60" w:type="dxa"/>
-              <w:left w:w="90" w:type="dxa"/>
-              <w:bottom w:w="60" w:type="dxa"/>
-              <w:right w:w="90" w:type="dxa"/>
-            </w:tcMar>
           </w:tcPr>
           <w:p>
             <w:pPr>
@@ -16997,12 +15283,6 @@
               <w:right w:val="single" w:sz="6" w:space="0" w:color="1F3864"/>
             </w:tcBorders>
             <w:shd w:val="clear" w:color="auto" w:fill="D9E2F3"/>
-            <w:tcMar>
-              <w:top w:w="60" w:type="dxa"/>
-              <w:left w:w="90" w:type="dxa"/>
-              <w:bottom w:w="60" w:type="dxa"/>
-              <w:right w:w="90" w:type="dxa"/>
-            </w:tcMar>
           </w:tcPr>
           <w:p>
             <w:pPr>
@@ -17036,12 +15316,6 @@
               <w:right w:val="single" w:sz="6" w:space="0" w:color="1F3864"/>
             </w:tcBorders>
             <w:shd w:val="clear" w:color="auto" w:fill="4472C4"/>
-            <w:tcMar>
-              <w:top w:w="60" w:type="dxa"/>
-              <w:left w:w="90" w:type="dxa"/>
-              <w:bottom w:w="60" w:type="dxa"/>
-              <w:right w:w="90" w:type="dxa"/>
-            </w:tcMar>
           </w:tcPr>
           <w:p>
             <w:pPr>
@@ -17076,12 +15350,6 @@
               <w:right w:val="single" w:sz="6" w:space="0" w:color="1F3864"/>
             </w:tcBorders>
             <w:shd w:val="clear" w:color="auto" w:fill="D9E2F3"/>
-            <w:tcMar>
-              <w:top w:w="60" w:type="dxa"/>
-              <w:left w:w="90" w:type="dxa"/>
-              <w:bottom w:w="60" w:type="dxa"/>
-              <w:right w:w="90" w:type="dxa"/>
-            </w:tcMar>
           </w:tcPr>
           <w:p>
             <w:pPr>
@@ -17112,12 +15380,6 @@
               <w:right w:val="single" w:sz="6" w:space="0" w:color="1F3864"/>
             </w:tcBorders>
             <w:shd w:val="clear" w:color="auto" w:fill="D9E2F3"/>
-            <w:tcMar>
-              <w:top w:w="60" w:type="dxa"/>
-              <w:left w:w="90" w:type="dxa"/>
-              <w:bottom w:w="60" w:type="dxa"/>
-              <w:right w:w="90" w:type="dxa"/>
-            </w:tcMar>
           </w:tcPr>
           <w:p>
             <w:pPr>
@@ -17148,12 +15410,6 @@
               <w:right w:val="single" w:sz="6" w:space="0" w:color="1F3864"/>
             </w:tcBorders>
             <w:shd w:val="clear" w:color="auto" w:fill="D9E2F3"/>
-            <w:tcMar>
-              <w:top w:w="60" w:type="dxa"/>
-              <w:left w:w="90" w:type="dxa"/>
-              <w:bottom w:w="60" w:type="dxa"/>
-              <w:right w:w="90" w:type="dxa"/>
-            </w:tcMar>
           </w:tcPr>
           <w:p>
             <w:pPr>
@@ -17188,12 +15444,6 @@
               <w:right w:val="single" w:sz="6" w:space="0" w:color="1F3864"/>
             </w:tcBorders>
             <w:shd w:val="clear" w:color="auto" w:fill="4472C4"/>
-            <w:tcMar>
-              <w:top w:w="60" w:type="dxa"/>
-              <w:left w:w="90" w:type="dxa"/>
-              <w:bottom w:w="60" w:type="dxa"/>
-              <w:right w:w="90" w:type="dxa"/>
-            </w:tcMar>
           </w:tcPr>
           <w:p>
             <w:pPr>
@@ -17229,12 +15479,6 @@
               <w:right w:val="single" w:sz="6" w:space="0" w:color="1F3864"/>
             </w:tcBorders>
             <w:shd w:val="clear" w:color="auto" w:fill="4472C4"/>
-            <w:tcMar>
-              <w:top w:w="60" w:type="dxa"/>
-              <w:left w:w="90" w:type="dxa"/>
-              <w:bottom w:w="60" w:type="dxa"/>
-              <w:right w:w="90" w:type="dxa"/>
-            </w:tcMar>
           </w:tcPr>
           <w:p>
             <w:pPr>
@@ -17274,12 +15518,6 @@
               <w:right w:val="single" w:sz="6" w:space="0" w:color="1F3864"/>
             </w:tcBorders>
             <w:shd w:val="clear" w:color="auto" w:fill="4472C4"/>
-            <w:tcMar>
-              <w:top w:w="60" w:type="dxa"/>
-              <w:left w:w="90" w:type="dxa"/>
-              <w:bottom w:w="60" w:type="dxa"/>
-              <w:right w:w="90" w:type="dxa"/>
-            </w:tcMar>
           </w:tcPr>
           <w:p>
             <w:pPr>
@@ -17316,12 +15554,6 @@
               <w:right w:val="single" w:sz="6" w:space="0" w:color="1F3864"/>
             </w:tcBorders>
             <w:shd w:val="clear" w:color="auto" w:fill="4472C4"/>
-            <w:tcMar>
-              <w:top w:w="60" w:type="dxa"/>
-              <w:left w:w="90" w:type="dxa"/>
-              <w:bottom w:w="60" w:type="dxa"/>
-              <w:right w:w="90" w:type="dxa"/>
-            </w:tcMar>
           </w:tcPr>
           <w:p>
             <w:pPr>
@@ -17358,12 +15590,6 @@
               <w:right w:val="single" w:sz="6" w:space="0" w:color="1F3864"/>
             </w:tcBorders>
             <w:shd w:val="clear" w:color="auto" w:fill="4472C4"/>
-            <w:tcMar>
-              <w:top w:w="60" w:type="dxa"/>
-              <w:left w:w="90" w:type="dxa"/>
-              <w:bottom w:w="60" w:type="dxa"/>
-              <w:right w:w="90" w:type="dxa"/>
-            </w:tcMar>
           </w:tcPr>
           <w:p>
             <w:pPr>
@@ -17400,12 +15626,6 @@
               <w:right w:val="single" w:sz="6" w:space="0" w:color="1F3864"/>
             </w:tcBorders>
             <w:shd w:val="clear" w:color="auto" w:fill="4472C4"/>
-            <w:tcMar>
-              <w:top w:w="60" w:type="dxa"/>
-              <w:left w:w="90" w:type="dxa"/>
-              <w:bottom w:w="60" w:type="dxa"/>
-              <w:right w:w="90" w:type="dxa"/>
-            </w:tcMar>
           </w:tcPr>
           <w:p>
             <w:pPr>
@@ -17445,12 +15665,6 @@
               <w:right w:val="single" w:sz="6" w:space="0" w:color="1F3864"/>
             </w:tcBorders>
             <w:shd w:val="clear" w:color="auto" w:fill="4472C4"/>
-            <w:tcMar>
-              <w:top w:w="60" w:type="dxa"/>
-              <w:left w:w="90" w:type="dxa"/>
-              <w:bottom w:w="60" w:type="dxa"/>
-              <w:right w:w="90" w:type="dxa"/>
-            </w:tcMar>
           </w:tcPr>
           <w:p>
             <w:pPr>
@@ -17485,12 +15699,6 @@
               <w:right w:val="single" w:sz="6" w:space="0" w:color="1F3864"/>
             </w:tcBorders>
             <w:shd w:val="clear" w:color="auto" w:fill="D9E2F3"/>
-            <w:tcMar>
-              <w:top w:w="60" w:type="dxa"/>
-              <w:left w:w="90" w:type="dxa"/>
-              <w:bottom w:w="60" w:type="dxa"/>
-              <w:right w:w="90" w:type="dxa"/>
-            </w:tcMar>
           </w:tcPr>
           <w:p>
             <w:pPr>
@@ -17521,12 +15729,6 @@
               <w:right w:val="single" w:sz="6" w:space="0" w:color="1F3864"/>
             </w:tcBorders>
             <w:shd w:val="clear" w:color="auto" w:fill="D9E2F3"/>
-            <w:tcMar>
-              <w:top w:w="60" w:type="dxa"/>
-              <w:left w:w="90" w:type="dxa"/>
-              <w:bottom w:w="60" w:type="dxa"/>
-              <w:right w:w="90" w:type="dxa"/>
-            </w:tcMar>
           </w:tcPr>
           <w:p>
             <w:pPr>
@@ -17557,12 +15759,6 @@
               <w:right w:val="single" w:sz="6" w:space="0" w:color="1F3864"/>
             </w:tcBorders>
             <w:shd w:val="clear" w:color="auto" w:fill="D9E2F3"/>
-            <w:tcMar>
-              <w:top w:w="60" w:type="dxa"/>
-              <w:left w:w="90" w:type="dxa"/>
-              <w:bottom w:w="60" w:type="dxa"/>
-              <w:right w:w="90" w:type="dxa"/>
-            </w:tcMar>
           </w:tcPr>
           <w:p>
             <w:pPr>
@@ -17596,12 +15792,6 @@
               <w:right w:val="single" w:sz="6" w:space="0" w:color="1F3864"/>
             </w:tcBorders>
             <w:shd w:val="clear" w:color="auto" w:fill="4472C4"/>
-            <w:tcMar>
-              <w:top w:w="60" w:type="dxa"/>
-              <w:left w:w="90" w:type="dxa"/>
-              <w:bottom w:w="60" w:type="dxa"/>
-              <w:right w:w="90" w:type="dxa"/>
-            </w:tcMar>
           </w:tcPr>
           <w:p>
             <w:pPr>
@@ -17636,12 +15826,6 @@
               <w:right w:val="single" w:sz="6" w:space="0" w:color="1F3864"/>
             </w:tcBorders>
             <w:shd w:val="clear" w:color="auto" w:fill="D9E2F3"/>
-            <w:tcMar>
-              <w:top w:w="60" w:type="dxa"/>
-              <w:left w:w="90" w:type="dxa"/>
-              <w:bottom w:w="60" w:type="dxa"/>
-              <w:right w:w="90" w:type="dxa"/>
-            </w:tcMar>
           </w:tcPr>
           <w:p>
             <w:pPr>
@@ -17672,12 +15856,6 @@
               <w:right w:val="single" w:sz="6" w:space="0" w:color="1F3864"/>
             </w:tcBorders>
             <w:shd w:val="clear" w:color="auto" w:fill="D9E2F3"/>
-            <w:tcMar>
-              <w:top w:w="60" w:type="dxa"/>
-              <w:left w:w="90" w:type="dxa"/>
-              <w:bottom w:w="60" w:type="dxa"/>
-              <w:right w:w="90" w:type="dxa"/>
-            </w:tcMar>
           </w:tcPr>
           <w:p>
             <w:pPr>
@@ -17708,12 +15886,6 @@
               <w:right w:val="single" w:sz="6" w:space="0" w:color="1F3864"/>
             </w:tcBorders>
             <w:shd w:val="clear" w:color="auto" w:fill="D9E2F3"/>
-            <w:tcMar>
-              <w:top w:w="60" w:type="dxa"/>
-              <w:left w:w="90" w:type="dxa"/>
-              <w:bottom w:w="60" w:type="dxa"/>
-              <w:right w:w="90" w:type="dxa"/>
-            </w:tcMar>
           </w:tcPr>
           <w:p>
             <w:pPr>
@@ -17747,12 +15919,6 @@
               <w:right w:val="single" w:sz="6" w:space="0" w:color="1F3864"/>
             </w:tcBorders>
             <w:shd w:val="clear" w:color="auto" w:fill="4472C4"/>
-            <w:tcMar>
-              <w:top w:w="60" w:type="dxa"/>
-              <w:left w:w="90" w:type="dxa"/>
-              <w:bottom w:w="60" w:type="dxa"/>
-              <w:right w:w="90" w:type="dxa"/>
-            </w:tcMar>
           </w:tcPr>
           <w:p>
             <w:pPr>
@@ -17787,12 +15953,6 @@
               <w:right w:val="single" w:sz="6" w:space="0" w:color="1F3864"/>
             </w:tcBorders>
             <w:shd w:val="clear" w:color="auto" w:fill="D9E2F3"/>
-            <w:tcMar>
-              <w:top w:w="60" w:type="dxa"/>
-              <w:left w:w="90" w:type="dxa"/>
-              <w:bottom w:w="60" w:type="dxa"/>
-              <w:right w:w="90" w:type="dxa"/>
-            </w:tcMar>
           </w:tcPr>
           <w:p>
             <w:pPr>
@@ -17823,12 +15983,6 @@
               <w:right w:val="single" w:sz="6" w:space="0" w:color="1F3864"/>
             </w:tcBorders>
             <w:shd w:val="clear" w:color="auto" w:fill="D9E2F3"/>
-            <w:tcMar>
-              <w:top w:w="60" w:type="dxa"/>
-              <w:left w:w="90" w:type="dxa"/>
-              <w:bottom w:w="60" w:type="dxa"/>
-              <w:right w:w="90" w:type="dxa"/>
-            </w:tcMar>
           </w:tcPr>
           <w:p>
             <w:pPr>
@@ -17859,12 +16013,6 @@
               <w:right w:val="single" w:sz="6" w:space="0" w:color="1F3864"/>
             </w:tcBorders>
             <w:shd w:val="clear" w:color="auto" w:fill="D9E2F3"/>
-            <w:tcMar>
-              <w:top w:w="60" w:type="dxa"/>
-              <w:left w:w="90" w:type="dxa"/>
-              <w:bottom w:w="60" w:type="dxa"/>
-              <w:right w:w="90" w:type="dxa"/>
-            </w:tcMar>
           </w:tcPr>
           <w:p>
             <w:pPr>
@@ -17899,12 +16047,6 @@
               <w:right w:val="single" w:sz="6" w:space="0" w:color="1F3864"/>
             </w:tcBorders>
             <w:shd w:val="clear" w:color="auto" w:fill="4472C4"/>
-            <w:tcMar>
-              <w:top w:w="60" w:type="dxa"/>
-              <w:left w:w="90" w:type="dxa"/>
-              <w:bottom w:w="60" w:type="dxa"/>
-              <w:right w:w="90" w:type="dxa"/>
-            </w:tcMar>
           </w:tcPr>
           <w:p>
             <w:pPr>
@@ -17940,12 +16082,6 @@
               <w:right w:val="single" w:sz="6" w:space="0" w:color="1F3864"/>
             </w:tcBorders>
             <w:shd w:val="clear" w:color="auto" w:fill="4472C4"/>
-            <w:tcMar>
-              <w:top w:w="60" w:type="dxa"/>
-              <w:left w:w="90" w:type="dxa"/>
-              <w:bottom w:w="60" w:type="dxa"/>
-              <w:right w:w="90" w:type="dxa"/>
-            </w:tcMar>
           </w:tcPr>
           <w:p>
             <w:pPr>
@@ -17985,12 +16121,6 @@
               <w:right w:val="single" w:sz="6" w:space="0" w:color="1F3864"/>
             </w:tcBorders>
             <w:shd w:val="clear" w:color="auto" w:fill="4472C4"/>
-            <w:tcMar>
-              <w:top w:w="60" w:type="dxa"/>
-              <w:left w:w="90" w:type="dxa"/>
-              <w:bottom w:w="60" w:type="dxa"/>
-              <w:right w:w="90" w:type="dxa"/>
-            </w:tcMar>
           </w:tcPr>
           <w:p>
             <w:pPr>
@@ -18027,12 +16157,6 @@
               <w:right w:val="single" w:sz="6" w:space="0" w:color="1F3864"/>
             </w:tcBorders>
             <w:shd w:val="clear" w:color="auto" w:fill="4472C4"/>
-            <w:tcMar>
-              <w:top w:w="60" w:type="dxa"/>
-              <w:left w:w="90" w:type="dxa"/>
-              <w:bottom w:w="60" w:type="dxa"/>
-              <w:right w:w="90" w:type="dxa"/>
-            </w:tcMar>
           </w:tcPr>
           <w:p>
             <w:pPr>
@@ -18069,12 +16193,6 @@
               <w:right w:val="single" w:sz="6" w:space="0" w:color="1F3864"/>
             </w:tcBorders>
             <w:shd w:val="clear" w:color="auto" w:fill="4472C4"/>
-            <w:tcMar>
-              <w:top w:w="60" w:type="dxa"/>
-              <w:left w:w="90" w:type="dxa"/>
-              <w:bottom w:w="60" w:type="dxa"/>
-              <w:right w:w="90" w:type="dxa"/>
-            </w:tcMar>
           </w:tcPr>
           <w:p>
             <w:pPr>
@@ -18111,12 +16229,6 @@
               <w:right w:val="single" w:sz="6" w:space="0" w:color="1F3864"/>
             </w:tcBorders>
             <w:shd w:val="clear" w:color="auto" w:fill="4472C4"/>
-            <w:tcMar>
-              <w:top w:w="60" w:type="dxa"/>
-              <w:left w:w="90" w:type="dxa"/>
-              <w:bottom w:w="60" w:type="dxa"/>
-              <w:right w:w="90" w:type="dxa"/>
-            </w:tcMar>
           </w:tcPr>
           <w:p>
             <w:pPr>
@@ -18156,12 +16268,6 @@
               <w:right w:val="single" w:sz="6" w:space="0" w:color="1F3864"/>
             </w:tcBorders>
             <w:shd w:val="clear" w:color="auto" w:fill="4472C4"/>
-            <w:tcMar>
-              <w:top w:w="60" w:type="dxa"/>
-              <w:left w:w="90" w:type="dxa"/>
-              <w:bottom w:w="60" w:type="dxa"/>
-              <w:right w:w="90" w:type="dxa"/>
-            </w:tcMar>
           </w:tcPr>
           <w:p>
             <w:pPr>
@@ -18196,12 +16302,6 @@
               <w:right w:val="single" w:sz="6" w:space="0" w:color="1F3864"/>
             </w:tcBorders>
             <w:shd w:val="clear" w:color="auto" w:fill="D9E2F3"/>
-            <w:tcMar>
-              <w:top w:w="60" w:type="dxa"/>
-              <w:left w:w="90" w:type="dxa"/>
-              <w:bottom w:w="60" w:type="dxa"/>
-              <w:right w:w="90" w:type="dxa"/>
-            </w:tcMar>
           </w:tcPr>
           <w:p>
             <w:pPr>
@@ -18232,12 +16332,6 @@
               <w:right w:val="single" w:sz="6" w:space="0" w:color="1F3864"/>
             </w:tcBorders>
             <w:shd w:val="clear" w:color="auto" w:fill="D9E2F3"/>
-            <w:tcMar>
-              <w:top w:w="60" w:type="dxa"/>
-              <w:left w:w="90" w:type="dxa"/>
-              <w:bottom w:w="60" w:type="dxa"/>
-              <w:right w:w="90" w:type="dxa"/>
-            </w:tcMar>
           </w:tcPr>
           <w:p>
             <w:pPr>
@@ -18268,12 +16362,6 @@
               <w:right w:val="single" w:sz="6" w:space="0" w:color="1F3864"/>
             </w:tcBorders>
             <w:shd w:val="clear" w:color="auto" w:fill="D9E2F3"/>
-            <w:tcMar>
-              <w:top w:w="60" w:type="dxa"/>
-              <w:left w:w="90" w:type="dxa"/>
-              <w:bottom w:w="60" w:type="dxa"/>
-              <w:right w:w="90" w:type="dxa"/>
-            </w:tcMar>
           </w:tcPr>
           <w:p>
             <w:pPr>
@@ -18307,12 +16395,6 @@
               <w:right w:val="single" w:sz="6" w:space="0" w:color="1F3864"/>
             </w:tcBorders>
             <w:shd w:val="clear" w:color="auto" w:fill="4472C4"/>
-            <w:tcMar>
-              <w:top w:w="60" w:type="dxa"/>
-              <w:left w:w="90" w:type="dxa"/>
-              <w:bottom w:w="60" w:type="dxa"/>
-              <w:right w:w="90" w:type="dxa"/>
-            </w:tcMar>
           </w:tcPr>
           <w:p>
             <w:pPr>
@@ -18347,12 +16429,6 @@
               <w:right w:val="single" w:sz="6" w:space="0" w:color="1F3864"/>
             </w:tcBorders>
             <w:shd w:val="clear" w:color="auto" w:fill="D9E2F3"/>
-            <w:tcMar>
-              <w:top w:w="60" w:type="dxa"/>
-              <w:left w:w="90" w:type="dxa"/>
-              <w:bottom w:w="60" w:type="dxa"/>
-              <w:right w:w="90" w:type="dxa"/>
-            </w:tcMar>
           </w:tcPr>
           <w:p>
             <w:pPr>
@@ -18383,12 +16459,6 @@
               <w:right w:val="single" w:sz="6" w:space="0" w:color="1F3864"/>
             </w:tcBorders>
             <w:shd w:val="clear" w:color="auto" w:fill="D9E2F3"/>
-            <w:tcMar>
-              <w:top w:w="60" w:type="dxa"/>
-              <w:left w:w="90" w:type="dxa"/>
-              <w:bottom w:w="60" w:type="dxa"/>
-              <w:right w:w="90" w:type="dxa"/>
-            </w:tcMar>
           </w:tcPr>
           <w:p>
             <w:pPr>
@@ -18419,12 +16489,6 @@
               <w:right w:val="single" w:sz="6" w:space="0" w:color="1F3864"/>
             </w:tcBorders>
             <w:shd w:val="clear" w:color="auto" w:fill="D9E2F3"/>
-            <w:tcMar>
-              <w:top w:w="60" w:type="dxa"/>
-              <w:left w:w="90" w:type="dxa"/>
-              <w:bottom w:w="60" w:type="dxa"/>
-              <w:right w:w="90" w:type="dxa"/>
-            </w:tcMar>
           </w:tcPr>
           <w:p>
             <w:pPr>
@@ -18458,12 +16522,6 @@
               <w:right w:val="single" w:sz="6" w:space="0" w:color="1F3864"/>
             </w:tcBorders>
             <w:shd w:val="clear" w:color="auto" w:fill="4472C4"/>
-            <w:tcMar>
-              <w:top w:w="60" w:type="dxa"/>
-              <w:left w:w="90" w:type="dxa"/>
-              <w:bottom w:w="60" w:type="dxa"/>
-              <w:right w:w="90" w:type="dxa"/>
-            </w:tcMar>
           </w:tcPr>
           <w:p>
             <w:pPr>
@@ -18498,12 +16556,6 @@
               <w:right w:val="single" w:sz="6" w:space="0" w:color="1F3864"/>
             </w:tcBorders>
             <w:shd w:val="clear" w:color="auto" w:fill="D9E2F3"/>
-            <w:tcMar>
-              <w:top w:w="60" w:type="dxa"/>
-              <w:left w:w="90" w:type="dxa"/>
-              <w:bottom w:w="60" w:type="dxa"/>
-              <w:right w:w="90" w:type="dxa"/>
-            </w:tcMar>
           </w:tcPr>
           <w:p>
             <w:pPr>
@@ -18534,12 +16586,6 @@
               <w:right w:val="single" w:sz="6" w:space="0" w:color="1F3864"/>
             </w:tcBorders>
             <w:shd w:val="clear" w:color="auto" w:fill="D9E2F3"/>
-            <w:tcMar>
-              <w:top w:w="60" w:type="dxa"/>
-              <w:left w:w="90" w:type="dxa"/>
-              <w:bottom w:w="60" w:type="dxa"/>
-              <w:right w:w="90" w:type="dxa"/>
-            </w:tcMar>
           </w:tcPr>
           <w:p>
             <w:pPr>
@@ -18570,12 +16616,6 @@
               <w:right w:val="single" w:sz="6" w:space="0" w:color="1F3864"/>
             </w:tcBorders>
             <w:shd w:val="clear" w:color="auto" w:fill="D9E2F3"/>
-            <w:tcMar>
-              <w:top w:w="60" w:type="dxa"/>
-              <w:left w:w="90" w:type="dxa"/>
-              <w:bottom w:w="60" w:type="dxa"/>
-              <w:right w:w="90" w:type="dxa"/>
-            </w:tcMar>
           </w:tcPr>
           <w:p>
             <w:pPr>
@@ -18610,12 +16650,6 @@
               <w:right w:val="single" w:sz="6" w:space="0" w:color="1F3864"/>
             </w:tcBorders>
             <w:shd w:val="clear" w:color="auto" w:fill="4472C4"/>
-            <w:tcMar>
-              <w:top w:w="60" w:type="dxa"/>
-              <w:left w:w="90" w:type="dxa"/>
-              <w:bottom w:w="60" w:type="dxa"/>
-              <w:right w:w="90" w:type="dxa"/>
-            </w:tcMar>
           </w:tcPr>
           <w:p>
             <w:pPr>
@@ -18651,12 +16685,6 @@
               <w:right w:val="single" w:sz="6" w:space="0" w:color="1F3864"/>
             </w:tcBorders>
             <w:shd w:val="clear" w:color="auto" w:fill="4472C4"/>
-            <w:tcMar>
-              <w:top w:w="60" w:type="dxa"/>
-              <w:left w:w="90" w:type="dxa"/>
-              <w:bottom w:w="60" w:type="dxa"/>
-              <w:right w:w="90" w:type="dxa"/>
-            </w:tcMar>
           </w:tcPr>
           <w:p>
             <w:pPr>
@@ -18697,12 +16725,6 @@
               <w:right w:val="single" w:sz="6" w:space="0" w:color="1F3864"/>
             </w:tcBorders>
             <w:shd w:val="clear" w:color="auto" w:fill="4472C4"/>
-            <w:tcMar>
-              <w:top w:w="60" w:type="dxa"/>
-              <w:left w:w="90" w:type="dxa"/>
-              <w:bottom w:w="60" w:type="dxa"/>
-              <w:right w:w="90" w:type="dxa"/>
-            </w:tcMar>
           </w:tcPr>
           <w:p>
             <w:pPr>
@@ -18738,12 +16760,6 @@
               <w:right w:val="single" w:sz="6" w:space="0" w:color="1F3864"/>
             </w:tcBorders>
             <w:shd w:val="clear" w:color="auto" w:fill="4472C4"/>
-            <w:tcMar>
-              <w:top w:w="60" w:type="dxa"/>
-              <w:left w:w="90" w:type="dxa"/>
-              <w:bottom w:w="60" w:type="dxa"/>
-              <w:right w:w="90" w:type="dxa"/>
-            </w:tcMar>
           </w:tcPr>
           <w:p>
             <w:pPr>
@@ -18783,12 +16799,6 @@
               <w:right w:val="single" w:sz="6" w:space="0" w:color="1F3864"/>
             </w:tcBorders>
             <w:shd w:val="clear" w:color="auto" w:fill="4472C4"/>
-            <w:tcMar>
-              <w:top w:w="60" w:type="dxa"/>
-              <w:left w:w="90" w:type="dxa"/>
-              <w:bottom w:w="60" w:type="dxa"/>
-              <w:right w:w="90" w:type="dxa"/>
-            </w:tcMar>
           </w:tcPr>
           <w:p>
             <w:pPr>
@@ -18825,12 +16835,6 @@
               <w:right w:val="single" w:sz="6" w:space="0" w:color="1F3864"/>
             </w:tcBorders>
             <w:shd w:val="clear" w:color="auto" w:fill="4472C4"/>
-            <w:tcMar>
-              <w:top w:w="60" w:type="dxa"/>
-              <w:left w:w="90" w:type="dxa"/>
-              <w:bottom w:w="60" w:type="dxa"/>
-              <w:right w:w="90" w:type="dxa"/>
-            </w:tcMar>
           </w:tcPr>
           <w:p>
             <w:pPr>
@@ -18867,12 +16871,6 @@
               <w:right w:val="single" w:sz="6" w:space="0" w:color="1F3864"/>
             </w:tcBorders>
             <w:shd w:val="clear" w:color="auto" w:fill="4472C4"/>
-            <w:tcMar>
-              <w:top w:w="60" w:type="dxa"/>
-              <w:left w:w="90" w:type="dxa"/>
-              <w:bottom w:w="60" w:type="dxa"/>
-              <w:right w:w="90" w:type="dxa"/>
-            </w:tcMar>
           </w:tcPr>
           <w:p>
             <w:pPr>
@@ -18909,12 +16907,6 @@
               <w:right w:val="single" w:sz="6" w:space="0" w:color="1F3864"/>
             </w:tcBorders>
             <w:shd w:val="clear" w:color="auto" w:fill="4472C4"/>
-            <w:tcMar>
-              <w:top w:w="60" w:type="dxa"/>
-              <w:left w:w="90" w:type="dxa"/>
-              <w:bottom w:w="60" w:type="dxa"/>
-              <w:right w:w="90" w:type="dxa"/>
-            </w:tcMar>
           </w:tcPr>
           <w:p>
             <w:pPr>
@@ -18954,12 +16946,6 @@
               <w:right w:val="single" w:sz="6" w:space="0" w:color="1F3864"/>
             </w:tcBorders>
             <w:shd w:val="clear" w:color="auto" w:fill="4472C4"/>
-            <w:tcMar>
-              <w:top w:w="60" w:type="dxa"/>
-              <w:left w:w="90" w:type="dxa"/>
-              <w:bottom w:w="60" w:type="dxa"/>
-              <w:right w:w="90" w:type="dxa"/>
-            </w:tcMar>
           </w:tcPr>
           <w:p>
             <w:pPr>
@@ -18994,12 +16980,6 @@
               <w:right w:val="single" w:sz="6" w:space="0" w:color="1F3864"/>
             </w:tcBorders>
             <w:shd w:val="clear" w:color="auto" w:fill="D9E2F3"/>
-            <w:tcMar>
-              <w:top w:w="60" w:type="dxa"/>
-              <w:left w:w="90" w:type="dxa"/>
-              <w:bottom w:w="60" w:type="dxa"/>
-              <w:right w:w="90" w:type="dxa"/>
-            </w:tcMar>
           </w:tcPr>
           <w:p>
             <w:pPr>
@@ -19030,12 +17010,6 @@
               <w:right w:val="single" w:sz="6" w:space="0" w:color="1F3864"/>
             </w:tcBorders>
             <w:shd w:val="clear" w:color="auto" w:fill="D9E2F3"/>
-            <w:tcMar>
-              <w:top w:w="60" w:type="dxa"/>
-              <w:left w:w="90" w:type="dxa"/>
-              <w:bottom w:w="60" w:type="dxa"/>
-              <w:right w:w="90" w:type="dxa"/>
-            </w:tcMar>
           </w:tcPr>
           <w:p>
             <w:pPr>
@@ -19066,12 +17040,6 @@
               <w:right w:val="single" w:sz="6" w:space="0" w:color="1F3864"/>
             </w:tcBorders>
             <w:shd w:val="clear" w:color="auto" w:fill="D9E2F3"/>
-            <w:tcMar>
-              <w:top w:w="60" w:type="dxa"/>
-              <w:left w:w="90" w:type="dxa"/>
-              <w:bottom w:w="60" w:type="dxa"/>
-              <w:right w:w="90" w:type="dxa"/>
-            </w:tcMar>
           </w:tcPr>
           <w:p>
             <w:pPr>
@@ -19105,12 +17073,6 @@
               <w:right w:val="single" w:sz="6" w:space="0" w:color="1F3864"/>
             </w:tcBorders>
             <w:shd w:val="clear" w:color="auto" w:fill="4472C4"/>
-            <w:tcMar>
-              <w:top w:w="60" w:type="dxa"/>
-              <w:left w:w="90" w:type="dxa"/>
-              <w:bottom w:w="60" w:type="dxa"/>
-              <w:right w:w="90" w:type="dxa"/>
-            </w:tcMar>
           </w:tcPr>
           <w:p>
             <w:pPr>
@@ -19145,12 +17107,6 @@
               <w:right w:val="single" w:sz="6" w:space="0" w:color="1F3864"/>
             </w:tcBorders>
             <w:shd w:val="clear" w:color="auto" w:fill="D9E2F3"/>
-            <w:tcMar>
-              <w:top w:w="60" w:type="dxa"/>
-              <w:left w:w="90" w:type="dxa"/>
-              <w:bottom w:w="60" w:type="dxa"/>
-              <w:right w:w="90" w:type="dxa"/>
-            </w:tcMar>
           </w:tcPr>
           <w:p>
             <w:pPr>
@@ -19181,12 +17137,6 @@
               <w:right w:val="single" w:sz="6" w:space="0" w:color="1F3864"/>
             </w:tcBorders>
             <w:shd w:val="clear" w:color="auto" w:fill="D9E2F3"/>
-            <w:tcMar>
-              <w:top w:w="60" w:type="dxa"/>
-              <w:left w:w="90" w:type="dxa"/>
-              <w:bottom w:w="60" w:type="dxa"/>
-              <w:right w:w="90" w:type="dxa"/>
-            </w:tcMar>
           </w:tcPr>
           <w:p>
             <w:pPr>
@@ -19217,12 +17167,6 @@
               <w:right w:val="single" w:sz="6" w:space="0" w:color="1F3864"/>
             </w:tcBorders>
             <w:shd w:val="clear" w:color="auto" w:fill="D9E2F3"/>
-            <w:tcMar>
-              <w:top w:w="60" w:type="dxa"/>
-              <w:left w:w="90" w:type="dxa"/>
-              <w:bottom w:w="60" w:type="dxa"/>
-              <w:right w:w="90" w:type="dxa"/>
-            </w:tcMar>
           </w:tcPr>
           <w:p>
             <w:pPr>
@@ -19256,12 +17200,6 @@
               <w:right w:val="single" w:sz="6" w:space="0" w:color="1F3864"/>
             </w:tcBorders>
             <w:shd w:val="clear" w:color="auto" w:fill="4472C4"/>
-            <w:tcMar>
-              <w:top w:w="60" w:type="dxa"/>
-              <w:left w:w="90" w:type="dxa"/>
-              <w:bottom w:w="60" w:type="dxa"/>
-              <w:right w:w="90" w:type="dxa"/>
-            </w:tcMar>
           </w:tcPr>
           <w:p>
             <w:pPr>
@@ -19296,12 +17234,6 @@
               <w:right w:val="single" w:sz="6" w:space="0" w:color="1F3864"/>
             </w:tcBorders>
             <w:shd w:val="clear" w:color="auto" w:fill="D9E2F3"/>
-            <w:tcMar>
-              <w:top w:w="60" w:type="dxa"/>
-              <w:left w:w="90" w:type="dxa"/>
-              <w:bottom w:w="60" w:type="dxa"/>
-              <w:right w:w="90" w:type="dxa"/>
-            </w:tcMar>
           </w:tcPr>
           <w:p>
             <w:pPr>
@@ -19332,12 +17264,6 @@
               <w:right w:val="single" w:sz="6" w:space="0" w:color="1F3864"/>
             </w:tcBorders>
             <w:shd w:val="clear" w:color="auto" w:fill="D9E2F3"/>
-            <w:tcMar>
-              <w:top w:w="60" w:type="dxa"/>
-              <w:left w:w="90" w:type="dxa"/>
-              <w:bottom w:w="60" w:type="dxa"/>
-              <w:right w:w="90" w:type="dxa"/>
-            </w:tcMar>
           </w:tcPr>
           <w:p>
             <w:pPr>
@@ -19368,12 +17294,6 @@
               <w:right w:val="single" w:sz="6" w:space="0" w:color="1F3864"/>
             </w:tcBorders>
             <w:shd w:val="clear" w:color="auto" w:fill="D9E2F3"/>
-            <w:tcMar>
-              <w:top w:w="60" w:type="dxa"/>
-              <w:left w:w="90" w:type="dxa"/>
-              <w:bottom w:w="60" w:type="dxa"/>
-              <w:right w:w="90" w:type="dxa"/>
-            </w:tcMar>
           </w:tcPr>
           <w:p>
             <w:pPr>
@@ -19408,12 +17328,6 @@
               <w:right w:val="single" w:sz="6" w:space="0" w:color="1F3864"/>
             </w:tcBorders>
             <w:shd w:val="clear" w:color="auto" w:fill="4472C4"/>
-            <w:tcMar>
-              <w:top w:w="60" w:type="dxa"/>
-              <w:left w:w="90" w:type="dxa"/>
-              <w:bottom w:w="60" w:type="dxa"/>
-              <w:right w:w="90" w:type="dxa"/>
-            </w:tcMar>
           </w:tcPr>
           <w:p>
             <w:pPr>
@@ -19449,12 +17363,6 @@
               <w:right w:val="single" w:sz="6" w:space="0" w:color="1F3864"/>
             </w:tcBorders>
             <w:shd w:val="clear" w:color="auto" w:fill="4472C4"/>
-            <w:tcMar>
-              <w:top w:w="60" w:type="dxa"/>
-              <w:left w:w="90" w:type="dxa"/>
-              <w:bottom w:w="60" w:type="dxa"/>
-              <w:right w:w="90" w:type="dxa"/>
-            </w:tcMar>
           </w:tcPr>
           <w:p>
             <w:pPr>
@@ -19494,12 +17402,6 @@
               <w:right w:val="single" w:sz="6" w:space="0" w:color="1F3864"/>
             </w:tcBorders>
             <w:shd w:val="clear" w:color="auto" w:fill="4472C4"/>
-            <w:tcMar>
-              <w:top w:w="60" w:type="dxa"/>
-              <w:left w:w="90" w:type="dxa"/>
-              <w:bottom w:w="60" w:type="dxa"/>
-              <w:right w:w="90" w:type="dxa"/>
-            </w:tcMar>
           </w:tcPr>
           <w:p>
             <w:pPr>
@@ -19536,12 +17438,6 @@
               <w:right w:val="single" w:sz="6" w:space="0" w:color="1F3864"/>
             </w:tcBorders>
             <w:shd w:val="clear" w:color="auto" w:fill="4472C4"/>
-            <w:tcMar>
-              <w:top w:w="60" w:type="dxa"/>
-              <w:left w:w="90" w:type="dxa"/>
-              <w:bottom w:w="60" w:type="dxa"/>
-              <w:right w:w="90" w:type="dxa"/>
-            </w:tcMar>
           </w:tcPr>
           <w:p>
             <w:pPr>
@@ -19578,12 +17474,6 @@
               <w:right w:val="single" w:sz="6" w:space="0" w:color="1F3864"/>
             </w:tcBorders>
             <w:shd w:val="clear" w:color="auto" w:fill="4472C4"/>
-            <w:tcMar>
-              <w:top w:w="60" w:type="dxa"/>
-              <w:left w:w="90" w:type="dxa"/>
-              <w:bottom w:w="60" w:type="dxa"/>
-              <w:right w:w="90" w:type="dxa"/>
-            </w:tcMar>
           </w:tcPr>
           <w:p>
             <w:pPr>
@@ -19620,12 +17510,6 @@
               <w:right w:val="single" w:sz="6" w:space="0" w:color="1F3864"/>
             </w:tcBorders>
             <w:shd w:val="clear" w:color="auto" w:fill="4472C4"/>
-            <w:tcMar>
-              <w:top w:w="60" w:type="dxa"/>
-              <w:left w:w="90" w:type="dxa"/>
-              <w:bottom w:w="60" w:type="dxa"/>
-              <w:right w:w="90" w:type="dxa"/>
-            </w:tcMar>
           </w:tcPr>
           <w:p>
             <w:pPr>
@@ -19665,12 +17549,6 @@
               <w:right w:val="single" w:sz="6" w:space="0" w:color="1F3864"/>
             </w:tcBorders>
             <w:shd w:val="clear" w:color="auto" w:fill="4472C4"/>
-            <w:tcMar>
-              <w:top w:w="60" w:type="dxa"/>
-              <w:left w:w="90" w:type="dxa"/>
-              <w:bottom w:w="60" w:type="dxa"/>
-              <w:right w:w="90" w:type="dxa"/>
-            </w:tcMar>
           </w:tcPr>
           <w:p>
             <w:pPr>
@@ -19705,12 +17583,6 @@
               <w:right w:val="single" w:sz="6" w:space="0" w:color="1F3864"/>
             </w:tcBorders>
             <w:shd w:val="clear" w:color="auto" w:fill="D9E2F3"/>
-            <w:tcMar>
-              <w:top w:w="60" w:type="dxa"/>
-              <w:left w:w="90" w:type="dxa"/>
-              <w:bottom w:w="60" w:type="dxa"/>
-              <w:right w:w="90" w:type="dxa"/>
-            </w:tcMar>
           </w:tcPr>
           <w:p>
             <w:pPr>
@@ -19741,12 +17613,6 @@
               <w:right w:val="single" w:sz="6" w:space="0" w:color="1F3864"/>
             </w:tcBorders>
             <w:shd w:val="clear" w:color="auto" w:fill="D9E2F3"/>
-            <w:tcMar>
-              <w:top w:w="60" w:type="dxa"/>
-              <w:left w:w="90" w:type="dxa"/>
-              <w:bottom w:w="60" w:type="dxa"/>
-              <w:right w:w="90" w:type="dxa"/>
-            </w:tcMar>
           </w:tcPr>
           <w:p>
             <w:pPr>
@@ -19777,12 +17643,6 @@
               <w:right w:val="single" w:sz="6" w:space="0" w:color="1F3864"/>
             </w:tcBorders>
             <w:shd w:val="clear" w:color="auto" w:fill="D9E2F3"/>
-            <w:tcMar>
-              <w:top w:w="60" w:type="dxa"/>
-              <w:left w:w="90" w:type="dxa"/>
-              <w:bottom w:w="60" w:type="dxa"/>
-              <w:right w:w="90" w:type="dxa"/>
-            </w:tcMar>
           </w:tcPr>
           <w:p>
             <w:pPr>
@@ -19816,12 +17676,6 @@
               <w:right w:val="single" w:sz="6" w:space="0" w:color="1F3864"/>
             </w:tcBorders>
             <w:shd w:val="clear" w:color="auto" w:fill="4472C4"/>
-            <w:tcMar>
-              <w:top w:w="60" w:type="dxa"/>
-              <w:left w:w="90" w:type="dxa"/>
-              <w:bottom w:w="60" w:type="dxa"/>
-              <w:right w:w="90" w:type="dxa"/>
-            </w:tcMar>
           </w:tcPr>
           <w:p>
             <w:pPr>
@@ -19856,12 +17710,6 @@
               <w:right w:val="single" w:sz="6" w:space="0" w:color="1F3864"/>
             </w:tcBorders>
             <w:shd w:val="clear" w:color="auto" w:fill="D9E2F3"/>
-            <w:tcMar>
-              <w:top w:w="60" w:type="dxa"/>
-              <w:left w:w="90" w:type="dxa"/>
-              <w:bottom w:w="60" w:type="dxa"/>
-              <w:right w:w="90" w:type="dxa"/>
-            </w:tcMar>
           </w:tcPr>
           <w:p>
             <w:pPr>
@@ -19892,12 +17740,6 @@
               <w:right w:val="single" w:sz="6" w:space="0" w:color="1F3864"/>
             </w:tcBorders>
             <w:shd w:val="clear" w:color="auto" w:fill="D9E2F3"/>
-            <w:tcMar>
-              <w:top w:w="60" w:type="dxa"/>
-              <w:left w:w="90" w:type="dxa"/>
-              <w:bottom w:w="60" w:type="dxa"/>
-              <w:right w:w="90" w:type="dxa"/>
-            </w:tcMar>
           </w:tcPr>
           <w:p>
             <w:pPr>
@@ -19928,12 +17770,6 @@
               <w:right w:val="single" w:sz="6" w:space="0" w:color="1F3864"/>
             </w:tcBorders>
             <w:shd w:val="clear" w:color="auto" w:fill="D9E2F3"/>
-            <w:tcMar>
-              <w:top w:w="60" w:type="dxa"/>
-              <w:left w:w="90" w:type="dxa"/>
-              <w:bottom w:w="60" w:type="dxa"/>
-              <w:right w:w="90" w:type="dxa"/>
-            </w:tcMar>
           </w:tcPr>
           <w:p>
             <w:pPr>
@@ -19967,12 +17803,6 @@
               <w:right w:val="single" w:sz="6" w:space="0" w:color="1F3864"/>
             </w:tcBorders>
             <w:shd w:val="clear" w:color="auto" w:fill="4472C4"/>
-            <w:tcMar>
-              <w:top w:w="60" w:type="dxa"/>
-              <w:left w:w="90" w:type="dxa"/>
-              <w:bottom w:w="60" w:type="dxa"/>
-              <w:right w:w="90" w:type="dxa"/>
-            </w:tcMar>
           </w:tcPr>
           <w:p>
             <w:pPr>
@@ -20007,12 +17837,6 @@
               <w:right w:val="single" w:sz="6" w:space="0" w:color="1F3864"/>
             </w:tcBorders>
             <w:shd w:val="clear" w:color="auto" w:fill="D9E2F3"/>
-            <w:tcMar>
-              <w:top w:w="60" w:type="dxa"/>
-              <w:left w:w="90" w:type="dxa"/>
-              <w:bottom w:w="60" w:type="dxa"/>
-              <w:right w:w="90" w:type="dxa"/>
-            </w:tcMar>
           </w:tcPr>
           <w:p>
             <w:pPr>
@@ -20043,12 +17867,6 @@
               <w:right w:val="single" w:sz="6" w:space="0" w:color="1F3864"/>
             </w:tcBorders>
             <w:shd w:val="clear" w:color="auto" w:fill="D9E2F3"/>
-            <w:tcMar>
-              <w:top w:w="60" w:type="dxa"/>
-              <w:left w:w="90" w:type="dxa"/>
-              <w:bottom w:w="60" w:type="dxa"/>
-              <w:right w:w="90" w:type="dxa"/>
-            </w:tcMar>
           </w:tcPr>
           <w:p>
             <w:pPr>
@@ -20079,12 +17897,6 @@
               <w:right w:val="single" w:sz="6" w:space="0" w:color="1F3864"/>
             </w:tcBorders>
             <w:shd w:val="clear" w:color="auto" w:fill="D9E2F3"/>
-            <w:tcMar>
-              <w:top w:w="60" w:type="dxa"/>
-              <w:left w:w="90" w:type="dxa"/>
-              <w:bottom w:w="60" w:type="dxa"/>
-              <w:right w:w="90" w:type="dxa"/>
-            </w:tcMar>
           </w:tcPr>
           <w:p>
             <w:pPr>
@@ -20119,12 +17931,6 @@
               <w:right w:val="single" w:sz="6" w:space="0" w:color="1F3864"/>
             </w:tcBorders>
             <w:shd w:val="clear" w:color="auto" w:fill="4472C4"/>
-            <w:tcMar>
-              <w:top w:w="60" w:type="dxa"/>
-              <w:left w:w="90" w:type="dxa"/>
-              <w:bottom w:w="60" w:type="dxa"/>
-              <w:right w:w="90" w:type="dxa"/>
-            </w:tcMar>
           </w:tcPr>
           <w:p>
             <w:pPr>
@@ -20160,12 +17966,6 @@
               <w:right w:val="single" w:sz="6" w:space="0" w:color="1F3864"/>
             </w:tcBorders>
             <w:shd w:val="clear" w:color="auto" w:fill="4472C4"/>
-            <w:tcMar>
-              <w:top w:w="60" w:type="dxa"/>
-              <w:left w:w="90" w:type="dxa"/>
-              <w:bottom w:w="60" w:type="dxa"/>
-              <w:right w:w="90" w:type="dxa"/>
-            </w:tcMar>
           </w:tcPr>
           <w:p>
             <w:pPr>
@@ -20205,12 +18005,6 @@
               <w:right w:val="single" w:sz="6" w:space="0" w:color="1F3864"/>
             </w:tcBorders>
             <w:shd w:val="clear" w:color="auto" w:fill="4472C4"/>
-            <w:tcMar>
-              <w:top w:w="60" w:type="dxa"/>
-              <w:left w:w="90" w:type="dxa"/>
-              <w:bottom w:w="60" w:type="dxa"/>
-              <w:right w:w="90" w:type="dxa"/>
-            </w:tcMar>
           </w:tcPr>
           <w:p>
             <w:pPr>
@@ -20247,12 +18041,6 @@
               <w:right w:val="single" w:sz="6" w:space="0" w:color="1F3864"/>
             </w:tcBorders>
             <w:shd w:val="clear" w:color="auto" w:fill="4472C4"/>
-            <w:tcMar>
-              <w:top w:w="60" w:type="dxa"/>
-              <w:left w:w="90" w:type="dxa"/>
-              <w:bottom w:w="60" w:type="dxa"/>
-              <w:right w:w="90" w:type="dxa"/>
-            </w:tcMar>
           </w:tcPr>
           <w:p>
             <w:pPr>
@@ -20289,12 +18077,6 @@
               <w:right w:val="single" w:sz="6" w:space="0" w:color="1F3864"/>
             </w:tcBorders>
             <w:shd w:val="clear" w:color="auto" w:fill="4472C4"/>
-            <w:tcMar>
-              <w:top w:w="60" w:type="dxa"/>
-              <w:left w:w="90" w:type="dxa"/>
-              <w:bottom w:w="60" w:type="dxa"/>
-              <w:right w:w="90" w:type="dxa"/>
-            </w:tcMar>
           </w:tcPr>
           <w:p>
             <w:pPr>
@@ -20331,12 +18113,6 @@
               <w:right w:val="single" w:sz="6" w:space="0" w:color="1F3864"/>
             </w:tcBorders>
             <w:shd w:val="clear" w:color="auto" w:fill="4472C4"/>
-            <w:tcMar>
-              <w:top w:w="60" w:type="dxa"/>
-              <w:left w:w="90" w:type="dxa"/>
-              <w:bottom w:w="60" w:type="dxa"/>
-              <w:right w:w="90" w:type="dxa"/>
-            </w:tcMar>
           </w:tcPr>
           <w:p>
             <w:pPr>
@@ -20376,12 +18152,6 @@
               <w:right w:val="single" w:sz="6" w:space="0" w:color="1F3864"/>
             </w:tcBorders>
             <w:shd w:val="clear" w:color="auto" w:fill="4472C4"/>
-            <w:tcMar>
-              <w:top w:w="60" w:type="dxa"/>
-              <w:left w:w="90" w:type="dxa"/>
-              <w:bottom w:w="60" w:type="dxa"/>
-              <w:right w:w="90" w:type="dxa"/>
-            </w:tcMar>
           </w:tcPr>
           <w:p>
             <w:pPr>
@@ -20416,12 +18186,6 @@
               <w:right w:val="single" w:sz="6" w:space="0" w:color="1F3864"/>
             </w:tcBorders>
             <w:shd w:val="clear" w:color="auto" w:fill="D9E2F3"/>
-            <w:tcMar>
-              <w:top w:w="60" w:type="dxa"/>
-              <w:left w:w="90" w:type="dxa"/>
-              <w:bottom w:w="60" w:type="dxa"/>
-              <w:right w:w="90" w:type="dxa"/>
-            </w:tcMar>
           </w:tcPr>
           <w:p>
             <w:pPr>
@@ -20452,12 +18216,6 @@
               <w:right w:val="single" w:sz="6" w:space="0" w:color="1F3864"/>
             </w:tcBorders>
             <w:shd w:val="clear" w:color="auto" w:fill="D9E2F3"/>
-            <w:tcMar>
-              <w:top w:w="60" w:type="dxa"/>
-              <w:left w:w="90" w:type="dxa"/>
-              <w:bottom w:w="60" w:type="dxa"/>
-              <w:right w:w="90" w:type="dxa"/>
-            </w:tcMar>
           </w:tcPr>
           <w:p>
             <w:pPr>
@@ -20488,12 +18246,6 @@
               <w:right w:val="single" w:sz="6" w:space="0" w:color="1F3864"/>
             </w:tcBorders>
             <w:shd w:val="clear" w:color="auto" w:fill="D9E2F3"/>
-            <w:tcMar>
-              <w:top w:w="60" w:type="dxa"/>
-              <w:left w:w="90" w:type="dxa"/>
-              <w:bottom w:w="60" w:type="dxa"/>
-              <w:right w:w="90" w:type="dxa"/>
-            </w:tcMar>
           </w:tcPr>
           <w:p>
             <w:pPr>
@@ -20527,12 +18279,6 @@
               <w:right w:val="single" w:sz="6" w:space="0" w:color="1F3864"/>
             </w:tcBorders>
             <w:shd w:val="clear" w:color="auto" w:fill="4472C4"/>
-            <w:tcMar>
-              <w:top w:w="60" w:type="dxa"/>
-              <w:left w:w="90" w:type="dxa"/>
-              <w:bottom w:w="60" w:type="dxa"/>
-              <w:right w:w="90" w:type="dxa"/>
-            </w:tcMar>
           </w:tcPr>
           <w:p>
             <w:pPr>
@@ -20567,12 +18313,6 @@
               <w:right w:val="single" w:sz="6" w:space="0" w:color="1F3864"/>
             </w:tcBorders>
             <w:shd w:val="clear" w:color="auto" w:fill="D9E2F3"/>
-            <w:tcMar>
-              <w:top w:w="60" w:type="dxa"/>
-              <w:left w:w="90" w:type="dxa"/>
-              <w:bottom w:w="60" w:type="dxa"/>
-              <w:right w:w="90" w:type="dxa"/>
-            </w:tcMar>
           </w:tcPr>
           <w:p>
             <w:pPr>
@@ -20603,12 +18343,6 @@
               <w:right w:val="single" w:sz="6" w:space="0" w:color="1F3864"/>
             </w:tcBorders>
             <w:shd w:val="clear" w:color="auto" w:fill="D9E2F3"/>
-            <w:tcMar>
-              <w:top w:w="60" w:type="dxa"/>
-              <w:left w:w="90" w:type="dxa"/>
-              <w:bottom w:w="60" w:type="dxa"/>
-              <w:right w:w="90" w:type="dxa"/>
-            </w:tcMar>
           </w:tcPr>
           <w:p>
             <w:pPr>
@@ -20639,12 +18373,6 @@
               <w:right w:val="single" w:sz="6" w:space="0" w:color="1F3864"/>
             </w:tcBorders>
             <w:shd w:val="clear" w:color="auto" w:fill="D9E2F3"/>
-            <w:tcMar>
-              <w:top w:w="60" w:type="dxa"/>
-              <w:left w:w="90" w:type="dxa"/>
-              <w:bottom w:w="60" w:type="dxa"/>
-              <w:right w:w="90" w:type="dxa"/>
-            </w:tcMar>
           </w:tcPr>
           <w:p>
             <w:pPr>
@@ -20678,12 +18406,6 @@
               <w:right w:val="single" w:sz="6" w:space="0" w:color="1F3864"/>
             </w:tcBorders>
             <w:shd w:val="clear" w:color="auto" w:fill="4472C4"/>
-            <w:tcMar>
-              <w:top w:w="60" w:type="dxa"/>
-              <w:left w:w="90" w:type="dxa"/>
-              <w:bottom w:w="60" w:type="dxa"/>
-              <w:right w:w="90" w:type="dxa"/>
-            </w:tcMar>
           </w:tcPr>
           <w:p>
             <w:pPr>
@@ -20718,12 +18440,6 @@
               <w:right w:val="single" w:sz="6" w:space="0" w:color="1F3864"/>
             </w:tcBorders>
             <w:shd w:val="clear" w:color="auto" w:fill="D9E2F3"/>
-            <w:tcMar>
-              <w:top w:w="60" w:type="dxa"/>
-              <w:left w:w="90" w:type="dxa"/>
-              <w:bottom w:w="60" w:type="dxa"/>
-              <w:right w:w="90" w:type="dxa"/>
-            </w:tcMar>
           </w:tcPr>
           <w:p>
             <w:pPr>
@@ -20754,12 +18470,6 @@
               <w:right w:val="single" w:sz="6" w:space="0" w:color="1F3864"/>
             </w:tcBorders>
             <w:shd w:val="clear" w:color="auto" w:fill="D9E2F3"/>
-            <w:tcMar>
-              <w:top w:w="60" w:type="dxa"/>
-              <w:left w:w="90" w:type="dxa"/>
-              <w:bottom w:w="60" w:type="dxa"/>
-              <w:right w:w="90" w:type="dxa"/>
-            </w:tcMar>
           </w:tcPr>
           <w:p>
             <w:pPr>
@@ -20790,12 +18500,6 @@
               <w:right w:val="single" w:sz="6" w:space="0" w:color="1F3864"/>
             </w:tcBorders>
             <w:shd w:val="clear" w:color="auto" w:fill="D9E2F3"/>
-            <w:tcMar>
-              <w:top w:w="60" w:type="dxa"/>
-              <w:left w:w="90" w:type="dxa"/>
-              <w:bottom w:w="60" w:type="dxa"/>
-              <w:right w:w="90" w:type="dxa"/>
-            </w:tcMar>
           </w:tcPr>
           <w:p>
             <w:pPr>
@@ -20830,12 +18534,6 @@
               <w:right w:val="single" w:sz="6" w:space="0" w:color="1F3864"/>
             </w:tcBorders>
             <w:shd w:val="clear" w:color="auto" w:fill="4472C4"/>
-            <w:tcMar>
-              <w:top w:w="60" w:type="dxa"/>
-              <w:left w:w="90" w:type="dxa"/>
-              <w:bottom w:w="60" w:type="dxa"/>
-              <w:right w:w="90" w:type="dxa"/>
-            </w:tcMar>
           </w:tcPr>
           <w:p>
             <w:pPr>
@@ -20871,12 +18569,6 @@
               <w:right w:val="single" w:sz="6" w:space="0" w:color="1F3864"/>
             </w:tcBorders>
             <w:shd w:val="clear" w:color="auto" w:fill="4472C4"/>
-            <w:tcMar>
-              <w:top w:w="60" w:type="dxa"/>
-              <w:left w:w="90" w:type="dxa"/>
-              <w:bottom w:w="60" w:type="dxa"/>
-              <w:right w:w="90" w:type="dxa"/>
-            </w:tcMar>
           </w:tcPr>
           <w:p>
             <w:pPr>
@@ -20916,12 +18608,6 @@
               <w:right w:val="single" w:sz="6" w:space="0" w:color="1F3864"/>
             </w:tcBorders>
             <w:shd w:val="clear" w:color="auto" w:fill="4472C4"/>
-            <w:tcMar>
-              <w:top w:w="60" w:type="dxa"/>
-              <w:left w:w="90" w:type="dxa"/>
-              <w:bottom w:w="60" w:type="dxa"/>
-              <w:right w:w="90" w:type="dxa"/>
-            </w:tcMar>
           </w:tcPr>
           <w:p>
             <w:pPr>
@@ -20958,12 +18644,6 @@
               <w:right w:val="single" w:sz="6" w:space="0" w:color="1F3864"/>
             </w:tcBorders>
             <w:shd w:val="clear" w:color="auto" w:fill="4472C4"/>
-            <w:tcMar>
-              <w:top w:w="60" w:type="dxa"/>
-              <w:left w:w="90" w:type="dxa"/>
-              <w:bottom w:w="60" w:type="dxa"/>
-              <w:right w:w="90" w:type="dxa"/>
-            </w:tcMar>
           </w:tcPr>
           <w:p>
             <w:pPr>
@@ -21000,12 +18680,6 @@
               <w:right w:val="single" w:sz="6" w:space="0" w:color="1F3864"/>
             </w:tcBorders>
             <w:shd w:val="clear" w:color="auto" w:fill="4472C4"/>
-            <w:tcMar>
-              <w:top w:w="60" w:type="dxa"/>
-              <w:left w:w="90" w:type="dxa"/>
-              <w:bottom w:w="60" w:type="dxa"/>
-              <w:right w:w="90" w:type="dxa"/>
-            </w:tcMar>
           </w:tcPr>
           <w:p>
             <w:pPr>
@@ -21042,12 +18716,6 @@
               <w:right w:val="single" w:sz="6" w:space="0" w:color="1F3864"/>
             </w:tcBorders>
             <w:shd w:val="clear" w:color="auto" w:fill="4472C4"/>
-            <w:tcMar>
-              <w:top w:w="60" w:type="dxa"/>
-              <w:left w:w="90" w:type="dxa"/>
-              <w:bottom w:w="60" w:type="dxa"/>
-              <w:right w:w="90" w:type="dxa"/>
-            </w:tcMar>
           </w:tcPr>
           <w:p>
             <w:pPr>
@@ -21087,12 +18755,6 @@
               <w:right w:val="single" w:sz="6" w:space="0" w:color="1F3864"/>
             </w:tcBorders>
             <w:shd w:val="clear" w:color="auto" w:fill="4472C4"/>
-            <w:tcMar>
-              <w:top w:w="60" w:type="dxa"/>
-              <w:left w:w="90" w:type="dxa"/>
-              <w:bottom w:w="60" w:type="dxa"/>
-              <w:right w:w="90" w:type="dxa"/>
-            </w:tcMar>
           </w:tcPr>
           <w:p>
             <w:pPr>
@@ -21127,12 +18789,6 @@
               <w:right w:val="single" w:sz="6" w:space="0" w:color="1F3864"/>
             </w:tcBorders>
             <w:shd w:val="clear" w:color="auto" w:fill="D9E2F3"/>
-            <w:tcMar>
-              <w:top w:w="60" w:type="dxa"/>
-              <w:left w:w="90" w:type="dxa"/>
-              <w:bottom w:w="60" w:type="dxa"/>
-              <w:right w:w="90" w:type="dxa"/>
-            </w:tcMar>
           </w:tcPr>
           <w:p>
             <w:pPr>
@@ -21163,12 +18819,6 @@
               <w:right w:val="single" w:sz="6" w:space="0" w:color="1F3864"/>
             </w:tcBorders>
             <w:shd w:val="clear" w:color="auto" w:fill="D9E2F3"/>
-            <w:tcMar>
-              <w:top w:w="60" w:type="dxa"/>
-              <w:left w:w="90" w:type="dxa"/>
-              <w:bottom w:w="60" w:type="dxa"/>
-              <w:right w:w="90" w:type="dxa"/>
-            </w:tcMar>
           </w:tcPr>
           <w:p>
             <w:pPr>
@@ -21199,12 +18849,6 @@
               <w:right w:val="single" w:sz="6" w:space="0" w:color="1F3864"/>
             </w:tcBorders>
             <w:shd w:val="clear" w:color="auto" w:fill="D9E2F3"/>
-            <w:tcMar>
-              <w:top w:w="60" w:type="dxa"/>
-              <w:left w:w="90" w:type="dxa"/>
-              <w:bottom w:w="60" w:type="dxa"/>
-              <w:right w:w="90" w:type="dxa"/>
-            </w:tcMar>
           </w:tcPr>
           <w:p>
             <w:pPr>
@@ -21238,12 +18882,6 @@
               <w:right w:val="single" w:sz="6" w:space="0" w:color="1F3864"/>
             </w:tcBorders>
             <w:shd w:val="clear" w:color="auto" w:fill="4472C4"/>
-            <w:tcMar>
-              <w:top w:w="60" w:type="dxa"/>
-              <w:left w:w="90" w:type="dxa"/>
-              <w:bottom w:w="60" w:type="dxa"/>
-              <w:right w:w="90" w:type="dxa"/>
-            </w:tcMar>
           </w:tcPr>
           <w:p>
             <w:pPr>
@@ -21278,12 +18916,6 @@
               <w:right w:val="single" w:sz="6" w:space="0" w:color="1F3864"/>
             </w:tcBorders>
             <w:shd w:val="clear" w:color="auto" w:fill="D9E2F3"/>
-            <w:tcMar>
-              <w:top w:w="60" w:type="dxa"/>
-              <w:left w:w="90" w:type="dxa"/>
-              <w:bottom w:w="60" w:type="dxa"/>
-              <w:right w:w="90" w:type="dxa"/>
-            </w:tcMar>
           </w:tcPr>
           <w:p>
             <w:pPr>
@@ -21314,12 +18946,6 @@
               <w:right w:val="single" w:sz="6" w:space="0" w:color="1F3864"/>
             </w:tcBorders>
             <w:shd w:val="clear" w:color="auto" w:fill="D9E2F3"/>
-            <w:tcMar>
-              <w:top w:w="60" w:type="dxa"/>
-              <w:left w:w="90" w:type="dxa"/>
-              <w:bottom w:w="60" w:type="dxa"/>
-              <w:right w:w="90" w:type="dxa"/>
-            </w:tcMar>
           </w:tcPr>
           <w:p>
             <w:pPr>
@@ -21350,12 +18976,6 @@
               <w:right w:val="single" w:sz="6" w:space="0" w:color="1F3864"/>
             </w:tcBorders>
             <w:shd w:val="clear" w:color="auto" w:fill="D9E2F3"/>
-            <w:tcMar>
-              <w:top w:w="60" w:type="dxa"/>
-              <w:left w:w="90" w:type="dxa"/>
-              <w:bottom w:w="60" w:type="dxa"/>
-              <w:right w:w="90" w:type="dxa"/>
-            </w:tcMar>
           </w:tcPr>
           <w:p>
             <w:pPr>
@@ -21389,12 +19009,6 @@
               <w:right w:val="single" w:sz="6" w:space="0" w:color="1F3864"/>
             </w:tcBorders>
             <w:shd w:val="clear" w:color="auto" w:fill="4472C4"/>
-            <w:tcMar>
-              <w:top w:w="60" w:type="dxa"/>
-              <w:left w:w="90" w:type="dxa"/>
-              <w:bottom w:w="60" w:type="dxa"/>
-              <w:right w:w="90" w:type="dxa"/>
-            </w:tcMar>
           </w:tcPr>
           <w:p>
             <w:pPr>
@@ -21429,12 +19043,6 @@
               <w:right w:val="single" w:sz="6" w:space="0" w:color="1F3864"/>
             </w:tcBorders>
             <w:shd w:val="clear" w:color="auto" w:fill="D9E2F3"/>
-            <w:tcMar>
-              <w:top w:w="60" w:type="dxa"/>
-              <w:left w:w="90" w:type="dxa"/>
-              <w:bottom w:w="60" w:type="dxa"/>
-              <w:right w:w="90" w:type="dxa"/>
-            </w:tcMar>
           </w:tcPr>
           <w:p>
             <w:pPr>
@@ -21465,12 +19073,6 @@
               <w:right w:val="single" w:sz="6" w:space="0" w:color="1F3864"/>
             </w:tcBorders>
             <w:shd w:val="clear" w:color="auto" w:fill="D9E2F3"/>
-            <w:tcMar>
-              <w:top w:w="60" w:type="dxa"/>
-              <w:left w:w="90" w:type="dxa"/>
-              <w:bottom w:w="60" w:type="dxa"/>
-              <w:right w:w="90" w:type="dxa"/>
-            </w:tcMar>
           </w:tcPr>
           <w:p>
             <w:pPr>
@@ -21501,12 +19103,6 @@
               <w:right w:val="single" w:sz="6" w:space="0" w:color="1F3864"/>
             </w:tcBorders>
             <w:shd w:val="clear" w:color="auto" w:fill="D9E2F3"/>
-            <w:tcMar>
-              <w:top w:w="60" w:type="dxa"/>
-              <w:left w:w="90" w:type="dxa"/>
-              <w:bottom w:w="60" w:type="dxa"/>
-              <w:right w:w="90" w:type="dxa"/>
-            </w:tcMar>
           </w:tcPr>
           <w:p>
             <w:pPr>
@@ -21541,12 +19137,6 @@
               <w:right w:val="single" w:sz="6" w:space="0" w:color="1F3864"/>
             </w:tcBorders>
             <w:shd w:val="clear" w:color="auto" w:fill="4472C4"/>
-            <w:tcMar>
-              <w:top w:w="60" w:type="dxa"/>
-              <w:left w:w="90" w:type="dxa"/>
-              <w:bottom w:w="60" w:type="dxa"/>
-              <w:right w:w="90" w:type="dxa"/>
-            </w:tcMar>
           </w:tcPr>
           <w:p>
             <w:pPr>
@@ -21582,12 +19172,6 @@
               <w:right w:val="single" w:sz="6" w:space="0" w:color="1F3864"/>
             </w:tcBorders>
             <w:shd w:val="clear" w:color="auto" w:fill="4472C4"/>
-            <w:tcMar>
-              <w:top w:w="60" w:type="dxa"/>
-              <w:left w:w="90" w:type="dxa"/>
-              <w:bottom w:w="60" w:type="dxa"/>
-              <w:right w:w="90" w:type="dxa"/>
-            </w:tcMar>
           </w:tcPr>
           <w:p>
             <w:pPr>
@@ -21628,12 +19212,6 @@
               <w:right w:val="single" w:sz="6" w:space="0" w:color="1F3864"/>
             </w:tcBorders>
             <w:shd w:val="clear" w:color="auto" w:fill="4472C4"/>
-            <w:tcMar>
-              <w:top w:w="60" w:type="dxa"/>
-              <w:left w:w="90" w:type="dxa"/>
-              <w:bottom w:w="60" w:type="dxa"/>
-              <w:right w:w="90" w:type="dxa"/>
-            </w:tcMar>
           </w:tcPr>
           <w:p>
             <w:pPr>
@@ -21669,12 +19247,6 @@
               <w:right w:val="single" w:sz="6" w:space="0" w:color="1F3864"/>
             </w:tcBorders>
             <w:shd w:val="clear" w:color="auto" w:fill="4472C4"/>
-            <w:tcMar>
-              <w:top w:w="60" w:type="dxa"/>
-              <w:left w:w="90" w:type="dxa"/>
-              <w:bottom w:w="60" w:type="dxa"/>
-              <w:right w:w="90" w:type="dxa"/>
-            </w:tcMar>
           </w:tcPr>
           <w:p>
             <w:pPr>
@@ -21714,12 +19286,6 @@
               <w:right w:val="single" w:sz="6" w:space="0" w:color="1F3864"/>
             </w:tcBorders>
             <w:shd w:val="clear" w:color="auto" w:fill="4472C4"/>
-            <w:tcMar>
-              <w:top w:w="60" w:type="dxa"/>
-              <w:left w:w="90" w:type="dxa"/>
-              <w:bottom w:w="60" w:type="dxa"/>
-              <w:right w:w="90" w:type="dxa"/>
-            </w:tcMar>
           </w:tcPr>
           <w:p>
             <w:pPr>
@@ -21756,12 +19322,6 @@
               <w:right w:val="single" w:sz="6" w:space="0" w:color="1F3864"/>
             </w:tcBorders>
             <w:shd w:val="clear" w:color="auto" w:fill="4472C4"/>
-            <w:tcMar>
-              <w:top w:w="60" w:type="dxa"/>
-              <w:left w:w="90" w:type="dxa"/>
-              <w:bottom w:w="60" w:type="dxa"/>
-              <w:right w:w="90" w:type="dxa"/>
-            </w:tcMar>
           </w:tcPr>
           <w:p>
             <w:pPr>
@@ -21798,12 +19358,6 @@
               <w:right w:val="single" w:sz="6" w:space="0" w:color="1F3864"/>
             </w:tcBorders>
             <w:shd w:val="clear" w:color="auto" w:fill="4472C4"/>
-            <w:tcMar>
-              <w:top w:w="60" w:type="dxa"/>
-              <w:left w:w="90" w:type="dxa"/>
-              <w:bottom w:w="60" w:type="dxa"/>
-              <w:right w:w="90" w:type="dxa"/>
-            </w:tcMar>
           </w:tcPr>
           <w:p>
             <w:pPr>
@@ -21840,12 +19394,6 @@
               <w:right w:val="single" w:sz="6" w:space="0" w:color="1F3864"/>
             </w:tcBorders>
             <w:shd w:val="clear" w:color="auto" w:fill="4472C4"/>
-            <w:tcMar>
-              <w:top w:w="60" w:type="dxa"/>
-              <w:left w:w="90" w:type="dxa"/>
-              <w:bottom w:w="60" w:type="dxa"/>
-              <w:right w:w="90" w:type="dxa"/>
-            </w:tcMar>
           </w:tcPr>
           <w:p>
             <w:pPr>
@@ -21885,12 +19433,6 @@
               <w:right w:val="single" w:sz="6" w:space="0" w:color="1F3864"/>
             </w:tcBorders>
             <w:shd w:val="clear" w:color="auto" w:fill="4472C4"/>
-            <w:tcMar>
-              <w:top w:w="60" w:type="dxa"/>
-              <w:left w:w="90" w:type="dxa"/>
-              <w:bottom w:w="60" w:type="dxa"/>
-              <w:right w:w="90" w:type="dxa"/>
-            </w:tcMar>
           </w:tcPr>
           <w:p>
             <w:pPr>
@@ -21925,12 +19467,6 @@
               <w:right w:val="single" w:sz="6" w:space="0" w:color="1F3864"/>
             </w:tcBorders>
             <w:shd w:val="clear" w:color="auto" w:fill="D9E2F3"/>
-            <w:tcMar>
-              <w:top w:w="60" w:type="dxa"/>
-              <w:left w:w="90" w:type="dxa"/>
-              <w:bottom w:w="60" w:type="dxa"/>
-              <w:right w:w="90" w:type="dxa"/>
-            </w:tcMar>
           </w:tcPr>
           <w:p>
             <w:pPr>
@@ -21961,12 +19497,6 @@
               <w:right w:val="single" w:sz="6" w:space="0" w:color="1F3864"/>
             </w:tcBorders>
             <w:shd w:val="clear" w:color="auto" w:fill="D9E2F3"/>
-            <w:tcMar>
-              <w:top w:w="60" w:type="dxa"/>
-              <w:left w:w="90" w:type="dxa"/>
-              <w:bottom w:w="60" w:type="dxa"/>
-              <w:right w:w="90" w:type="dxa"/>
-            </w:tcMar>
           </w:tcPr>
           <w:p>
             <w:pPr>
@@ -21997,12 +19527,6 @@
               <w:right w:val="single" w:sz="6" w:space="0" w:color="1F3864"/>
             </w:tcBorders>
             <w:shd w:val="clear" w:color="auto" w:fill="D9E2F3"/>
-            <w:tcMar>
-              <w:top w:w="60" w:type="dxa"/>
-              <w:left w:w="90" w:type="dxa"/>
-              <w:bottom w:w="60" w:type="dxa"/>
-              <w:right w:w="90" w:type="dxa"/>
-            </w:tcMar>
           </w:tcPr>
           <w:p>
             <w:pPr>
@@ -22036,12 +19560,6 @@
               <w:right w:val="single" w:sz="6" w:space="0" w:color="1F3864"/>
             </w:tcBorders>
             <w:shd w:val="clear" w:color="auto" w:fill="4472C4"/>
-            <w:tcMar>
-              <w:top w:w="60" w:type="dxa"/>
-              <w:left w:w="90" w:type="dxa"/>
-              <w:bottom w:w="60" w:type="dxa"/>
-              <w:right w:w="90" w:type="dxa"/>
-            </w:tcMar>
           </w:tcPr>
           <w:p>
             <w:pPr>
@@ -22076,12 +19594,6 @@
               <w:right w:val="single" w:sz="6" w:space="0" w:color="1F3864"/>
             </w:tcBorders>
             <w:shd w:val="clear" w:color="auto" w:fill="D9E2F3"/>
-            <w:tcMar>
-              <w:top w:w="60" w:type="dxa"/>
-              <w:left w:w="90" w:type="dxa"/>
-              <w:bottom w:w="60" w:type="dxa"/>
-              <w:right w:w="90" w:type="dxa"/>
-            </w:tcMar>
           </w:tcPr>
           <w:p>
             <w:pPr>
@@ -22112,12 +19624,6 @@
               <w:right w:val="single" w:sz="6" w:space="0" w:color="1F3864"/>
             </w:tcBorders>
             <w:shd w:val="clear" w:color="auto" w:fill="D9E2F3"/>
-            <w:tcMar>
-              <w:top w:w="60" w:type="dxa"/>
-              <w:left w:w="90" w:type="dxa"/>
-              <w:bottom w:w="60" w:type="dxa"/>
-              <w:right w:w="90" w:type="dxa"/>
-            </w:tcMar>
           </w:tcPr>
           <w:p>
             <w:pPr>
@@ -22148,12 +19654,6 @@
               <w:right w:val="single" w:sz="6" w:space="0" w:color="1F3864"/>
             </w:tcBorders>
             <w:shd w:val="clear" w:color="auto" w:fill="D9E2F3"/>
-            <w:tcMar>
-              <w:top w:w="60" w:type="dxa"/>
-              <w:left w:w="90" w:type="dxa"/>
-              <w:bottom w:w="60" w:type="dxa"/>
-              <w:right w:w="90" w:type="dxa"/>
-            </w:tcMar>
           </w:tcPr>
           <w:p>
             <w:pPr>
@@ -22187,12 +19687,6 @@
               <w:right w:val="single" w:sz="6" w:space="0" w:color="1F3864"/>
             </w:tcBorders>
             <w:shd w:val="clear" w:color="auto" w:fill="4472C4"/>
-            <w:tcMar>
-              <w:top w:w="60" w:type="dxa"/>
-              <w:left w:w="90" w:type="dxa"/>
-              <w:bottom w:w="60" w:type="dxa"/>
-              <w:right w:w="90" w:type="dxa"/>
-            </w:tcMar>
           </w:tcPr>
           <w:p>
             <w:pPr>
@@ -22227,12 +19721,6 @@
               <w:right w:val="single" w:sz="6" w:space="0" w:color="1F3864"/>
             </w:tcBorders>
             <w:shd w:val="clear" w:color="auto" w:fill="D9E2F3"/>
-            <w:tcMar>
-              <w:top w:w="60" w:type="dxa"/>
-              <w:left w:w="90" w:type="dxa"/>
-              <w:bottom w:w="60" w:type="dxa"/>
-              <w:right w:w="90" w:type="dxa"/>
-            </w:tcMar>
           </w:tcPr>
           <w:p>
             <w:pPr>
@@ -22263,12 +19751,6 @@
               <w:right w:val="single" w:sz="6" w:space="0" w:color="1F3864"/>
             </w:tcBorders>
             <w:shd w:val="clear" w:color="auto" w:fill="D9E2F3"/>
-            <w:tcMar>
-              <w:top w:w="60" w:type="dxa"/>
-              <w:left w:w="90" w:type="dxa"/>
-              <w:bottom w:w="60" w:type="dxa"/>
-              <w:right w:w="90" w:type="dxa"/>
-            </w:tcMar>
           </w:tcPr>
           <w:p>
             <w:pPr>
@@ -22299,12 +19781,6 @@
               <w:right w:val="single" w:sz="6" w:space="0" w:color="1F3864"/>
             </w:tcBorders>
             <w:shd w:val="clear" w:color="auto" w:fill="D9E2F3"/>
-            <w:tcMar>
-              <w:top w:w="60" w:type="dxa"/>
-              <w:left w:w="90" w:type="dxa"/>
-              <w:bottom w:w="60" w:type="dxa"/>
-              <w:right w:w="90" w:type="dxa"/>
-            </w:tcMar>
           </w:tcPr>
           <w:p>
             <w:pPr>
@@ -22339,12 +19815,6 @@
               <w:right w:val="single" w:sz="6" w:space="0" w:color="1F3864"/>
             </w:tcBorders>
             <w:shd w:val="clear" w:color="auto" w:fill="4472C4"/>
-            <w:tcMar>
-              <w:top w:w="60" w:type="dxa"/>
-              <w:left w:w="90" w:type="dxa"/>
-              <w:bottom w:w="60" w:type="dxa"/>
-              <w:right w:w="90" w:type="dxa"/>
-            </w:tcMar>
           </w:tcPr>
           <w:p>
             <w:pPr>
@@ -22380,12 +19850,6 @@
               <w:right w:val="single" w:sz="6" w:space="0" w:color="1F3864"/>
             </w:tcBorders>
             <w:shd w:val="clear" w:color="auto" w:fill="4472C4"/>
-            <w:tcMar>
-              <w:top w:w="60" w:type="dxa"/>
-              <w:left w:w="90" w:type="dxa"/>
-              <w:bottom w:w="60" w:type="dxa"/>
-              <w:right w:w="90" w:type="dxa"/>
-            </w:tcMar>
           </w:tcPr>
           <w:p>
             <w:pPr>
@@ -22425,12 +19889,6 @@
               <w:right w:val="single" w:sz="6" w:space="0" w:color="1F3864"/>
             </w:tcBorders>
             <w:shd w:val="clear" w:color="auto" w:fill="4472C4"/>
-            <w:tcMar>
-              <w:top w:w="60" w:type="dxa"/>
-              <w:left w:w="90" w:type="dxa"/>
-              <w:bottom w:w="60" w:type="dxa"/>
-              <w:right w:w="90" w:type="dxa"/>
-            </w:tcMar>
           </w:tcPr>
           <w:p>
             <w:pPr>
@@ -22467,12 +19925,6 @@
               <w:right w:val="single" w:sz="6" w:space="0" w:color="1F3864"/>
             </w:tcBorders>
             <w:shd w:val="clear" w:color="auto" w:fill="4472C4"/>
-            <w:tcMar>
-              <w:top w:w="60" w:type="dxa"/>
-              <w:left w:w="90" w:type="dxa"/>
-              <w:bottom w:w="60" w:type="dxa"/>
-              <w:right w:w="90" w:type="dxa"/>
-            </w:tcMar>
           </w:tcPr>
           <w:p>
             <w:pPr>
@@ -22509,12 +19961,6 @@
               <w:right w:val="single" w:sz="6" w:space="0" w:color="1F3864"/>
             </w:tcBorders>
             <w:shd w:val="clear" w:color="auto" w:fill="4472C4"/>
-            <w:tcMar>
-              <w:top w:w="60" w:type="dxa"/>
-              <w:left w:w="90" w:type="dxa"/>
-              <w:bottom w:w="60" w:type="dxa"/>
-              <w:right w:w="90" w:type="dxa"/>
-            </w:tcMar>
           </w:tcPr>
           <w:p>
             <w:pPr>
@@ -22551,12 +19997,6 @@
               <w:right w:val="single" w:sz="6" w:space="0" w:color="1F3864"/>
             </w:tcBorders>
             <w:shd w:val="clear" w:color="auto" w:fill="4472C4"/>
-            <w:tcMar>
-              <w:top w:w="60" w:type="dxa"/>
-              <w:left w:w="90" w:type="dxa"/>
-              <w:bottom w:w="60" w:type="dxa"/>
-              <w:right w:w="90" w:type="dxa"/>
-            </w:tcMar>
           </w:tcPr>
           <w:p>
             <w:pPr>
@@ -22596,12 +20036,6 @@
               <w:right w:val="single" w:sz="6" w:space="0" w:color="1F3864"/>
             </w:tcBorders>
             <w:shd w:val="clear" w:color="auto" w:fill="4472C4"/>
-            <w:tcMar>
-              <w:top w:w="60" w:type="dxa"/>
-              <w:left w:w="90" w:type="dxa"/>
-              <w:bottom w:w="60" w:type="dxa"/>
-              <w:right w:w="90" w:type="dxa"/>
-            </w:tcMar>
           </w:tcPr>
           <w:p>
             <w:pPr>
@@ -22636,12 +20070,6 @@
               <w:right w:val="single" w:sz="6" w:space="0" w:color="1F3864"/>
             </w:tcBorders>
             <w:shd w:val="clear" w:color="auto" w:fill="D9E2F3"/>
-            <w:tcMar>
-              <w:top w:w="60" w:type="dxa"/>
-              <w:left w:w="90" w:type="dxa"/>
-              <w:bottom w:w="60" w:type="dxa"/>
-              <w:right w:w="90" w:type="dxa"/>
-            </w:tcMar>
           </w:tcPr>
           <w:p>
             <w:pPr>
@@ -22672,12 +20100,6 @@
               <w:right w:val="single" w:sz="6" w:space="0" w:color="1F3864"/>
             </w:tcBorders>
             <w:shd w:val="clear" w:color="auto" w:fill="D9E2F3"/>
-            <w:tcMar>
-              <w:top w:w="60" w:type="dxa"/>
-              <w:left w:w="90" w:type="dxa"/>
-              <w:bottom w:w="60" w:type="dxa"/>
-              <w:right w:w="90" w:type="dxa"/>
-            </w:tcMar>
           </w:tcPr>
           <w:p>
             <w:pPr>
@@ -22708,12 +20130,6 @@
               <w:right w:val="single" w:sz="6" w:space="0" w:color="1F3864"/>
             </w:tcBorders>
             <w:shd w:val="clear" w:color="auto" w:fill="D9E2F3"/>
-            <w:tcMar>
-              <w:top w:w="60" w:type="dxa"/>
-              <w:left w:w="90" w:type="dxa"/>
-              <w:bottom w:w="60" w:type="dxa"/>
-              <w:right w:w="90" w:type="dxa"/>
-            </w:tcMar>
           </w:tcPr>
           <w:p>
             <w:pPr>
@@ -22747,12 +20163,6 @@
               <w:right w:val="single" w:sz="6" w:space="0" w:color="1F3864"/>
             </w:tcBorders>
             <w:shd w:val="clear" w:color="auto" w:fill="4472C4"/>
-            <w:tcMar>
-              <w:top w:w="60" w:type="dxa"/>
-              <w:left w:w="90" w:type="dxa"/>
-              <w:bottom w:w="60" w:type="dxa"/>
-              <w:right w:w="90" w:type="dxa"/>
-            </w:tcMar>
           </w:tcPr>
           <w:p>
             <w:pPr>
@@ -22787,12 +20197,6 @@
               <w:right w:val="single" w:sz="6" w:space="0" w:color="1F3864"/>
             </w:tcBorders>
             <w:shd w:val="clear" w:color="auto" w:fill="D9E2F3"/>
-            <w:tcMar>
-              <w:top w:w="60" w:type="dxa"/>
-              <w:left w:w="90" w:type="dxa"/>
-              <w:bottom w:w="60" w:type="dxa"/>
-              <w:right w:w="90" w:type="dxa"/>
-            </w:tcMar>
           </w:tcPr>
           <w:p>
             <w:pPr>
@@ -22823,12 +20227,6 @@
               <w:right w:val="single" w:sz="6" w:space="0" w:color="1F3864"/>
             </w:tcBorders>
             <w:shd w:val="clear" w:color="auto" w:fill="D9E2F3"/>
-            <w:tcMar>
-              <w:top w:w="60" w:type="dxa"/>
-              <w:left w:w="90" w:type="dxa"/>
-              <w:bottom w:w="60" w:type="dxa"/>
-              <w:right w:w="90" w:type="dxa"/>
-            </w:tcMar>
           </w:tcPr>
           <w:p>
             <w:pPr>
@@ -22859,12 +20257,6 @@
               <w:right w:val="single" w:sz="6" w:space="0" w:color="1F3864"/>
             </w:tcBorders>
             <w:shd w:val="clear" w:color="auto" w:fill="D9E2F3"/>
-            <w:tcMar>
-              <w:top w:w="60" w:type="dxa"/>
-              <w:left w:w="90" w:type="dxa"/>
-              <w:bottom w:w="60" w:type="dxa"/>
-              <w:right w:w="90" w:type="dxa"/>
-            </w:tcMar>
           </w:tcPr>
           <w:p>
             <w:pPr>
@@ -22898,12 +20290,6 @@
               <w:right w:val="single" w:sz="6" w:space="0" w:color="1F3864"/>
             </w:tcBorders>
             <w:shd w:val="clear" w:color="auto" w:fill="4472C4"/>
-            <w:tcMar>
-              <w:top w:w="60" w:type="dxa"/>
-              <w:left w:w="90" w:type="dxa"/>
-              <w:bottom w:w="60" w:type="dxa"/>
-              <w:right w:w="90" w:type="dxa"/>
-            </w:tcMar>
           </w:tcPr>
           <w:p>
             <w:pPr>
@@ -22938,12 +20324,6 @@
               <w:right w:val="single" w:sz="6" w:space="0" w:color="1F3864"/>
             </w:tcBorders>
             <w:shd w:val="clear" w:color="auto" w:fill="D9E2F3"/>
-            <w:tcMar>
-              <w:top w:w="60" w:type="dxa"/>
-              <w:left w:w="90" w:type="dxa"/>
-              <w:bottom w:w="60" w:type="dxa"/>
-              <w:right w:w="90" w:type="dxa"/>
-            </w:tcMar>
           </w:tcPr>
           <w:p>
             <w:pPr>
@@ -22974,12 +20354,6 @@
               <w:right w:val="single" w:sz="6" w:space="0" w:color="1F3864"/>
             </w:tcBorders>
             <w:shd w:val="clear" w:color="auto" w:fill="D9E2F3"/>
-            <w:tcMar>
-              <w:top w:w="60" w:type="dxa"/>
-              <w:left w:w="90" w:type="dxa"/>
-              <w:bottom w:w="60" w:type="dxa"/>
-              <w:right w:w="90" w:type="dxa"/>
-            </w:tcMar>
           </w:tcPr>
           <w:p>
             <w:pPr>
@@ -23010,12 +20384,6 @@
               <w:right w:val="single" w:sz="6" w:space="0" w:color="1F3864"/>
             </w:tcBorders>
             <w:shd w:val="clear" w:color="auto" w:fill="D9E2F3"/>
-            <w:tcMar>
-              <w:top w:w="60" w:type="dxa"/>
-              <w:left w:w="90" w:type="dxa"/>
-              <w:bottom w:w="60" w:type="dxa"/>
-              <w:right w:w="90" w:type="dxa"/>
-            </w:tcMar>
           </w:tcPr>
           <w:p>
             <w:pPr>
@@ -23050,12 +20418,6 @@
               <w:right w:val="single" w:sz="6" w:space="0" w:color="1F3864"/>
             </w:tcBorders>
             <w:shd w:val="clear" w:color="auto" w:fill="4472C4"/>
-            <w:tcMar>
-              <w:top w:w="60" w:type="dxa"/>
-              <w:left w:w="90" w:type="dxa"/>
-              <w:bottom w:w="60" w:type="dxa"/>
-              <w:right w:w="90" w:type="dxa"/>
-            </w:tcMar>
           </w:tcPr>
           <w:p>
             <w:pPr>
@@ -23091,12 +20453,6 @@
               <w:right w:val="single" w:sz="6" w:space="0" w:color="1F3864"/>
             </w:tcBorders>
             <w:shd w:val="clear" w:color="auto" w:fill="4472C4"/>
-            <w:tcMar>
-              <w:top w:w="60" w:type="dxa"/>
-              <w:left w:w="90" w:type="dxa"/>
-              <w:bottom w:w="60" w:type="dxa"/>
-              <w:right w:w="90" w:type="dxa"/>
-            </w:tcMar>
           </w:tcPr>
           <w:p>
             <w:pPr>
@@ -23136,12 +20492,6 @@
               <w:right w:val="single" w:sz="6" w:space="0" w:color="1F3864"/>
             </w:tcBorders>
             <w:shd w:val="clear" w:color="auto" w:fill="4472C4"/>
-            <w:tcMar>
-              <w:top w:w="60" w:type="dxa"/>
-              <w:left w:w="90" w:type="dxa"/>
-              <w:bottom w:w="60" w:type="dxa"/>
-              <w:right w:w="90" w:type="dxa"/>
-            </w:tcMar>
           </w:tcPr>
           <w:p>
             <w:pPr>
@@ -23178,12 +20528,6 @@
               <w:right w:val="single" w:sz="6" w:space="0" w:color="1F3864"/>
             </w:tcBorders>
             <w:shd w:val="clear" w:color="auto" w:fill="4472C4"/>
-            <w:tcMar>
-              <w:top w:w="60" w:type="dxa"/>
-              <w:left w:w="90" w:type="dxa"/>
-              <w:bottom w:w="60" w:type="dxa"/>
-              <w:right w:w="90" w:type="dxa"/>
-            </w:tcMar>
           </w:tcPr>
           <w:p>
             <w:pPr>
@@ -23220,12 +20564,6 @@
               <w:right w:val="single" w:sz="6" w:space="0" w:color="1F3864"/>
             </w:tcBorders>
             <w:shd w:val="clear" w:color="auto" w:fill="4472C4"/>
-            <w:tcMar>
-              <w:top w:w="60" w:type="dxa"/>
-              <w:left w:w="90" w:type="dxa"/>
-              <w:bottom w:w="60" w:type="dxa"/>
-              <w:right w:w="90" w:type="dxa"/>
-            </w:tcMar>
           </w:tcPr>
           <w:p>
             <w:pPr>
@@ -23262,12 +20600,6 @@
               <w:right w:val="single" w:sz="6" w:space="0" w:color="1F3864"/>
             </w:tcBorders>
             <w:shd w:val="clear" w:color="auto" w:fill="4472C4"/>
-            <w:tcMar>
-              <w:top w:w="60" w:type="dxa"/>
-              <w:left w:w="90" w:type="dxa"/>
-              <w:bottom w:w="60" w:type="dxa"/>
-              <w:right w:w="90" w:type="dxa"/>
-            </w:tcMar>
           </w:tcPr>
           <w:p>
             <w:pPr>
@@ -23307,12 +20639,6 @@
               <w:right w:val="single" w:sz="6" w:space="0" w:color="1F3864"/>
             </w:tcBorders>
             <w:shd w:val="clear" w:color="auto" w:fill="4472C4"/>
-            <w:tcMar>
-              <w:top w:w="60" w:type="dxa"/>
-              <w:left w:w="90" w:type="dxa"/>
-              <w:bottom w:w="60" w:type="dxa"/>
-              <w:right w:w="90" w:type="dxa"/>
-            </w:tcMar>
           </w:tcPr>
           <w:p>
             <w:pPr>
@@ -23347,12 +20673,6 @@
               <w:right w:val="single" w:sz="6" w:space="0" w:color="1F3864"/>
             </w:tcBorders>
             <w:shd w:val="clear" w:color="auto" w:fill="D9E2F3"/>
-            <w:tcMar>
-              <w:top w:w="60" w:type="dxa"/>
-              <w:left w:w="90" w:type="dxa"/>
-              <w:bottom w:w="60" w:type="dxa"/>
-              <w:right w:w="90" w:type="dxa"/>
-            </w:tcMar>
           </w:tcPr>
           <w:p>
             <w:pPr>
@@ -23383,12 +20703,6 @@
               <w:right w:val="single" w:sz="6" w:space="0" w:color="1F3864"/>
             </w:tcBorders>
             <w:shd w:val="clear" w:color="auto" w:fill="D9E2F3"/>
-            <w:tcMar>
-              <w:top w:w="60" w:type="dxa"/>
-              <w:left w:w="90" w:type="dxa"/>
-              <w:bottom w:w="60" w:type="dxa"/>
-              <w:right w:w="90" w:type="dxa"/>
-            </w:tcMar>
           </w:tcPr>
           <w:p>
             <w:pPr>
@@ -23419,12 +20733,6 @@
               <w:right w:val="single" w:sz="6" w:space="0" w:color="1F3864"/>
             </w:tcBorders>
             <w:shd w:val="clear" w:color="auto" w:fill="D9E2F3"/>
-            <w:tcMar>
-              <w:top w:w="60" w:type="dxa"/>
-              <w:left w:w="90" w:type="dxa"/>
-              <w:bottom w:w="60" w:type="dxa"/>
-              <w:right w:w="90" w:type="dxa"/>
-            </w:tcMar>
           </w:tcPr>
           <w:p>
             <w:pPr>
@@ -23458,12 +20766,6 @@
               <w:right w:val="single" w:sz="6" w:space="0" w:color="1F3864"/>
             </w:tcBorders>
             <w:shd w:val="clear" w:color="auto" w:fill="4472C4"/>
-            <w:tcMar>
-              <w:top w:w="60" w:type="dxa"/>
-              <w:left w:w="90" w:type="dxa"/>
-              <w:bottom w:w="60" w:type="dxa"/>
-              <w:right w:w="90" w:type="dxa"/>
-            </w:tcMar>
           </w:tcPr>
           <w:p>
             <w:pPr>
@@ -23498,12 +20800,6 @@
               <w:right w:val="single" w:sz="6" w:space="0" w:color="1F3864"/>
             </w:tcBorders>
             <w:shd w:val="clear" w:color="auto" w:fill="D9E2F3"/>
-            <w:tcMar>
-              <w:top w:w="60" w:type="dxa"/>
-              <w:left w:w="90" w:type="dxa"/>
-              <w:bottom w:w="60" w:type="dxa"/>
-              <w:right w:w="90" w:type="dxa"/>
-            </w:tcMar>
           </w:tcPr>
           <w:p>
             <w:pPr>
@@ -23534,12 +20830,6 @@
               <w:right w:val="single" w:sz="6" w:space="0" w:color="1F3864"/>
             </w:tcBorders>
             <w:shd w:val="clear" w:color="auto" w:fill="D9E2F3"/>
-            <w:tcMar>
-              <w:top w:w="60" w:type="dxa"/>
-              <w:left w:w="90" w:type="dxa"/>
-              <w:bottom w:w="60" w:type="dxa"/>
-              <w:right w:w="90" w:type="dxa"/>
-            </w:tcMar>
           </w:tcPr>
           <w:p>
             <w:pPr>
@@ -23570,12 +20860,6 @@
               <w:right w:val="single" w:sz="6" w:space="0" w:color="1F3864"/>
             </w:tcBorders>
             <w:shd w:val="clear" w:color="auto" w:fill="D9E2F3"/>
-            <w:tcMar>
-              <w:top w:w="60" w:type="dxa"/>
-              <w:left w:w="90" w:type="dxa"/>
-              <w:bottom w:w="60" w:type="dxa"/>
-              <w:right w:w="90" w:type="dxa"/>
-            </w:tcMar>
           </w:tcPr>
           <w:p>
             <w:pPr>
@@ -23609,12 +20893,6 @@
               <w:right w:val="single" w:sz="6" w:space="0" w:color="1F3864"/>
             </w:tcBorders>
             <w:shd w:val="clear" w:color="auto" w:fill="4472C4"/>
-            <w:tcMar>
-              <w:top w:w="60" w:type="dxa"/>
-              <w:left w:w="90" w:type="dxa"/>
-              <w:bottom w:w="60" w:type="dxa"/>
-              <w:right w:w="90" w:type="dxa"/>
-            </w:tcMar>
           </w:tcPr>
           <w:p>
             <w:pPr>
@@ -23649,12 +20927,6 @@
               <w:right w:val="single" w:sz="6" w:space="0" w:color="1F3864"/>
             </w:tcBorders>
             <w:shd w:val="clear" w:color="auto" w:fill="D9E2F3"/>
-            <w:tcMar>
-              <w:top w:w="60" w:type="dxa"/>
-              <w:left w:w="90" w:type="dxa"/>
-              <w:bottom w:w="60" w:type="dxa"/>
-              <w:right w:w="90" w:type="dxa"/>
-            </w:tcMar>
           </w:tcPr>
           <w:p>
             <w:pPr>
@@ -23685,12 +20957,6 @@
               <w:right w:val="single" w:sz="6" w:space="0" w:color="1F3864"/>
             </w:tcBorders>
             <w:shd w:val="clear" w:color="auto" w:fill="D9E2F3"/>
-            <w:tcMar>
-              <w:top w:w="60" w:type="dxa"/>
-              <w:left w:w="90" w:type="dxa"/>
-              <w:bottom w:w="60" w:type="dxa"/>
-              <w:right w:w="90" w:type="dxa"/>
-            </w:tcMar>
           </w:tcPr>
           <w:p>
             <w:pPr>
@@ -23721,12 +20987,6 @@
               <w:right w:val="single" w:sz="6" w:space="0" w:color="1F3864"/>
             </w:tcBorders>
             <w:shd w:val="clear" w:color="auto" w:fill="D9E2F3"/>
-            <w:tcMar>
-              <w:top w:w="60" w:type="dxa"/>
-              <w:left w:w="90" w:type="dxa"/>
-              <w:bottom w:w="60" w:type="dxa"/>
-              <w:right w:w="90" w:type="dxa"/>
-            </w:tcMar>
           </w:tcPr>
           <w:p>
             <w:pPr>
@@ -23761,12 +21021,6 @@
               <w:right w:val="single" w:sz="6" w:space="0" w:color="1F3864"/>
             </w:tcBorders>
             <w:shd w:val="clear" w:color="auto" w:fill="4472C4"/>
-            <w:tcMar>
-              <w:top w:w="60" w:type="dxa"/>
-              <w:left w:w="90" w:type="dxa"/>
-              <w:bottom w:w="60" w:type="dxa"/>
-              <w:right w:w="90" w:type="dxa"/>
-            </w:tcMar>
           </w:tcPr>
           <w:p>
             <w:pPr>
@@ -23802,12 +21056,6 @@
               <w:right w:val="single" w:sz="6" w:space="0" w:color="1F3864"/>
             </w:tcBorders>
             <w:shd w:val="clear" w:color="auto" w:fill="4472C4"/>
-            <w:tcMar>
-              <w:top w:w="60" w:type="dxa"/>
-              <w:left w:w="90" w:type="dxa"/>
-              <w:bottom w:w="60" w:type="dxa"/>
-              <w:right w:w="90" w:type="dxa"/>
-            </w:tcMar>
           </w:tcPr>
           <w:p>
             <w:pPr>
@@ -23847,12 +21095,6 @@
               <w:right w:val="single" w:sz="6" w:space="0" w:color="1F3864"/>
             </w:tcBorders>
             <w:shd w:val="clear" w:color="auto" w:fill="4472C4"/>
-            <w:tcMar>
-              <w:top w:w="60" w:type="dxa"/>
-              <w:left w:w="90" w:type="dxa"/>
-              <w:bottom w:w="60" w:type="dxa"/>
-              <w:right w:w="90" w:type="dxa"/>
-            </w:tcMar>
           </w:tcPr>
           <w:p>
             <w:pPr>
@@ -23889,12 +21131,6 @@
               <w:right w:val="single" w:sz="6" w:space="0" w:color="1F3864"/>
             </w:tcBorders>
             <w:shd w:val="clear" w:color="auto" w:fill="4472C4"/>
-            <w:tcMar>
-              <w:top w:w="60" w:type="dxa"/>
-              <w:left w:w="90" w:type="dxa"/>
-              <w:bottom w:w="60" w:type="dxa"/>
-              <w:right w:w="90" w:type="dxa"/>
-            </w:tcMar>
           </w:tcPr>
           <w:p>
             <w:pPr>
@@ -23931,12 +21167,6 @@
               <w:right w:val="single" w:sz="6" w:space="0" w:color="1F3864"/>
             </w:tcBorders>
             <w:shd w:val="clear" w:color="auto" w:fill="4472C4"/>
-            <w:tcMar>
-              <w:top w:w="60" w:type="dxa"/>
-              <w:left w:w="90" w:type="dxa"/>
-              <w:bottom w:w="60" w:type="dxa"/>
-              <w:right w:w="90" w:type="dxa"/>
-            </w:tcMar>
           </w:tcPr>
           <w:p>
             <w:pPr>
@@ -23973,12 +21203,6 @@
               <w:right w:val="single" w:sz="6" w:space="0" w:color="1F3864"/>
             </w:tcBorders>
             <w:shd w:val="clear" w:color="auto" w:fill="4472C4"/>
-            <w:tcMar>
-              <w:top w:w="60" w:type="dxa"/>
-              <w:left w:w="90" w:type="dxa"/>
-              <w:bottom w:w="60" w:type="dxa"/>
-              <w:right w:w="90" w:type="dxa"/>
-            </w:tcMar>
           </w:tcPr>
           <w:p>
             <w:pPr>
@@ -24018,12 +21242,6 @@
               <w:right w:val="single" w:sz="6" w:space="0" w:color="1F3864"/>
             </w:tcBorders>
             <w:shd w:val="clear" w:color="auto" w:fill="4472C4"/>
-            <w:tcMar>
-              <w:top w:w="60" w:type="dxa"/>
-              <w:left w:w="90" w:type="dxa"/>
-              <w:bottom w:w="60" w:type="dxa"/>
-              <w:right w:w="90" w:type="dxa"/>
-            </w:tcMar>
           </w:tcPr>
           <w:p>
             <w:pPr>
@@ -24058,12 +21276,6 @@
               <w:right w:val="single" w:sz="6" w:space="0" w:color="1F3864"/>
             </w:tcBorders>
             <w:shd w:val="clear" w:color="auto" w:fill="D9E2F3"/>
-            <w:tcMar>
-              <w:top w:w="60" w:type="dxa"/>
-              <w:left w:w="90" w:type="dxa"/>
-              <w:bottom w:w="60" w:type="dxa"/>
-              <w:right w:w="90" w:type="dxa"/>
-            </w:tcMar>
           </w:tcPr>
           <w:p>
             <w:pPr>
@@ -24094,12 +21306,6 @@
               <w:right w:val="single" w:sz="6" w:space="0" w:color="1F3864"/>
             </w:tcBorders>
             <w:shd w:val="clear" w:color="auto" w:fill="D9E2F3"/>
-            <w:tcMar>
-              <w:top w:w="60" w:type="dxa"/>
-              <w:left w:w="90" w:type="dxa"/>
-              <w:bottom w:w="60" w:type="dxa"/>
-              <w:right w:w="90" w:type="dxa"/>
-            </w:tcMar>
           </w:tcPr>
           <w:p>
             <w:pPr>
@@ -24130,12 +21336,6 @@
               <w:right w:val="single" w:sz="6" w:space="0" w:color="1F3864"/>
             </w:tcBorders>
             <w:shd w:val="clear" w:color="auto" w:fill="D9E2F3"/>
-            <w:tcMar>
-              <w:top w:w="60" w:type="dxa"/>
-              <w:left w:w="90" w:type="dxa"/>
-              <w:bottom w:w="60" w:type="dxa"/>
-              <w:right w:w="90" w:type="dxa"/>
-            </w:tcMar>
           </w:tcPr>
           <w:p>
             <w:pPr>
@@ -24169,12 +21369,6 @@
               <w:right w:val="single" w:sz="6" w:space="0" w:color="1F3864"/>
             </w:tcBorders>
             <w:shd w:val="clear" w:color="auto" w:fill="4472C4"/>
-            <w:tcMar>
-              <w:top w:w="60" w:type="dxa"/>
-              <w:left w:w="90" w:type="dxa"/>
-              <w:bottom w:w="60" w:type="dxa"/>
-              <w:right w:w="90" w:type="dxa"/>
-            </w:tcMar>
           </w:tcPr>
           <w:p>
             <w:pPr>
@@ -24209,12 +21403,6 @@
               <w:right w:val="single" w:sz="6" w:space="0" w:color="1F3864"/>
             </w:tcBorders>
             <w:shd w:val="clear" w:color="auto" w:fill="D9E2F3"/>
-            <w:tcMar>
-              <w:top w:w="60" w:type="dxa"/>
-              <w:left w:w="90" w:type="dxa"/>
-              <w:bottom w:w="60" w:type="dxa"/>
-              <w:right w:w="90" w:type="dxa"/>
-            </w:tcMar>
           </w:tcPr>
           <w:p>
             <w:pPr>
@@ -24245,12 +21433,6 @@
               <w:right w:val="single" w:sz="6" w:space="0" w:color="1F3864"/>
             </w:tcBorders>
             <w:shd w:val="clear" w:color="auto" w:fill="D9E2F3"/>
-            <w:tcMar>
-              <w:top w:w="60" w:type="dxa"/>
-              <w:left w:w="90" w:type="dxa"/>
-              <w:bottom w:w="60" w:type="dxa"/>
-              <w:right w:w="90" w:type="dxa"/>
-            </w:tcMar>
           </w:tcPr>
           <w:p>
             <w:pPr>
@@ -24281,12 +21463,6 @@
               <w:right w:val="single" w:sz="6" w:space="0" w:color="1F3864"/>
             </w:tcBorders>
             <w:shd w:val="clear" w:color="auto" w:fill="D9E2F3"/>
-            <w:tcMar>
-              <w:top w:w="60" w:type="dxa"/>
-              <w:left w:w="90" w:type="dxa"/>
-              <w:bottom w:w="60" w:type="dxa"/>
-              <w:right w:w="90" w:type="dxa"/>
-            </w:tcMar>
           </w:tcPr>
           <w:p>
             <w:pPr>
@@ -24320,12 +21496,6 @@
               <w:right w:val="single" w:sz="6" w:space="0" w:color="1F3864"/>
             </w:tcBorders>
             <w:shd w:val="clear" w:color="auto" w:fill="4472C4"/>
-            <w:tcMar>
-              <w:top w:w="60" w:type="dxa"/>
-              <w:left w:w="90" w:type="dxa"/>
-              <w:bottom w:w="60" w:type="dxa"/>
-              <w:right w:w="90" w:type="dxa"/>
-            </w:tcMar>
           </w:tcPr>
           <w:p>
             <w:pPr>
@@ -24360,12 +21530,6 @@
               <w:right w:val="single" w:sz="6" w:space="0" w:color="1F3864"/>
             </w:tcBorders>
             <w:shd w:val="clear" w:color="auto" w:fill="D9E2F3"/>
-            <w:tcMar>
-              <w:top w:w="60" w:type="dxa"/>
-              <w:left w:w="90" w:type="dxa"/>
-              <w:bottom w:w="60" w:type="dxa"/>
-              <w:right w:w="90" w:type="dxa"/>
-            </w:tcMar>
           </w:tcPr>
           <w:p>
             <w:pPr>
@@ -24396,12 +21560,6 @@
               <w:right w:val="single" w:sz="6" w:space="0" w:color="1F3864"/>
             </w:tcBorders>
             <w:shd w:val="clear" w:color="auto" w:fill="D9E2F3"/>
-            <w:tcMar>
-              <w:top w:w="60" w:type="dxa"/>
-              <w:left w:w="90" w:type="dxa"/>
-              <w:bottom w:w="60" w:type="dxa"/>
-              <w:right w:w="90" w:type="dxa"/>
-            </w:tcMar>
           </w:tcPr>
           <w:p>
             <w:pPr>
@@ -24432,12 +21590,6 @@
               <w:right w:val="single" w:sz="6" w:space="0" w:color="1F3864"/>
             </w:tcBorders>
             <w:shd w:val="clear" w:color="auto" w:fill="D9E2F3"/>
-            <w:tcMar>
-              <w:top w:w="60" w:type="dxa"/>
-              <w:left w:w="90" w:type="dxa"/>
-              <w:bottom w:w="60" w:type="dxa"/>
-              <w:right w:w="90" w:type="dxa"/>
-            </w:tcMar>
           </w:tcPr>
           <w:p>
             <w:pPr>
@@ -24471,12 +21623,6 @@
               <w:right w:val="single" w:sz="6" w:space="0" w:color="1F3864"/>
             </w:tcBorders>
             <w:shd w:val="clear" w:color="auto" w:fill="4472C4"/>
-            <w:tcMar>
-              <w:top w:w="60" w:type="dxa"/>
-              <w:left w:w="90" w:type="dxa"/>
-              <w:bottom w:w="60" w:type="dxa"/>
-              <w:right w:w="90" w:type="dxa"/>
-            </w:tcMar>
           </w:tcPr>
           <w:p>
             <w:pPr>
@@ -24513,12 +21659,6 @@
               <w:right w:val="single" w:sz="6" w:space="0" w:color="1F3864"/>
             </w:tcBorders>
             <w:shd w:val="clear" w:color="auto" w:fill="4472C4"/>
-            <w:tcMar>
-              <w:top w:w="60" w:type="dxa"/>
-              <w:left w:w="90" w:type="dxa"/>
-              <w:bottom w:w="60" w:type="dxa"/>
-              <w:right w:w="90" w:type="dxa"/>
-            </w:tcMar>
           </w:tcPr>
           <w:p>
             <w:pPr>
@@ -24547,6 +21687,15 @@
         </w:tc>
       </w:tr>
     </w:tbl>
+    <w:p>
+      <w:pPr>
+        <w:spacing w:before="0" w:after="0" w:line="240" w:lineRule="auto"/>
+        <w:rPr>
+          <w:sz w:val="18"/>
+          <w:szCs w:val="18"/>
+        </w:rPr>
+      </w:pPr>
+    </w:p>
     <w:tbl>
       <w:tblPr>
         <w:tblW w:w="9405" w:type="dxa"/>
@@ -24561,8 +21710,10 @@
         </w:tblBorders>
         <w:tblLayout w:type="fixed"/>
         <w:tblCellMar>
-          <w:left w:w="10" w:type="dxa"/>
-          <w:right w:w="10" w:type="dxa"/>
+          <w:top w:w="40" w:type="dxa"/>
+          <w:left w:w="90" w:type="dxa"/>
+          <w:bottom w:w="40" w:type="dxa"/>
+          <w:right w:w="90" w:type="dxa"/>
         </w:tblCellMar>
         <w:tblLook w:val="0000" w:firstRow="0" w:lastRow="0" w:firstColumn="0" w:lastColumn="0" w:noHBand="0" w:noVBand="0"/>
       </w:tblPr>
@@ -24580,12 +21731,6 @@
               <w:right w:val="single" w:sz="6" w:space="0" w:color="1F3864"/>
             </w:tcBorders>
             <w:shd w:val="clear" w:color="auto" w:fill="4472C4"/>
-            <w:tcMar>
-              <w:top w:w="60" w:type="dxa"/>
-              <w:left w:w="90" w:type="dxa"/>
-              <w:bottom w:w="60" w:type="dxa"/>
-              <w:right w:w="90" w:type="dxa"/>
-            </w:tcMar>
           </w:tcPr>
           <w:p>
             <w:pPr>
@@ -24623,12 +21768,6 @@
               <w:right w:val="single" w:sz="6" w:space="0" w:color="1F3864"/>
             </w:tcBorders>
             <w:shd w:val="clear" w:color="auto" w:fill="D9E2F3"/>
-            <w:tcMar>
-              <w:top w:w="60" w:type="dxa"/>
-              <w:left w:w="90" w:type="dxa"/>
-              <w:bottom w:w="60" w:type="dxa"/>
-              <w:right w:w="90" w:type="dxa"/>
-            </w:tcMar>
           </w:tcPr>
           <w:p>
             <w:pPr>
@@ -25333,12 +22472,6 @@
               <w:right w:val="single" w:sz="6" w:space="0" w:color="1F3864"/>
             </w:tcBorders>
             <w:shd w:val="clear" w:color="auto" w:fill="4472C4"/>
-            <w:tcMar>
-              <w:top w:w="60" w:type="dxa"/>
-              <w:left w:w="90" w:type="dxa"/>
-              <w:bottom w:w="60" w:type="dxa"/>
-              <w:right w:w="90" w:type="dxa"/>
-            </w:tcMar>
           </w:tcPr>
           <w:p>
             <w:pPr>
@@ -25376,12 +22509,6 @@
               <w:right w:val="single" w:sz="6" w:space="0" w:color="1F3864"/>
             </w:tcBorders>
             <w:shd w:val="clear" w:color="auto" w:fill="D9E2F3"/>
-            <w:tcMar>
-              <w:top w:w="60" w:type="dxa"/>
-              <w:left w:w="90" w:type="dxa"/>
-              <w:bottom w:w="60" w:type="dxa"/>
-              <w:right w:w="90" w:type="dxa"/>
-            </w:tcMar>
           </w:tcPr>
           <w:p>
             <w:pPr>
